--- a/Others/NLP - BSAI - Fifth Semester - Project List - Instructor Sir Javed.docx
+++ b/Others/NLP - BSAI - Fifth Semester - Project List - Instructor Sir Javed.docx
@@ -2,45 +2,11 @@
 <file path=word/document.xml><?xml version="1.0" encoding="utf-8"?>
 <w:document xmlns:wpc="http://schemas.microsoft.com/office/word/2010/wordprocessingCanvas" xmlns:cx="http://schemas.microsoft.com/office/drawing/2014/chartex" xmlns:cx1="http://schemas.microsoft.com/office/drawing/2015/9/8/chartex" xmlns:cx2="http://schemas.microsoft.com/office/drawing/2015/10/21/chartex" xmlns:cx3="http://schemas.microsoft.com/office/drawing/2016/5/9/chartex" xmlns:cx4="http://schemas.microsoft.com/office/drawing/2016/5/10/chartex" xmlns:cx5="http://schemas.microsoft.com/office/drawing/2016/5/11/chartex" xmlns:cx6="http://schemas.microsoft.com/office/drawing/2016/5/12/chartex" xmlns:cx7="http://schemas.microsoft.com/office/drawing/2016/5/13/chartex" xmlns:cx8="http://schemas.microsoft.com/office/drawing/2016/5/14/chartex" xmlns:mc="http://schemas.openxmlformats.org/markup-compatibility/2006" xmlns:aink="http://schemas.microsoft.com/office/drawing/2016/ink" xmlns:am3d="http://schemas.microsoft.com/office/drawing/2017/model3d" xmlns:o="urn:schemas-microsoft-com:office:office" xmlns:oel="http://schemas.microsoft.com/office/2019/extlst" xmlns:r="http://schemas.openxmlformats.org/officeDocument/2006/relationships" xmlns:m="http://schemas.openxmlformats.org/officeDocument/2006/math" xmlns:v="urn:schemas-microsoft-com:vml" xmlns:wp14="http://schemas.microsoft.com/office/word/2010/wordprocessingDrawing" xmlns:wp="http://schemas.openxmlformats.org/drawingml/2006/wordprocessingDrawing" xmlns:w10="urn:schemas-microsoft-com:office:word" xmlns:w="http://schemas.openxmlformats.org/wordprocessingml/2006/main" xmlns:w14="http://schemas.microsoft.com/office/word/2010/wordml" xmlns:w15="http://schemas.microsoft.com/office/word/2012/wordml" xmlns:w16cex="http://schemas.microsoft.com/office/word/2018/wordml/cex" xmlns:w16cid="http://schemas.microsoft.com/office/word/2016/wordml/cid" xmlns:w16="http://schemas.microsoft.com/office/word/2018/wordml" xmlns:w16du="http://schemas.microsoft.com/office/word/2023/wordml/word16du" xmlns:w16sdtdh="http://schemas.microsoft.com/office/word/2020/wordml/sdtdatahash" xmlns:w16sdtfl="http://schemas.microsoft.com/office/word/2024/wordml/sdtformatlock" xmlns:w16se="http://schemas.microsoft.com/office/word/2015/wordml/symex" xmlns:wpg="http://schemas.microsoft.com/office/word/2010/wordprocessingGroup" xmlns:wpi="http://schemas.microsoft.com/office/word/2010/wordprocessingInk" xmlns:wne="http://schemas.microsoft.com/office/word/2006/wordml" xmlns:wps="http://schemas.microsoft.com/office/word/2010/wordprocessingShape" mc:Ignorable="w14 w15 w16se w16cid w16 w16cex w16sdtdh w16sdtfl w16du wp14">
   <w:body>
-    <w:p>
-      <w:pPr>
-        <w:tabs>
-          <w:tab w:val="left" w:pos="7490"/>
-        </w:tabs>
-        <w:rPr>
-          <w:rFonts w:ascii="Tw Cen MT" w:hAnsi="Tw Cen MT" w:cstheme="majorBidi"/>
-          <w:b/>
-          <w:bCs/>
-          <w:sz w:val="32"/>
-          <w:szCs w:val="32"/>
-        </w:rPr>
-      </w:pPr>
-      <w:r>
-        <w:rPr>
-          <w:rFonts w:ascii="Tw Cen MT" w:hAnsi="Tw Cen MT" w:cstheme="majorBidi"/>
-          <w:b/>
-          <w:bCs/>
-          <w:sz w:val="32"/>
-          <w:szCs w:val="32"/>
-        </w:rPr>
-        <w:t>Project and Presentations</w:t>
-      </w:r>
-      <w:r>
-        <w:rPr>
-          <w:rFonts w:ascii="Tw Cen MT" w:hAnsi="Tw Cen MT" w:cstheme="majorBidi"/>
-          <w:b/>
-          <w:bCs/>
-          <w:sz w:val="32"/>
-          <w:szCs w:val="32"/>
-        </w:rPr>
-        <w:t xml:space="preserve"> Final List</w:t>
-      </w:r>
-    </w:p>
     <w:tbl>
       <w:tblPr>
         <w:tblStyle w:val="TableGrid"/>
-        <w:tblpPr w:leftFromText="180" w:rightFromText="180" w:vertAnchor="page" w:horzAnchor="margin" w:tblpY="2135"/>
-        <w:tblW w:w="8936" w:type="dxa"/>
+        <w:tblpPr w:leftFromText="180" w:rightFromText="180" w:vertAnchor="page" w:horzAnchor="margin" w:tblpY="1600"/>
+        <w:tblW w:w="10303" w:type="dxa"/>
         <w:tblBorders>
           <w:top w:val="double" w:sz="12" w:space="0" w:color="auto"/>
           <w:left w:val="double" w:sz="12" w:space="0" w:color="auto"/>
@@ -49,17 +15,21 @@
           <w:insideH w:val="double" w:sz="12" w:space="0" w:color="auto"/>
           <w:insideV w:val="double" w:sz="12" w:space="0" w:color="auto"/>
         </w:tblBorders>
+        <w:tblLayout w:type="fixed"/>
         <w:tblLook w:val="04A0" w:firstRow="1" w:lastRow="0" w:firstColumn="1" w:lastColumn="0" w:noHBand="0" w:noVBand="1"/>
       </w:tblPr>
       <w:tblGrid>
-        <w:gridCol w:w="1113"/>
-        <w:gridCol w:w="5505"/>
-        <w:gridCol w:w="2318"/>
+        <w:gridCol w:w="1373"/>
+        <w:gridCol w:w="6237"/>
+        <w:gridCol w:w="2693"/>
       </w:tblGrid>
       <w:tr>
+        <w:trPr>
+          <w:trHeight w:val="20"/>
+        </w:trPr>
         <w:tc>
           <w:tcPr>
-            <w:tcW w:w="1113" w:type="dxa"/>
+            <w:tcW w:w="1373" w:type="dxa"/>
             <w:vAlign w:val="center"/>
           </w:tcPr>
           <w:p>
@@ -67,11 +37,15 @@
               <w:jc w:val="center"/>
               <w:rPr>
                 <w:rFonts w:ascii="Arial Black" w:hAnsi="Arial Black"/>
+                <w:sz w:val="18"/>
+                <w:szCs w:val="18"/>
               </w:rPr>
             </w:pPr>
             <w:r>
               <w:rPr>
                 <w:rFonts w:ascii="Arial Black" w:hAnsi="Arial Black"/>
+                <w:sz w:val="18"/>
+                <w:szCs w:val="18"/>
               </w:rPr>
               <w:t>Index</w:t>
             </w:r>
@@ -79,7 +53,7 @@
         </w:tc>
         <w:tc>
           <w:tcPr>
-            <w:tcW w:w="5505" w:type="dxa"/>
+            <w:tcW w:w="6237" w:type="dxa"/>
             <w:vAlign w:val="center"/>
           </w:tcPr>
           <w:p>
@@ -87,11 +61,15 @@
               <w:jc w:val="center"/>
               <w:rPr>
                 <w:rFonts w:ascii="Arial Black" w:hAnsi="Arial Black"/>
+                <w:sz w:val="18"/>
+                <w:szCs w:val="18"/>
               </w:rPr>
             </w:pPr>
             <w:r>
               <w:rPr>
                 <w:rFonts w:ascii="Arial Black" w:hAnsi="Arial Black"/>
+                <w:sz w:val="18"/>
+                <w:szCs w:val="18"/>
               </w:rPr>
               <w:t>Group</w:t>
             </w:r>
@@ -99,18 +77,22 @@
         </w:tc>
         <w:tc>
           <w:tcPr>
-            <w:tcW w:w="2318" w:type="dxa"/>
+            <w:tcW w:w="2693" w:type="dxa"/>
           </w:tcPr>
           <w:p>
             <w:pPr>
               <w:jc w:val="center"/>
               <w:rPr>
                 <w:rFonts w:ascii="Arial Black" w:hAnsi="Arial Black"/>
+                <w:sz w:val="18"/>
+                <w:szCs w:val="18"/>
               </w:rPr>
             </w:pPr>
             <w:r>
               <w:rPr>
                 <w:rFonts w:ascii="Arial Black" w:hAnsi="Arial Black"/>
+                <w:sz w:val="18"/>
+                <w:szCs w:val="18"/>
               </w:rPr>
               <w:t>Topic</w:t>
             </w:r>
@@ -119,11 +101,11 @@
       </w:tr>
       <w:tr>
         <w:trPr>
-          <w:trHeight w:val="624"/>
+          <w:trHeight w:val="20"/>
         </w:trPr>
         <w:tc>
           <w:tcPr>
-            <w:tcW w:w="1113" w:type="dxa"/>
+            <w:tcW w:w="1373" w:type="dxa"/>
             <w:vAlign w:val="center"/>
           </w:tcPr>
           <w:p>
@@ -161,46 +143,54 @@
         </w:tc>
         <w:tc>
           <w:tcPr>
-            <w:tcW w:w="5505" w:type="dxa"/>
+            <w:tcW w:w="6237" w:type="dxa"/>
             <w:vAlign w:val="center"/>
           </w:tcPr>
           <w:tbl>
             <w:tblPr>
               <w:tblStyle w:val="TableGrid"/>
-              <w:tblW w:w="0" w:type="auto"/>
+              <w:tblW w:w="6123" w:type="dxa"/>
               <w:tblBorders>
                 <w:top w:val="none" w:sz="0" w:space="0" w:color="auto"/>
                 <w:left w:val="none" w:sz="0" w:space="0" w:color="auto"/>
                 <w:bottom w:val="none" w:sz="0" w:space="0" w:color="auto"/>
                 <w:right w:val="none" w:sz="0" w:space="0" w:color="auto"/>
               </w:tblBorders>
+              <w:tblLayout w:type="fixed"/>
               <w:tblLook w:val="04A0" w:firstRow="1" w:lastRow="0" w:firstColumn="1" w:lastColumn="0" w:noHBand="0" w:noVBand="1"/>
             </w:tblPr>
             <w:tblGrid>
-              <w:gridCol w:w="1695"/>
-              <w:gridCol w:w="2496"/>
-              <w:gridCol w:w="1098"/>
+              <w:gridCol w:w="2041"/>
+              <w:gridCol w:w="2041"/>
+              <w:gridCol w:w="2041"/>
             </w:tblGrid>
             <w:tr>
-              <w:tc>
-                <w:tcPr>
-                  <w:tcW w:w="1695" w:type="dxa"/>
-                </w:tcPr>
-                <w:p>
-                  <w:pPr>
-                    <w:framePr w:hSpace="180" w:wrap="around" w:vAnchor="page" w:hAnchor="margin" w:y="2135"/>
-                    <w:jc w:val="center"/>
-                    <w:rPr>
-                      <w:rFonts w:ascii="Century Gothic" w:hAnsi="Century Gothic"/>
-                      <w:b/>
-                      <w:bCs/>
-                    </w:rPr>
-                  </w:pPr>
-                  <w:r>
-                    <w:rPr>
-                      <w:rFonts w:ascii="Century Gothic" w:hAnsi="Century Gothic"/>
-                      <w:b/>
-                      <w:bCs/>
+              <w:trPr>
+                <w:trHeight w:val="240"/>
+              </w:trPr>
+              <w:tc>
+                <w:tcPr>
+                  <w:tcW w:w="2041" w:type="dxa"/>
+                </w:tcPr>
+                <w:p>
+                  <w:pPr>
+                    <w:framePr w:hSpace="180" w:wrap="around" w:vAnchor="page" w:hAnchor="margin" w:y="1600"/>
+                    <w:jc w:val="center"/>
+                    <w:rPr>
+                      <w:rFonts w:ascii="Century Gothic" w:hAnsi="Century Gothic"/>
+                      <w:b/>
+                      <w:bCs/>
+                      <w:sz w:val="18"/>
+                      <w:szCs w:val="18"/>
+                    </w:rPr>
+                  </w:pPr>
+                  <w:r>
+                    <w:rPr>
+                      <w:rFonts w:ascii="Century Gothic" w:hAnsi="Century Gothic"/>
+                      <w:b/>
+                      <w:bCs/>
+                      <w:sz w:val="18"/>
+                      <w:szCs w:val="18"/>
                     </w:rPr>
                     <w:t>Reg No.</w:t>
                   </w:r>
@@ -208,23 +198,27 @@
               </w:tc>
               <w:tc>
                 <w:tcPr>
-                  <w:tcW w:w="2496" w:type="dxa"/>
-                </w:tcPr>
-                <w:p>
-                  <w:pPr>
-                    <w:framePr w:hSpace="180" w:wrap="around" w:vAnchor="page" w:hAnchor="margin" w:y="2135"/>
-                    <w:jc w:val="center"/>
-                    <w:rPr>
-                      <w:rFonts w:ascii="Century Gothic" w:hAnsi="Century Gothic"/>
-                      <w:b/>
-                      <w:bCs/>
-                    </w:rPr>
-                  </w:pPr>
-                  <w:r>
-                    <w:rPr>
-                      <w:rFonts w:ascii="Century Gothic" w:hAnsi="Century Gothic"/>
-                      <w:b/>
-                      <w:bCs/>
+                  <w:tcW w:w="2041" w:type="dxa"/>
+                </w:tcPr>
+                <w:p>
+                  <w:pPr>
+                    <w:framePr w:hSpace="180" w:wrap="around" w:vAnchor="page" w:hAnchor="margin" w:y="1600"/>
+                    <w:jc w:val="center"/>
+                    <w:rPr>
+                      <w:rFonts w:ascii="Century Gothic" w:hAnsi="Century Gothic"/>
+                      <w:b/>
+                      <w:bCs/>
+                      <w:sz w:val="18"/>
+                      <w:szCs w:val="18"/>
+                    </w:rPr>
+                  </w:pPr>
+                  <w:r>
+                    <w:rPr>
+                      <w:rFonts w:ascii="Century Gothic" w:hAnsi="Century Gothic"/>
+                      <w:b/>
+                      <w:bCs/>
+                      <w:sz w:val="18"/>
+                      <w:szCs w:val="18"/>
                     </w:rPr>
                     <w:t>Name</w:t>
                   </w:r>
@@ -232,23 +226,27 @@
               </w:tc>
               <w:tc>
                 <w:tcPr>
-                  <w:tcW w:w="1098" w:type="dxa"/>
-                </w:tcPr>
-                <w:p>
-                  <w:pPr>
-                    <w:framePr w:hSpace="180" w:wrap="around" w:vAnchor="page" w:hAnchor="margin" w:y="2135"/>
-                    <w:jc w:val="center"/>
-                    <w:rPr>
-                      <w:rFonts w:ascii="Century Gothic" w:hAnsi="Century Gothic"/>
-                      <w:b/>
-                      <w:bCs/>
-                    </w:rPr>
-                  </w:pPr>
-                  <w:r>
-                    <w:rPr>
-                      <w:rFonts w:ascii="Century Gothic" w:hAnsi="Century Gothic"/>
-                      <w:b/>
-                      <w:bCs/>
+                  <w:tcW w:w="2041" w:type="dxa"/>
+                </w:tcPr>
+                <w:p>
+                  <w:pPr>
+                    <w:framePr w:hSpace="180" w:wrap="around" w:vAnchor="page" w:hAnchor="margin" w:y="1600"/>
+                    <w:jc w:val="center"/>
+                    <w:rPr>
+                      <w:rFonts w:ascii="Century Gothic" w:hAnsi="Century Gothic"/>
+                      <w:b/>
+                      <w:bCs/>
+                      <w:sz w:val="18"/>
+                      <w:szCs w:val="18"/>
+                    </w:rPr>
+                  </w:pPr>
+                  <w:r>
+                    <w:rPr>
+                      <w:rFonts w:ascii="Century Gothic" w:hAnsi="Century Gothic"/>
+                      <w:b/>
+                      <w:bCs/>
+                      <w:sz w:val="18"/>
+                      <w:szCs w:val="18"/>
                     </w:rPr>
                     <w:t>Marks</w:t>
                   </w:r>
@@ -256,14 +254,17 @@
               </w:tc>
             </w:tr>
             <w:tr>
-              <w:tc>
-                <w:tcPr>
-                  <w:tcW w:w="1695" w:type="dxa"/>
-                  <w:vAlign w:val="center"/>
-                </w:tcPr>
-                <w:p>
-                  <w:pPr>
-                    <w:framePr w:hSpace="180" w:wrap="around" w:vAnchor="page" w:hAnchor="margin" w:y="2135"/>
+              <w:trPr>
+                <w:trHeight w:val="240"/>
+              </w:trPr>
+              <w:tc>
+                <w:tcPr>
+                  <w:tcW w:w="2041" w:type="dxa"/>
+                  <w:vAlign w:val="center"/>
+                </w:tcPr>
+                <w:p>
+                  <w:pPr>
+                    <w:framePr w:hSpace="180" w:wrap="around" w:vAnchor="page" w:hAnchor="margin" w:y="1600"/>
                     <w:jc w:val="center"/>
                     <w:rPr>
                       <w:rFonts w:ascii="Tw Cen MT" w:hAnsi="Tw Cen MT" w:cstheme="minorHAnsi"/>
@@ -283,35 +284,45 @@
               </w:tc>
               <w:tc>
                 <w:tcPr>
-                  <w:tcW w:w="2496" w:type="dxa"/>
-                  <w:vAlign w:val="center"/>
-                </w:tcPr>
-                <w:p>
-                  <w:pPr>
-                    <w:framePr w:hSpace="180" w:wrap="around" w:vAnchor="page" w:hAnchor="margin" w:y="2135"/>
-                    <w:rPr>
-                      <w:rFonts w:ascii="Tw Cen MT" w:hAnsi="Tw Cen MT" w:cstheme="minorHAnsi"/>
-                      <w:sz w:val="20"/>
-                      <w:szCs w:val="20"/>
-                    </w:rPr>
-                  </w:pPr>
-                  <w:r>
-                    <w:rPr>
-                      <w:rFonts w:ascii="Tw Cen MT" w:hAnsi="Tw Cen MT" w:cstheme="minorHAnsi"/>
-                      <w:sz w:val="20"/>
-                      <w:szCs w:val="20"/>
-                    </w:rPr>
-                    <w:t>Wishaq Akbar</w:t>
-                  </w:r>
-                </w:p>
-              </w:tc>
-              <w:tc>
-                <w:tcPr>
-                  <w:tcW w:w="1098" w:type="dxa"/>
-                </w:tcPr>
-                <w:p>
-                  <w:pPr>
-                    <w:framePr w:hSpace="180" w:wrap="around" w:vAnchor="page" w:hAnchor="margin" w:y="2135"/>
+                  <w:tcW w:w="2041" w:type="dxa"/>
+                  <w:vAlign w:val="center"/>
+                </w:tcPr>
+                <w:p>
+                  <w:pPr>
+                    <w:framePr w:hSpace="180" w:wrap="around" w:vAnchor="page" w:hAnchor="margin" w:y="1600"/>
+                    <w:rPr>
+                      <w:rFonts w:ascii="Tw Cen MT" w:hAnsi="Tw Cen MT" w:cstheme="minorHAnsi"/>
+                      <w:sz w:val="20"/>
+                      <w:szCs w:val="20"/>
+                    </w:rPr>
+                  </w:pPr>
+                  <w:proofErr w:type="spellStart"/>
+                  <w:r>
+                    <w:rPr>
+                      <w:rFonts w:ascii="Tw Cen MT" w:hAnsi="Tw Cen MT" w:cstheme="minorHAnsi"/>
+                      <w:sz w:val="20"/>
+                      <w:szCs w:val="20"/>
+                    </w:rPr>
+                    <w:t>Wishaq</w:t>
+                  </w:r>
+                  <w:proofErr w:type="spellEnd"/>
+                  <w:r>
+                    <w:rPr>
+                      <w:rFonts w:ascii="Tw Cen MT" w:hAnsi="Tw Cen MT" w:cstheme="minorHAnsi"/>
+                      <w:sz w:val="20"/>
+                      <w:szCs w:val="20"/>
+                    </w:rPr>
+                    <w:t xml:space="preserve"> Akbar</w:t>
+                  </w:r>
+                </w:p>
+              </w:tc>
+              <w:tc>
+                <w:tcPr>
+                  <w:tcW w:w="2041" w:type="dxa"/>
+                </w:tcPr>
+                <w:p>
+                  <w:pPr>
+                    <w:framePr w:hSpace="180" w:wrap="around" w:vAnchor="page" w:hAnchor="margin" w:y="1600"/>
                     <w:jc w:val="center"/>
                     <w:rPr>
                       <w:rFonts w:ascii="Tw Cen MT" w:hAnsi="Tw Cen MT"/>
@@ -334,7 +345,7 @@
         </w:tc>
         <w:tc>
           <w:tcPr>
-            <w:tcW w:w="2318" w:type="dxa"/>
+            <w:tcW w:w="2693" w:type="dxa"/>
             <w:vAlign w:val="center"/>
           </w:tcPr>
           <w:p>
@@ -344,26 +355,42 @@
                 <w:rFonts w:ascii="Tw Cen MT" w:hAnsi="Tw Cen MT"/>
                 <w:b/>
                 <w:bCs/>
+                <w:i/>
+                <w:iCs/>
               </w:rPr>
             </w:pPr>
+            <w:proofErr w:type="spellStart"/>
             <w:r>
               <w:rPr>
                 <w:rFonts w:ascii="Tw Cen MT" w:hAnsi="Tw Cen MT"/>
                 <w:b/>
                 <w:bCs/>
-              </w:rPr>
-              <w:t>QuickUps News Apps</w:t>
+                <w:i/>
+                <w:iCs/>
+              </w:rPr>
+              <w:t>QuickUps</w:t>
+            </w:r>
+            <w:proofErr w:type="spellEnd"/>
+            <w:r>
+              <w:rPr>
+                <w:rFonts w:ascii="Tw Cen MT" w:hAnsi="Tw Cen MT"/>
+                <w:b/>
+                <w:bCs/>
+                <w:i/>
+                <w:iCs/>
+              </w:rPr>
+              <w:t xml:space="preserve"> News Apps</w:t>
             </w:r>
           </w:p>
         </w:tc>
       </w:tr>
       <w:tr>
         <w:trPr>
-          <w:trHeight w:val="624"/>
+          <w:trHeight w:val="20"/>
         </w:trPr>
         <w:tc>
           <w:tcPr>
-            <w:tcW w:w="1113" w:type="dxa"/>
+            <w:tcW w:w="1373" w:type="dxa"/>
             <w:vAlign w:val="center"/>
           </w:tcPr>
           <w:p>
@@ -401,46 +428,51 @@
         </w:tc>
         <w:tc>
           <w:tcPr>
-            <w:tcW w:w="5505" w:type="dxa"/>
+            <w:tcW w:w="6237" w:type="dxa"/>
             <w:vAlign w:val="center"/>
           </w:tcPr>
           <w:tbl>
             <w:tblPr>
               <w:tblStyle w:val="TableGrid"/>
-              <w:tblW w:w="0" w:type="auto"/>
+              <w:tblW w:w="6123" w:type="dxa"/>
               <w:tblBorders>
                 <w:top w:val="none" w:sz="0" w:space="0" w:color="auto"/>
                 <w:left w:val="none" w:sz="0" w:space="0" w:color="auto"/>
                 <w:bottom w:val="none" w:sz="0" w:space="0" w:color="auto"/>
                 <w:right w:val="none" w:sz="0" w:space="0" w:color="auto"/>
               </w:tblBorders>
+              <w:tblLayout w:type="fixed"/>
               <w:tblLook w:val="04A0" w:firstRow="1" w:lastRow="0" w:firstColumn="1" w:lastColumn="0" w:noHBand="0" w:noVBand="1"/>
             </w:tblPr>
             <w:tblGrid>
-              <w:gridCol w:w="1695"/>
-              <w:gridCol w:w="2496"/>
-              <w:gridCol w:w="1098"/>
+              <w:gridCol w:w="2041"/>
+              <w:gridCol w:w="2041"/>
+              <w:gridCol w:w="2041"/>
             </w:tblGrid>
             <w:tr>
               <w:tc>
                 <w:tcPr>
-                  <w:tcW w:w="1857" w:type="dxa"/>
-                </w:tcPr>
-                <w:p>
-                  <w:pPr>
-                    <w:framePr w:hSpace="180" w:wrap="around" w:vAnchor="page" w:hAnchor="margin" w:y="2135"/>
-                    <w:jc w:val="center"/>
-                    <w:rPr>
-                      <w:rFonts w:ascii="Century Gothic" w:hAnsi="Century Gothic"/>
-                      <w:b/>
-                      <w:bCs/>
-                    </w:rPr>
-                  </w:pPr>
-                  <w:r>
-                    <w:rPr>
-                      <w:rFonts w:ascii="Century Gothic" w:hAnsi="Century Gothic"/>
-                      <w:b/>
-                      <w:bCs/>
+                  <w:tcW w:w="2041" w:type="dxa"/>
+                </w:tcPr>
+                <w:p>
+                  <w:pPr>
+                    <w:framePr w:hSpace="180" w:wrap="around" w:vAnchor="page" w:hAnchor="margin" w:y="1600"/>
+                    <w:jc w:val="center"/>
+                    <w:rPr>
+                      <w:rFonts w:ascii="Century Gothic" w:hAnsi="Century Gothic"/>
+                      <w:b/>
+                      <w:bCs/>
+                      <w:sz w:val="18"/>
+                      <w:szCs w:val="18"/>
+                    </w:rPr>
+                  </w:pPr>
+                  <w:r>
+                    <w:rPr>
+                      <w:rFonts w:ascii="Century Gothic" w:hAnsi="Century Gothic"/>
+                      <w:b/>
+                      <w:bCs/>
+                      <w:sz w:val="18"/>
+                      <w:szCs w:val="18"/>
                     </w:rPr>
                     <w:t>Reg No.</w:t>
                   </w:r>
@@ -448,23 +480,27 @@
               </w:tc>
               <w:tc>
                 <w:tcPr>
-                  <w:tcW w:w="2767" w:type="dxa"/>
-                </w:tcPr>
-                <w:p>
-                  <w:pPr>
-                    <w:framePr w:hSpace="180" w:wrap="around" w:vAnchor="page" w:hAnchor="margin" w:y="2135"/>
-                    <w:jc w:val="center"/>
-                    <w:rPr>
-                      <w:rFonts w:ascii="Century Gothic" w:hAnsi="Century Gothic"/>
-                      <w:b/>
-                      <w:bCs/>
-                    </w:rPr>
-                  </w:pPr>
-                  <w:r>
-                    <w:rPr>
-                      <w:rFonts w:ascii="Century Gothic" w:hAnsi="Century Gothic"/>
-                      <w:b/>
-                      <w:bCs/>
+                  <w:tcW w:w="2041" w:type="dxa"/>
+                </w:tcPr>
+                <w:p>
+                  <w:pPr>
+                    <w:framePr w:hSpace="180" w:wrap="around" w:vAnchor="page" w:hAnchor="margin" w:y="1600"/>
+                    <w:jc w:val="center"/>
+                    <w:rPr>
+                      <w:rFonts w:ascii="Century Gothic" w:hAnsi="Century Gothic"/>
+                      <w:b/>
+                      <w:bCs/>
+                      <w:sz w:val="18"/>
+                      <w:szCs w:val="18"/>
+                    </w:rPr>
+                  </w:pPr>
+                  <w:r>
+                    <w:rPr>
+                      <w:rFonts w:ascii="Century Gothic" w:hAnsi="Century Gothic"/>
+                      <w:b/>
+                      <w:bCs/>
+                      <w:sz w:val="18"/>
+                      <w:szCs w:val="18"/>
                     </w:rPr>
                     <w:t>Name</w:t>
                   </w:r>
@@ -472,23 +508,27 @@
               </w:tc>
               <w:tc>
                 <w:tcPr>
-                  <w:tcW w:w="1139" w:type="dxa"/>
-                </w:tcPr>
-                <w:p>
-                  <w:pPr>
-                    <w:framePr w:hSpace="180" w:wrap="around" w:vAnchor="page" w:hAnchor="margin" w:y="2135"/>
-                    <w:jc w:val="center"/>
-                    <w:rPr>
-                      <w:rFonts w:ascii="Century Gothic" w:hAnsi="Century Gothic"/>
-                      <w:b/>
-                      <w:bCs/>
-                    </w:rPr>
-                  </w:pPr>
-                  <w:r>
-                    <w:rPr>
-                      <w:rFonts w:ascii="Century Gothic" w:hAnsi="Century Gothic"/>
-                      <w:b/>
-                      <w:bCs/>
+                  <w:tcW w:w="2041" w:type="dxa"/>
+                </w:tcPr>
+                <w:p>
+                  <w:pPr>
+                    <w:framePr w:hSpace="180" w:wrap="around" w:vAnchor="page" w:hAnchor="margin" w:y="1600"/>
+                    <w:jc w:val="center"/>
+                    <w:rPr>
+                      <w:rFonts w:ascii="Century Gothic" w:hAnsi="Century Gothic"/>
+                      <w:b/>
+                      <w:bCs/>
+                      <w:sz w:val="18"/>
+                      <w:szCs w:val="18"/>
+                    </w:rPr>
+                  </w:pPr>
+                  <w:r>
+                    <w:rPr>
+                      <w:rFonts w:ascii="Century Gothic" w:hAnsi="Century Gothic"/>
+                      <w:b/>
+                      <w:bCs/>
+                      <w:sz w:val="18"/>
+                      <w:szCs w:val="18"/>
                     </w:rPr>
                     <w:t>Marks</w:t>
                   </w:r>
@@ -498,12 +538,12 @@
             <w:tr>
               <w:tc>
                 <w:tcPr>
-                  <w:tcW w:w="1857" w:type="dxa"/>
-                  <w:vAlign w:val="center"/>
-                </w:tcPr>
-                <w:p>
-                  <w:pPr>
-                    <w:framePr w:hSpace="180" w:wrap="around" w:vAnchor="page" w:hAnchor="margin" w:y="2135"/>
+                  <w:tcW w:w="2041" w:type="dxa"/>
+                  <w:vAlign w:val="center"/>
+                </w:tcPr>
+                <w:p>
+                  <w:pPr>
+                    <w:framePr w:hSpace="180" w:wrap="around" w:vAnchor="page" w:hAnchor="margin" w:y="1600"/>
                     <w:jc w:val="center"/>
                     <w:rPr>
                       <w:rFonts w:ascii="Tw Cen MT" w:hAnsi="Tw Cen MT" w:cstheme="minorHAnsi"/>
@@ -523,12 +563,12 @@
               </w:tc>
               <w:tc>
                 <w:tcPr>
-                  <w:tcW w:w="2767" w:type="dxa"/>
-                  <w:vAlign w:val="center"/>
-                </w:tcPr>
-                <w:p>
-                  <w:pPr>
-                    <w:framePr w:hSpace="180" w:wrap="around" w:vAnchor="page" w:hAnchor="margin" w:y="2135"/>
+                  <w:tcW w:w="2041" w:type="dxa"/>
+                  <w:vAlign w:val="center"/>
+                </w:tcPr>
+                <w:p>
+                  <w:pPr>
+                    <w:framePr w:hSpace="180" w:wrap="around" w:vAnchor="page" w:hAnchor="margin" w:y="1600"/>
                     <w:rPr>
                       <w:rFonts w:ascii="Tw Cen MT" w:hAnsi="Tw Cen MT" w:cstheme="minorHAnsi"/>
                       <w:sz w:val="20"/>
@@ -547,11 +587,11 @@
               </w:tc>
               <w:tc>
                 <w:tcPr>
-                  <w:tcW w:w="1139" w:type="dxa"/>
-                </w:tcPr>
-                <w:p>
-                  <w:pPr>
-                    <w:framePr w:hSpace="180" w:wrap="around" w:vAnchor="page" w:hAnchor="margin" w:y="2135"/>
+                  <w:tcW w:w="2041" w:type="dxa"/>
+                </w:tcPr>
+                <w:p>
+                  <w:pPr>
+                    <w:framePr w:hSpace="180" w:wrap="around" w:vAnchor="page" w:hAnchor="margin" w:y="1600"/>
                     <w:jc w:val="center"/>
                     <w:rPr>
                       <w:rFonts w:ascii="Tw Cen MT" w:hAnsi="Tw Cen MT"/>
@@ -563,12 +603,12 @@
             <w:tr>
               <w:tc>
                 <w:tcPr>
-                  <w:tcW w:w="1857" w:type="dxa"/>
-                  <w:vAlign w:val="center"/>
-                </w:tcPr>
-                <w:p>
-                  <w:pPr>
-                    <w:framePr w:hSpace="180" w:wrap="around" w:vAnchor="page" w:hAnchor="margin" w:y="2135"/>
+                  <w:tcW w:w="2041" w:type="dxa"/>
+                  <w:vAlign w:val="center"/>
+                </w:tcPr>
+                <w:p>
+                  <w:pPr>
+                    <w:framePr w:hSpace="180" w:wrap="around" w:vAnchor="page" w:hAnchor="margin" w:y="1600"/>
                     <w:jc w:val="center"/>
                     <w:rPr>
                       <w:rFonts w:ascii="Tw Cen MT" w:hAnsi="Tw Cen MT" w:cstheme="minorHAnsi"/>
@@ -588,12 +628,12 @@
               </w:tc>
               <w:tc>
                 <w:tcPr>
-                  <w:tcW w:w="2767" w:type="dxa"/>
-                  <w:vAlign w:val="center"/>
-                </w:tcPr>
-                <w:p>
-                  <w:pPr>
-                    <w:framePr w:hSpace="180" w:wrap="around" w:vAnchor="page" w:hAnchor="margin" w:y="2135"/>
+                  <w:tcW w:w="2041" w:type="dxa"/>
+                  <w:vAlign w:val="center"/>
+                </w:tcPr>
+                <w:p>
+                  <w:pPr>
+                    <w:framePr w:hSpace="180" w:wrap="around" w:vAnchor="page" w:hAnchor="margin" w:y="1600"/>
                     <w:rPr>
                       <w:rFonts w:ascii="Tw Cen MT" w:hAnsi="Tw Cen MT" w:cstheme="minorHAnsi"/>
                       <w:sz w:val="20"/>
@@ -612,11 +652,11 @@
               </w:tc>
               <w:tc>
                 <w:tcPr>
-                  <w:tcW w:w="1139" w:type="dxa"/>
-                </w:tcPr>
-                <w:p>
-                  <w:pPr>
-                    <w:framePr w:hSpace="180" w:wrap="around" w:vAnchor="page" w:hAnchor="margin" w:y="2135"/>
+                  <w:tcW w:w="2041" w:type="dxa"/>
+                </w:tcPr>
+                <w:p>
+                  <w:pPr>
+                    <w:framePr w:hSpace="180" w:wrap="around" w:vAnchor="page" w:hAnchor="margin" w:y="1600"/>
                     <w:jc w:val="center"/>
                     <w:rPr>
                       <w:rFonts w:ascii="Tw Cen MT" w:hAnsi="Tw Cen MT"/>
@@ -628,12 +668,12 @@
             <w:tr>
               <w:tc>
                 <w:tcPr>
-                  <w:tcW w:w="1857" w:type="dxa"/>
-                  <w:vAlign w:val="center"/>
-                </w:tcPr>
-                <w:p>
-                  <w:pPr>
-                    <w:framePr w:hSpace="180" w:wrap="around" w:vAnchor="page" w:hAnchor="margin" w:y="2135"/>
+                  <w:tcW w:w="2041" w:type="dxa"/>
+                  <w:vAlign w:val="center"/>
+                </w:tcPr>
+                <w:p>
+                  <w:pPr>
+                    <w:framePr w:hSpace="180" w:wrap="around" w:vAnchor="page" w:hAnchor="margin" w:y="1600"/>
                     <w:jc w:val="center"/>
                     <w:rPr>
                       <w:rFonts w:ascii="Tw Cen MT" w:hAnsi="Tw Cen MT" w:cstheme="minorHAnsi"/>
@@ -653,12 +693,12 @@
               </w:tc>
               <w:tc>
                 <w:tcPr>
-                  <w:tcW w:w="2767" w:type="dxa"/>
-                  <w:vAlign w:val="center"/>
-                </w:tcPr>
-                <w:p>
-                  <w:pPr>
-                    <w:framePr w:hSpace="180" w:wrap="around" w:vAnchor="page" w:hAnchor="margin" w:y="2135"/>
+                  <w:tcW w:w="2041" w:type="dxa"/>
+                  <w:vAlign w:val="center"/>
+                </w:tcPr>
+                <w:p>
+                  <w:pPr>
+                    <w:framePr w:hSpace="180" w:wrap="around" w:vAnchor="page" w:hAnchor="margin" w:y="1600"/>
                     <w:rPr>
                       <w:rFonts w:ascii="Tw Cen MT" w:hAnsi="Tw Cen MT" w:cstheme="minorHAnsi"/>
                       <w:sz w:val="20"/>
@@ -677,11 +717,11 @@
               </w:tc>
               <w:tc>
                 <w:tcPr>
-                  <w:tcW w:w="1139" w:type="dxa"/>
-                </w:tcPr>
-                <w:p>
-                  <w:pPr>
-                    <w:framePr w:hSpace="180" w:wrap="around" w:vAnchor="page" w:hAnchor="margin" w:y="2135"/>
+                  <w:tcW w:w="2041" w:type="dxa"/>
+                </w:tcPr>
+                <w:p>
+                  <w:pPr>
+                    <w:framePr w:hSpace="180" w:wrap="around" w:vAnchor="page" w:hAnchor="margin" w:y="1600"/>
                     <w:jc w:val="center"/>
                     <w:rPr>
                       <w:rFonts w:ascii="Tw Cen MT" w:hAnsi="Tw Cen MT"/>
@@ -704,7 +744,7 @@
         </w:tc>
         <w:tc>
           <w:tcPr>
-            <w:tcW w:w="2318" w:type="dxa"/>
+            <w:tcW w:w="2693" w:type="dxa"/>
             <w:vAlign w:val="center"/>
           </w:tcPr>
           <w:p>
@@ -714,6 +754,8 @@
                 <w:rFonts w:ascii="Tw Cen MT" w:hAnsi="Tw Cen MT"/>
                 <w:b/>
                 <w:bCs/>
+                <w:i/>
+                <w:iCs/>
               </w:rPr>
             </w:pPr>
             <w:r>
@@ -721,6 +763,8 @@
                 <w:rFonts w:ascii="Tw Cen MT" w:hAnsi="Tw Cen MT"/>
                 <w:b/>
                 <w:bCs/>
+                <w:i/>
+                <w:iCs/>
               </w:rPr>
               <w:t>Hand gesture detection and application control</w:t>
             </w:r>
@@ -729,11 +773,11 @@
       </w:tr>
       <w:tr>
         <w:trPr>
-          <w:trHeight w:val="624"/>
+          <w:trHeight w:val="20"/>
         </w:trPr>
         <w:tc>
           <w:tcPr>
-            <w:tcW w:w="1113" w:type="dxa"/>
+            <w:tcW w:w="1373" w:type="dxa"/>
             <w:vAlign w:val="center"/>
           </w:tcPr>
           <w:p>
@@ -771,46 +815,51 @@
         </w:tc>
         <w:tc>
           <w:tcPr>
-            <w:tcW w:w="5505" w:type="dxa"/>
+            <w:tcW w:w="6237" w:type="dxa"/>
             <w:vAlign w:val="center"/>
           </w:tcPr>
           <w:tbl>
             <w:tblPr>
               <w:tblStyle w:val="TableGrid"/>
-              <w:tblW w:w="0" w:type="auto"/>
+              <w:tblW w:w="6123" w:type="dxa"/>
               <w:tblBorders>
                 <w:top w:val="none" w:sz="0" w:space="0" w:color="auto"/>
                 <w:left w:val="none" w:sz="0" w:space="0" w:color="auto"/>
                 <w:bottom w:val="none" w:sz="0" w:space="0" w:color="auto"/>
                 <w:right w:val="none" w:sz="0" w:space="0" w:color="auto"/>
               </w:tblBorders>
+              <w:tblLayout w:type="fixed"/>
               <w:tblLook w:val="04A0" w:firstRow="1" w:lastRow="0" w:firstColumn="1" w:lastColumn="0" w:noHBand="0" w:noVBand="1"/>
             </w:tblPr>
             <w:tblGrid>
-              <w:gridCol w:w="1693"/>
-              <w:gridCol w:w="2498"/>
-              <w:gridCol w:w="1098"/>
+              <w:gridCol w:w="2041"/>
+              <w:gridCol w:w="2041"/>
+              <w:gridCol w:w="2041"/>
             </w:tblGrid>
             <w:tr>
               <w:tc>
                 <w:tcPr>
-                  <w:tcW w:w="1693" w:type="dxa"/>
-                </w:tcPr>
-                <w:p>
-                  <w:pPr>
-                    <w:framePr w:hSpace="180" w:wrap="around" w:vAnchor="page" w:hAnchor="margin" w:y="2135"/>
-                    <w:jc w:val="center"/>
-                    <w:rPr>
-                      <w:rFonts w:ascii="Century Gothic" w:hAnsi="Century Gothic"/>
-                      <w:b/>
-                      <w:bCs/>
-                    </w:rPr>
-                  </w:pPr>
-                  <w:r>
-                    <w:rPr>
-                      <w:rFonts w:ascii="Century Gothic" w:hAnsi="Century Gothic"/>
-                      <w:b/>
-                      <w:bCs/>
+                  <w:tcW w:w="2041" w:type="dxa"/>
+                </w:tcPr>
+                <w:p>
+                  <w:pPr>
+                    <w:framePr w:hSpace="180" w:wrap="around" w:vAnchor="page" w:hAnchor="margin" w:y="1600"/>
+                    <w:jc w:val="center"/>
+                    <w:rPr>
+                      <w:rFonts w:ascii="Century Gothic" w:hAnsi="Century Gothic"/>
+                      <w:b/>
+                      <w:bCs/>
+                      <w:sz w:val="18"/>
+                      <w:szCs w:val="18"/>
+                    </w:rPr>
+                  </w:pPr>
+                  <w:r>
+                    <w:rPr>
+                      <w:rFonts w:ascii="Century Gothic" w:hAnsi="Century Gothic"/>
+                      <w:b/>
+                      <w:bCs/>
+                      <w:sz w:val="18"/>
+                      <w:szCs w:val="18"/>
                     </w:rPr>
                     <w:t>Reg No.</w:t>
                   </w:r>
@@ -818,23 +867,27 @@
               </w:tc>
               <w:tc>
                 <w:tcPr>
-                  <w:tcW w:w="2498" w:type="dxa"/>
-                </w:tcPr>
-                <w:p>
-                  <w:pPr>
-                    <w:framePr w:hSpace="180" w:wrap="around" w:vAnchor="page" w:hAnchor="margin" w:y="2135"/>
-                    <w:jc w:val="center"/>
-                    <w:rPr>
-                      <w:rFonts w:ascii="Century Gothic" w:hAnsi="Century Gothic"/>
-                      <w:b/>
-                      <w:bCs/>
-                    </w:rPr>
-                  </w:pPr>
-                  <w:r>
-                    <w:rPr>
-                      <w:rFonts w:ascii="Century Gothic" w:hAnsi="Century Gothic"/>
-                      <w:b/>
-                      <w:bCs/>
+                  <w:tcW w:w="2041" w:type="dxa"/>
+                </w:tcPr>
+                <w:p>
+                  <w:pPr>
+                    <w:framePr w:hSpace="180" w:wrap="around" w:vAnchor="page" w:hAnchor="margin" w:y="1600"/>
+                    <w:jc w:val="center"/>
+                    <w:rPr>
+                      <w:rFonts w:ascii="Century Gothic" w:hAnsi="Century Gothic"/>
+                      <w:b/>
+                      <w:bCs/>
+                      <w:sz w:val="18"/>
+                      <w:szCs w:val="18"/>
+                    </w:rPr>
+                  </w:pPr>
+                  <w:r>
+                    <w:rPr>
+                      <w:rFonts w:ascii="Century Gothic" w:hAnsi="Century Gothic"/>
+                      <w:b/>
+                      <w:bCs/>
+                      <w:sz w:val="18"/>
+                      <w:szCs w:val="18"/>
                     </w:rPr>
                     <w:t>Name</w:t>
                   </w:r>
@@ -842,23 +895,27 @@
               </w:tc>
               <w:tc>
                 <w:tcPr>
-                  <w:tcW w:w="1098" w:type="dxa"/>
-                </w:tcPr>
-                <w:p>
-                  <w:pPr>
-                    <w:framePr w:hSpace="180" w:wrap="around" w:vAnchor="page" w:hAnchor="margin" w:y="2135"/>
-                    <w:jc w:val="center"/>
-                    <w:rPr>
-                      <w:rFonts w:ascii="Century Gothic" w:hAnsi="Century Gothic"/>
-                      <w:b/>
-                      <w:bCs/>
-                    </w:rPr>
-                  </w:pPr>
-                  <w:r>
-                    <w:rPr>
-                      <w:rFonts w:ascii="Century Gothic" w:hAnsi="Century Gothic"/>
-                      <w:b/>
-                      <w:bCs/>
+                  <w:tcW w:w="2041" w:type="dxa"/>
+                </w:tcPr>
+                <w:p>
+                  <w:pPr>
+                    <w:framePr w:hSpace="180" w:wrap="around" w:vAnchor="page" w:hAnchor="margin" w:y="1600"/>
+                    <w:jc w:val="center"/>
+                    <w:rPr>
+                      <w:rFonts w:ascii="Century Gothic" w:hAnsi="Century Gothic"/>
+                      <w:b/>
+                      <w:bCs/>
+                      <w:sz w:val="18"/>
+                      <w:szCs w:val="18"/>
+                    </w:rPr>
+                  </w:pPr>
+                  <w:r>
+                    <w:rPr>
+                      <w:rFonts w:ascii="Century Gothic" w:hAnsi="Century Gothic"/>
+                      <w:b/>
+                      <w:bCs/>
+                      <w:sz w:val="18"/>
+                      <w:szCs w:val="18"/>
                     </w:rPr>
                     <w:t>Marks</w:t>
                   </w:r>
@@ -868,12 +925,12 @@
             <w:tr>
               <w:tc>
                 <w:tcPr>
-                  <w:tcW w:w="1693" w:type="dxa"/>
-                  <w:vAlign w:val="center"/>
-                </w:tcPr>
-                <w:p>
-                  <w:pPr>
-                    <w:framePr w:hSpace="180" w:wrap="around" w:vAnchor="page" w:hAnchor="margin" w:y="2135"/>
+                  <w:tcW w:w="2041" w:type="dxa"/>
+                  <w:vAlign w:val="center"/>
+                </w:tcPr>
+                <w:p>
+                  <w:pPr>
+                    <w:framePr w:hSpace="180" w:wrap="around" w:vAnchor="page" w:hAnchor="margin" w:y="1600"/>
                     <w:jc w:val="center"/>
                     <w:rPr>
                       <w:rFonts w:ascii="Tw Cen MT" w:hAnsi="Tw Cen MT" w:cstheme="minorHAnsi"/>
@@ -893,12 +950,12 @@
               </w:tc>
               <w:tc>
                 <w:tcPr>
-                  <w:tcW w:w="2498" w:type="dxa"/>
-                  <w:vAlign w:val="center"/>
-                </w:tcPr>
-                <w:p>
-                  <w:pPr>
-                    <w:framePr w:hSpace="180" w:wrap="around" w:vAnchor="page" w:hAnchor="margin" w:y="2135"/>
+                  <w:tcW w:w="2041" w:type="dxa"/>
+                  <w:vAlign w:val="center"/>
+                </w:tcPr>
+                <w:p>
+                  <w:pPr>
+                    <w:framePr w:hSpace="180" w:wrap="around" w:vAnchor="page" w:hAnchor="margin" w:y="1600"/>
                     <w:rPr>
                       <w:rFonts w:ascii="Tw Cen MT" w:hAnsi="Tw Cen MT" w:cstheme="minorHAnsi"/>
                       <w:sz w:val="20"/>
@@ -917,11 +974,11 @@
               </w:tc>
               <w:tc>
                 <w:tcPr>
-                  <w:tcW w:w="1098" w:type="dxa"/>
-                </w:tcPr>
-                <w:p>
-                  <w:pPr>
-                    <w:framePr w:hSpace="180" w:wrap="around" w:vAnchor="page" w:hAnchor="margin" w:y="2135"/>
+                  <w:tcW w:w="2041" w:type="dxa"/>
+                </w:tcPr>
+                <w:p>
+                  <w:pPr>
+                    <w:framePr w:hSpace="180" w:wrap="around" w:vAnchor="page" w:hAnchor="margin" w:y="1600"/>
                     <w:jc w:val="center"/>
                     <w:rPr>
                       <w:rFonts w:ascii="Tw Cen MT" w:hAnsi="Tw Cen MT"/>
@@ -933,12 +990,12 @@
             <w:tr>
               <w:tc>
                 <w:tcPr>
-                  <w:tcW w:w="1693" w:type="dxa"/>
-                  <w:vAlign w:val="center"/>
-                </w:tcPr>
-                <w:p>
-                  <w:pPr>
-                    <w:framePr w:hSpace="180" w:wrap="around" w:vAnchor="page" w:hAnchor="margin" w:y="2135"/>
+                  <w:tcW w:w="2041" w:type="dxa"/>
+                  <w:vAlign w:val="center"/>
+                </w:tcPr>
+                <w:p>
+                  <w:pPr>
+                    <w:framePr w:hSpace="180" w:wrap="around" w:vAnchor="page" w:hAnchor="margin" w:y="1600"/>
                     <w:jc w:val="center"/>
                     <w:rPr>
                       <w:rFonts w:ascii="Tw Cen MT" w:hAnsi="Tw Cen MT"/>
@@ -958,12 +1015,12 @@
               </w:tc>
               <w:tc>
                 <w:tcPr>
-                  <w:tcW w:w="2498" w:type="dxa"/>
-                  <w:vAlign w:val="center"/>
-                </w:tcPr>
-                <w:p>
-                  <w:pPr>
-                    <w:framePr w:hSpace="180" w:wrap="around" w:vAnchor="page" w:hAnchor="margin" w:y="2135"/>
+                  <w:tcW w:w="2041" w:type="dxa"/>
+                  <w:vAlign w:val="center"/>
+                </w:tcPr>
+                <w:p>
+                  <w:pPr>
+                    <w:framePr w:hSpace="180" w:wrap="around" w:vAnchor="page" w:hAnchor="margin" w:y="1600"/>
                     <w:rPr>
                       <w:rFonts w:ascii="Tw Cen MT" w:hAnsi="Tw Cen MT"/>
                       <w:sz w:val="20"/>
@@ -982,11 +1039,11 @@
               </w:tc>
               <w:tc>
                 <w:tcPr>
-                  <w:tcW w:w="1098" w:type="dxa"/>
-                </w:tcPr>
-                <w:p>
-                  <w:pPr>
-                    <w:framePr w:hSpace="180" w:wrap="around" w:vAnchor="page" w:hAnchor="margin" w:y="2135"/>
+                  <w:tcW w:w="2041" w:type="dxa"/>
+                </w:tcPr>
+                <w:p>
+                  <w:pPr>
+                    <w:framePr w:hSpace="180" w:wrap="around" w:vAnchor="page" w:hAnchor="margin" w:y="1600"/>
                     <w:jc w:val="center"/>
                     <w:rPr>
                       <w:rFonts w:ascii="Tw Cen MT" w:hAnsi="Tw Cen MT"/>
@@ -998,12 +1055,12 @@
             <w:tr>
               <w:tc>
                 <w:tcPr>
-                  <w:tcW w:w="1693" w:type="dxa"/>
-                  <w:vAlign w:val="center"/>
-                </w:tcPr>
-                <w:p>
-                  <w:pPr>
-                    <w:framePr w:hSpace="180" w:wrap="around" w:vAnchor="page" w:hAnchor="margin" w:y="2135"/>
+                  <w:tcW w:w="2041" w:type="dxa"/>
+                  <w:vAlign w:val="center"/>
+                </w:tcPr>
+                <w:p>
+                  <w:pPr>
+                    <w:framePr w:hSpace="180" w:wrap="around" w:vAnchor="page" w:hAnchor="margin" w:y="1600"/>
                     <w:jc w:val="center"/>
                     <w:rPr>
                       <w:rFonts w:ascii="Tw Cen MT" w:hAnsi="Tw Cen MT" w:cstheme="minorHAnsi"/>
@@ -1023,12 +1080,12 @@
               </w:tc>
               <w:tc>
                 <w:tcPr>
-                  <w:tcW w:w="2498" w:type="dxa"/>
-                  <w:vAlign w:val="center"/>
-                </w:tcPr>
-                <w:p>
-                  <w:pPr>
-                    <w:framePr w:hSpace="180" w:wrap="around" w:vAnchor="page" w:hAnchor="margin" w:y="2135"/>
+                  <w:tcW w:w="2041" w:type="dxa"/>
+                  <w:vAlign w:val="center"/>
+                </w:tcPr>
+                <w:p>
+                  <w:pPr>
+                    <w:framePr w:hSpace="180" w:wrap="around" w:vAnchor="page" w:hAnchor="margin" w:y="1600"/>
                     <w:rPr>
                       <w:rFonts w:ascii="Tw Cen MT" w:hAnsi="Tw Cen MT" w:cstheme="minorHAnsi"/>
                       <w:sz w:val="20"/>
@@ -1047,11 +1104,11 @@
               </w:tc>
               <w:tc>
                 <w:tcPr>
-                  <w:tcW w:w="1098" w:type="dxa"/>
-                </w:tcPr>
-                <w:p>
-                  <w:pPr>
-                    <w:framePr w:hSpace="180" w:wrap="around" w:vAnchor="page" w:hAnchor="margin" w:y="2135"/>
+                  <w:tcW w:w="2041" w:type="dxa"/>
+                </w:tcPr>
+                <w:p>
+                  <w:pPr>
+                    <w:framePr w:hSpace="180" w:wrap="around" w:vAnchor="page" w:hAnchor="margin" w:y="1600"/>
                     <w:jc w:val="center"/>
                     <w:rPr>
                       <w:rFonts w:ascii="Tw Cen MT" w:hAnsi="Tw Cen MT"/>
@@ -1074,7 +1131,7 @@
         </w:tc>
         <w:tc>
           <w:tcPr>
-            <w:tcW w:w="2318" w:type="dxa"/>
+            <w:tcW w:w="2693" w:type="dxa"/>
             <w:vAlign w:val="center"/>
           </w:tcPr>
           <w:p>
@@ -1084,6 +1141,8 @@
                 <w:rFonts w:ascii="Tw Cen MT" w:hAnsi="Tw Cen MT"/>
                 <w:b/>
                 <w:bCs/>
+                <w:i/>
+                <w:iCs/>
               </w:rPr>
             </w:pPr>
             <w:r>
@@ -1091,6 +1150,8 @@
                 <w:rFonts w:ascii="Tw Cen MT" w:hAnsi="Tw Cen MT"/>
                 <w:b/>
                 <w:bCs/>
+                <w:i/>
+                <w:iCs/>
               </w:rPr>
               <w:t>Web Scrapping</w:t>
             </w:r>
@@ -1099,11 +1160,11 @@
       </w:tr>
       <w:tr>
         <w:trPr>
-          <w:trHeight w:val="624"/>
+          <w:trHeight w:val="20"/>
         </w:trPr>
         <w:tc>
           <w:tcPr>
-            <w:tcW w:w="1113" w:type="dxa"/>
+            <w:tcW w:w="1373" w:type="dxa"/>
             <w:vAlign w:val="center"/>
           </w:tcPr>
           <w:p>
@@ -1141,46 +1202,51 @@
         </w:tc>
         <w:tc>
           <w:tcPr>
-            <w:tcW w:w="5505" w:type="dxa"/>
+            <w:tcW w:w="6237" w:type="dxa"/>
             <w:vAlign w:val="center"/>
           </w:tcPr>
           <w:tbl>
             <w:tblPr>
               <w:tblStyle w:val="TableGrid"/>
-              <w:tblW w:w="0" w:type="auto"/>
+              <w:tblW w:w="6123" w:type="dxa"/>
               <w:tblBorders>
                 <w:top w:val="none" w:sz="0" w:space="0" w:color="auto"/>
                 <w:left w:val="none" w:sz="0" w:space="0" w:color="auto"/>
                 <w:bottom w:val="none" w:sz="0" w:space="0" w:color="auto"/>
                 <w:right w:val="none" w:sz="0" w:space="0" w:color="auto"/>
               </w:tblBorders>
+              <w:tblLayout w:type="fixed"/>
               <w:tblLook w:val="04A0" w:firstRow="1" w:lastRow="0" w:firstColumn="1" w:lastColumn="0" w:noHBand="0" w:noVBand="1"/>
             </w:tblPr>
             <w:tblGrid>
-              <w:gridCol w:w="1693"/>
-              <w:gridCol w:w="2498"/>
-              <w:gridCol w:w="1098"/>
+              <w:gridCol w:w="2041"/>
+              <w:gridCol w:w="2041"/>
+              <w:gridCol w:w="2041"/>
             </w:tblGrid>
             <w:tr>
               <w:tc>
                 <w:tcPr>
-                  <w:tcW w:w="1693" w:type="dxa"/>
-                </w:tcPr>
-                <w:p>
-                  <w:pPr>
-                    <w:framePr w:hSpace="180" w:wrap="around" w:vAnchor="page" w:hAnchor="margin" w:y="2135"/>
-                    <w:jc w:val="center"/>
-                    <w:rPr>
-                      <w:rFonts w:ascii="Century Gothic" w:hAnsi="Century Gothic"/>
-                      <w:b/>
-                      <w:bCs/>
-                    </w:rPr>
-                  </w:pPr>
-                  <w:r>
-                    <w:rPr>
-                      <w:rFonts w:ascii="Century Gothic" w:hAnsi="Century Gothic"/>
-                      <w:b/>
-                      <w:bCs/>
+                  <w:tcW w:w="2041" w:type="dxa"/>
+                </w:tcPr>
+                <w:p>
+                  <w:pPr>
+                    <w:framePr w:hSpace="180" w:wrap="around" w:vAnchor="page" w:hAnchor="margin" w:y="1600"/>
+                    <w:jc w:val="center"/>
+                    <w:rPr>
+                      <w:rFonts w:ascii="Century Gothic" w:hAnsi="Century Gothic"/>
+                      <w:b/>
+                      <w:bCs/>
+                      <w:sz w:val="18"/>
+                      <w:szCs w:val="18"/>
+                    </w:rPr>
+                  </w:pPr>
+                  <w:r>
+                    <w:rPr>
+                      <w:rFonts w:ascii="Century Gothic" w:hAnsi="Century Gothic"/>
+                      <w:b/>
+                      <w:bCs/>
+                      <w:sz w:val="18"/>
+                      <w:szCs w:val="18"/>
                     </w:rPr>
                     <w:t>Reg No.</w:t>
                   </w:r>
@@ -1188,23 +1254,27 @@
               </w:tc>
               <w:tc>
                 <w:tcPr>
-                  <w:tcW w:w="2498" w:type="dxa"/>
-                </w:tcPr>
-                <w:p>
-                  <w:pPr>
-                    <w:framePr w:hSpace="180" w:wrap="around" w:vAnchor="page" w:hAnchor="margin" w:y="2135"/>
-                    <w:jc w:val="center"/>
-                    <w:rPr>
-                      <w:rFonts w:ascii="Century Gothic" w:hAnsi="Century Gothic"/>
-                      <w:b/>
-                      <w:bCs/>
-                    </w:rPr>
-                  </w:pPr>
-                  <w:r>
-                    <w:rPr>
-                      <w:rFonts w:ascii="Century Gothic" w:hAnsi="Century Gothic"/>
-                      <w:b/>
-                      <w:bCs/>
+                  <w:tcW w:w="2041" w:type="dxa"/>
+                </w:tcPr>
+                <w:p>
+                  <w:pPr>
+                    <w:framePr w:hSpace="180" w:wrap="around" w:vAnchor="page" w:hAnchor="margin" w:y="1600"/>
+                    <w:jc w:val="center"/>
+                    <w:rPr>
+                      <w:rFonts w:ascii="Century Gothic" w:hAnsi="Century Gothic"/>
+                      <w:b/>
+                      <w:bCs/>
+                      <w:sz w:val="18"/>
+                      <w:szCs w:val="18"/>
+                    </w:rPr>
+                  </w:pPr>
+                  <w:r>
+                    <w:rPr>
+                      <w:rFonts w:ascii="Century Gothic" w:hAnsi="Century Gothic"/>
+                      <w:b/>
+                      <w:bCs/>
+                      <w:sz w:val="18"/>
+                      <w:szCs w:val="18"/>
                     </w:rPr>
                     <w:t>Name</w:t>
                   </w:r>
@@ -1212,23 +1282,27 @@
               </w:tc>
               <w:tc>
                 <w:tcPr>
-                  <w:tcW w:w="1098" w:type="dxa"/>
-                </w:tcPr>
-                <w:p>
-                  <w:pPr>
-                    <w:framePr w:hSpace="180" w:wrap="around" w:vAnchor="page" w:hAnchor="margin" w:y="2135"/>
-                    <w:jc w:val="center"/>
-                    <w:rPr>
-                      <w:rFonts w:ascii="Century Gothic" w:hAnsi="Century Gothic"/>
-                      <w:b/>
-                      <w:bCs/>
-                    </w:rPr>
-                  </w:pPr>
-                  <w:r>
-                    <w:rPr>
-                      <w:rFonts w:ascii="Century Gothic" w:hAnsi="Century Gothic"/>
-                      <w:b/>
-                      <w:bCs/>
+                  <w:tcW w:w="2041" w:type="dxa"/>
+                </w:tcPr>
+                <w:p>
+                  <w:pPr>
+                    <w:framePr w:hSpace="180" w:wrap="around" w:vAnchor="page" w:hAnchor="margin" w:y="1600"/>
+                    <w:jc w:val="center"/>
+                    <w:rPr>
+                      <w:rFonts w:ascii="Century Gothic" w:hAnsi="Century Gothic"/>
+                      <w:b/>
+                      <w:bCs/>
+                      <w:sz w:val="18"/>
+                      <w:szCs w:val="18"/>
+                    </w:rPr>
+                  </w:pPr>
+                  <w:r>
+                    <w:rPr>
+                      <w:rFonts w:ascii="Century Gothic" w:hAnsi="Century Gothic"/>
+                      <w:b/>
+                      <w:bCs/>
+                      <w:sz w:val="18"/>
+                      <w:szCs w:val="18"/>
                     </w:rPr>
                     <w:t>Marks</w:t>
                   </w:r>
@@ -1238,12 +1312,12 @@
             <w:tr>
               <w:tc>
                 <w:tcPr>
-                  <w:tcW w:w="1693" w:type="dxa"/>
-                  <w:vAlign w:val="center"/>
-                </w:tcPr>
-                <w:p>
-                  <w:pPr>
-                    <w:framePr w:hSpace="180" w:wrap="around" w:vAnchor="page" w:hAnchor="margin" w:y="2135"/>
+                  <w:tcW w:w="2041" w:type="dxa"/>
+                  <w:vAlign w:val="center"/>
+                </w:tcPr>
+                <w:p>
+                  <w:pPr>
+                    <w:framePr w:hSpace="180" w:wrap="around" w:vAnchor="page" w:hAnchor="margin" w:y="1600"/>
                     <w:jc w:val="center"/>
                     <w:rPr>
                       <w:rFonts w:ascii="Tw Cen MT" w:hAnsi="Tw Cen MT" w:cstheme="minorHAnsi"/>
@@ -1263,12 +1337,12 @@
               </w:tc>
               <w:tc>
                 <w:tcPr>
-                  <w:tcW w:w="2498" w:type="dxa"/>
-                  <w:vAlign w:val="center"/>
-                </w:tcPr>
-                <w:p>
-                  <w:pPr>
-                    <w:framePr w:hSpace="180" w:wrap="around" w:vAnchor="page" w:hAnchor="margin" w:y="2135"/>
+                  <w:tcW w:w="2041" w:type="dxa"/>
+                  <w:vAlign w:val="center"/>
+                </w:tcPr>
+                <w:p>
+                  <w:pPr>
+                    <w:framePr w:hSpace="180" w:wrap="around" w:vAnchor="page" w:hAnchor="margin" w:y="1600"/>
                     <w:rPr>
                       <w:rFonts w:ascii="Tw Cen MT" w:hAnsi="Tw Cen MT" w:cstheme="minorHAnsi"/>
                       <w:sz w:val="20"/>
@@ -1287,11 +1361,11 @@
               </w:tc>
               <w:tc>
                 <w:tcPr>
-                  <w:tcW w:w="1098" w:type="dxa"/>
-                </w:tcPr>
-                <w:p>
-                  <w:pPr>
-                    <w:framePr w:hSpace="180" w:wrap="around" w:vAnchor="page" w:hAnchor="margin" w:y="2135"/>
+                  <w:tcW w:w="2041" w:type="dxa"/>
+                </w:tcPr>
+                <w:p>
+                  <w:pPr>
+                    <w:framePr w:hSpace="180" w:wrap="around" w:vAnchor="page" w:hAnchor="margin" w:y="1600"/>
                     <w:jc w:val="center"/>
                     <w:rPr>
                       <w:rFonts w:ascii="Tw Cen MT" w:hAnsi="Tw Cen MT"/>
@@ -1314,7 +1388,7 @@
         </w:tc>
         <w:tc>
           <w:tcPr>
-            <w:tcW w:w="2318" w:type="dxa"/>
+            <w:tcW w:w="2693" w:type="dxa"/>
             <w:vAlign w:val="center"/>
           </w:tcPr>
           <w:p>
@@ -1324,6 +1398,8 @@
                 <w:rFonts w:ascii="Tw Cen MT" w:hAnsi="Tw Cen MT"/>
                 <w:b/>
                 <w:bCs/>
+                <w:i/>
+                <w:iCs/>
               </w:rPr>
             </w:pPr>
             <w:r>
@@ -1331,6 +1407,8 @@
                 <w:rFonts w:ascii="Tw Cen MT" w:hAnsi="Tw Cen MT"/>
                 <w:b/>
                 <w:bCs/>
+                <w:i/>
+                <w:iCs/>
               </w:rPr>
               <w:t>Speech to Speech Agentic bot</w:t>
             </w:r>
@@ -1339,11 +1417,11 @@
       </w:tr>
       <w:tr>
         <w:trPr>
-          <w:trHeight w:val="624"/>
+          <w:trHeight w:val="20"/>
         </w:trPr>
         <w:tc>
           <w:tcPr>
-            <w:tcW w:w="1113" w:type="dxa"/>
+            <w:tcW w:w="1373" w:type="dxa"/>
             <w:vAlign w:val="center"/>
           </w:tcPr>
           <w:p>
@@ -1381,46 +1459,51 @@
         </w:tc>
         <w:tc>
           <w:tcPr>
-            <w:tcW w:w="5505" w:type="dxa"/>
+            <w:tcW w:w="6237" w:type="dxa"/>
             <w:vAlign w:val="center"/>
           </w:tcPr>
           <w:tbl>
             <w:tblPr>
               <w:tblStyle w:val="TableGrid"/>
-              <w:tblW w:w="0" w:type="auto"/>
+              <w:tblW w:w="6123" w:type="dxa"/>
               <w:tblBorders>
                 <w:top w:val="none" w:sz="0" w:space="0" w:color="auto"/>
                 <w:left w:val="none" w:sz="0" w:space="0" w:color="auto"/>
                 <w:bottom w:val="none" w:sz="0" w:space="0" w:color="auto"/>
                 <w:right w:val="none" w:sz="0" w:space="0" w:color="auto"/>
               </w:tblBorders>
+              <w:tblLayout w:type="fixed"/>
               <w:tblLook w:val="04A0" w:firstRow="1" w:lastRow="0" w:firstColumn="1" w:lastColumn="0" w:noHBand="0" w:noVBand="1"/>
             </w:tblPr>
             <w:tblGrid>
-              <w:gridCol w:w="1695"/>
-              <w:gridCol w:w="2496"/>
-              <w:gridCol w:w="1098"/>
+              <w:gridCol w:w="2041"/>
+              <w:gridCol w:w="2041"/>
+              <w:gridCol w:w="2041"/>
             </w:tblGrid>
             <w:tr>
               <w:tc>
                 <w:tcPr>
-                  <w:tcW w:w="1695" w:type="dxa"/>
-                </w:tcPr>
-                <w:p>
-                  <w:pPr>
-                    <w:framePr w:hSpace="180" w:wrap="around" w:vAnchor="page" w:hAnchor="margin" w:y="2135"/>
-                    <w:jc w:val="center"/>
-                    <w:rPr>
-                      <w:rFonts w:ascii="Century Gothic" w:hAnsi="Century Gothic"/>
-                      <w:b/>
-                      <w:bCs/>
-                    </w:rPr>
-                  </w:pPr>
-                  <w:r>
-                    <w:rPr>
-                      <w:rFonts w:ascii="Century Gothic" w:hAnsi="Century Gothic"/>
-                      <w:b/>
-                      <w:bCs/>
+                  <w:tcW w:w="2041" w:type="dxa"/>
+                </w:tcPr>
+                <w:p>
+                  <w:pPr>
+                    <w:framePr w:hSpace="180" w:wrap="around" w:vAnchor="page" w:hAnchor="margin" w:y="1600"/>
+                    <w:jc w:val="center"/>
+                    <w:rPr>
+                      <w:rFonts w:ascii="Century Gothic" w:hAnsi="Century Gothic"/>
+                      <w:b/>
+                      <w:bCs/>
+                      <w:sz w:val="18"/>
+                      <w:szCs w:val="18"/>
+                    </w:rPr>
+                  </w:pPr>
+                  <w:r>
+                    <w:rPr>
+                      <w:rFonts w:ascii="Century Gothic" w:hAnsi="Century Gothic"/>
+                      <w:b/>
+                      <w:bCs/>
+                      <w:sz w:val="18"/>
+                      <w:szCs w:val="18"/>
                     </w:rPr>
                     <w:t>Reg No.</w:t>
                   </w:r>
@@ -1428,23 +1511,27 @@
               </w:tc>
               <w:tc>
                 <w:tcPr>
-                  <w:tcW w:w="2496" w:type="dxa"/>
-                </w:tcPr>
-                <w:p>
-                  <w:pPr>
-                    <w:framePr w:hSpace="180" w:wrap="around" w:vAnchor="page" w:hAnchor="margin" w:y="2135"/>
-                    <w:jc w:val="center"/>
-                    <w:rPr>
-                      <w:rFonts w:ascii="Century Gothic" w:hAnsi="Century Gothic"/>
-                      <w:b/>
-                      <w:bCs/>
-                    </w:rPr>
-                  </w:pPr>
-                  <w:r>
-                    <w:rPr>
-                      <w:rFonts w:ascii="Century Gothic" w:hAnsi="Century Gothic"/>
-                      <w:b/>
-                      <w:bCs/>
+                  <w:tcW w:w="2041" w:type="dxa"/>
+                </w:tcPr>
+                <w:p>
+                  <w:pPr>
+                    <w:framePr w:hSpace="180" w:wrap="around" w:vAnchor="page" w:hAnchor="margin" w:y="1600"/>
+                    <w:jc w:val="center"/>
+                    <w:rPr>
+                      <w:rFonts w:ascii="Century Gothic" w:hAnsi="Century Gothic"/>
+                      <w:b/>
+                      <w:bCs/>
+                      <w:sz w:val="18"/>
+                      <w:szCs w:val="18"/>
+                    </w:rPr>
+                  </w:pPr>
+                  <w:r>
+                    <w:rPr>
+                      <w:rFonts w:ascii="Century Gothic" w:hAnsi="Century Gothic"/>
+                      <w:b/>
+                      <w:bCs/>
+                      <w:sz w:val="18"/>
+                      <w:szCs w:val="18"/>
                     </w:rPr>
                     <w:t>Name</w:t>
                   </w:r>
@@ -1452,23 +1539,27 @@
               </w:tc>
               <w:tc>
                 <w:tcPr>
-                  <w:tcW w:w="1098" w:type="dxa"/>
-                </w:tcPr>
-                <w:p>
-                  <w:pPr>
-                    <w:framePr w:hSpace="180" w:wrap="around" w:vAnchor="page" w:hAnchor="margin" w:y="2135"/>
-                    <w:jc w:val="center"/>
-                    <w:rPr>
-                      <w:rFonts w:ascii="Century Gothic" w:hAnsi="Century Gothic"/>
-                      <w:b/>
-                      <w:bCs/>
-                    </w:rPr>
-                  </w:pPr>
-                  <w:r>
-                    <w:rPr>
-                      <w:rFonts w:ascii="Century Gothic" w:hAnsi="Century Gothic"/>
-                      <w:b/>
-                      <w:bCs/>
+                  <w:tcW w:w="2041" w:type="dxa"/>
+                </w:tcPr>
+                <w:p>
+                  <w:pPr>
+                    <w:framePr w:hSpace="180" w:wrap="around" w:vAnchor="page" w:hAnchor="margin" w:y="1600"/>
+                    <w:jc w:val="center"/>
+                    <w:rPr>
+                      <w:rFonts w:ascii="Century Gothic" w:hAnsi="Century Gothic"/>
+                      <w:b/>
+                      <w:bCs/>
+                      <w:sz w:val="18"/>
+                      <w:szCs w:val="18"/>
+                    </w:rPr>
+                  </w:pPr>
+                  <w:r>
+                    <w:rPr>
+                      <w:rFonts w:ascii="Century Gothic" w:hAnsi="Century Gothic"/>
+                      <w:b/>
+                      <w:bCs/>
+                      <w:sz w:val="18"/>
+                      <w:szCs w:val="18"/>
                     </w:rPr>
                     <w:t>Marks</w:t>
                   </w:r>
@@ -1478,12 +1569,12 @@
             <w:tr>
               <w:tc>
                 <w:tcPr>
-                  <w:tcW w:w="1695" w:type="dxa"/>
-                  <w:vAlign w:val="center"/>
-                </w:tcPr>
-                <w:p>
-                  <w:pPr>
-                    <w:framePr w:hSpace="180" w:wrap="around" w:vAnchor="page" w:hAnchor="margin" w:y="2135"/>
+                  <w:tcW w:w="2041" w:type="dxa"/>
+                  <w:vAlign w:val="center"/>
+                </w:tcPr>
+                <w:p>
+                  <w:pPr>
+                    <w:framePr w:hSpace="180" w:wrap="around" w:vAnchor="page" w:hAnchor="margin" w:y="1600"/>
                     <w:jc w:val="center"/>
                     <w:rPr>
                       <w:rFonts w:ascii="Tw Cen MT" w:hAnsi="Tw Cen MT" w:cstheme="minorHAnsi"/>
@@ -1503,12 +1594,12 @@
               </w:tc>
               <w:tc>
                 <w:tcPr>
-                  <w:tcW w:w="2496" w:type="dxa"/>
-                  <w:vAlign w:val="center"/>
-                </w:tcPr>
-                <w:p>
-                  <w:pPr>
-                    <w:framePr w:hSpace="180" w:wrap="around" w:vAnchor="page" w:hAnchor="margin" w:y="2135"/>
+                  <w:tcW w:w="2041" w:type="dxa"/>
+                  <w:vAlign w:val="center"/>
+                </w:tcPr>
+                <w:p>
+                  <w:pPr>
+                    <w:framePr w:hSpace="180" w:wrap="around" w:vAnchor="page" w:hAnchor="margin" w:y="1600"/>
                     <w:rPr>
                       <w:rFonts w:ascii="Tw Cen MT" w:hAnsi="Tw Cen MT" w:cstheme="minorHAnsi"/>
                       <w:sz w:val="20"/>
@@ -1527,11 +1618,11 @@
               </w:tc>
               <w:tc>
                 <w:tcPr>
-                  <w:tcW w:w="1098" w:type="dxa"/>
-                </w:tcPr>
-                <w:p>
-                  <w:pPr>
-                    <w:framePr w:hSpace="180" w:wrap="around" w:vAnchor="page" w:hAnchor="margin" w:y="2135"/>
+                  <w:tcW w:w="2041" w:type="dxa"/>
+                </w:tcPr>
+                <w:p>
+                  <w:pPr>
+                    <w:framePr w:hSpace="180" w:wrap="around" w:vAnchor="page" w:hAnchor="margin" w:y="1600"/>
                     <w:jc w:val="center"/>
                     <w:rPr>
                       <w:rFonts w:ascii="Tw Cen MT" w:hAnsi="Tw Cen MT"/>
@@ -1543,12 +1634,12 @@
             <w:tr>
               <w:tc>
                 <w:tcPr>
-                  <w:tcW w:w="1695" w:type="dxa"/>
-                  <w:vAlign w:val="center"/>
-                </w:tcPr>
-                <w:p>
-                  <w:pPr>
-                    <w:framePr w:hSpace="180" w:wrap="around" w:vAnchor="page" w:hAnchor="margin" w:y="2135"/>
+                  <w:tcW w:w="2041" w:type="dxa"/>
+                  <w:vAlign w:val="center"/>
+                </w:tcPr>
+                <w:p>
+                  <w:pPr>
+                    <w:framePr w:hSpace="180" w:wrap="around" w:vAnchor="page" w:hAnchor="margin" w:y="1600"/>
                     <w:jc w:val="center"/>
                     <w:rPr>
                       <w:rFonts w:ascii="Tw Cen MT" w:hAnsi="Tw Cen MT" w:cstheme="minorHAnsi"/>
@@ -1568,12 +1659,12 @@
               </w:tc>
               <w:tc>
                 <w:tcPr>
-                  <w:tcW w:w="2496" w:type="dxa"/>
-                  <w:vAlign w:val="center"/>
-                </w:tcPr>
-                <w:p>
-                  <w:pPr>
-                    <w:framePr w:hSpace="180" w:wrap="around" w:vAnchor="page" w:hAnchor="margin" w:y="2135"/>
+                  <w:tcW w:w="2041" w:type="dxa"/>
+                  <w:vAlign w:val="center"/>
+                </w:tcPr>
+                <w:p>
+                  <w:pPr>
+                    <w:framePr w:hSpace="180" w:wrap="around" w:vAnchor="page" w:hAnchor="margin" w:y="1600"/>
                     <w:rPr>
                       <w:rFonts w:ascii="Tw Cen MT" w:hAnsi="Tw Cen MT" w:cstheme="minorHAnsi"/>
                       <w:sz w:val="20"/>
@@ -1592,11 +1683,11 @@
               </w:tc>
               <w:tc>
                 <w:tcPr>
-                  <w:tcW w:w="1098" w:type="dxa"/>
-                </w:tcPr>
-                <w:p>
-                  <w:pPr>
-                    <w:framePr w:hSpace="180" w:wrap="around" w:vAnchor="page" w:hAnchor="margin" w:y="2135"/>
+                  <w:tcW w:w="2041" w:type="dxa"/>
+                </w:tcPr>
+                <w:p>
+                  <w:pPr>
+                    <w:framePr w:hSpace="180" w:wrap="around" w:vAnchor="page" w:hAnchor="margin" w:y="1600"/>
                     <w:jc w:val="center"/>
                     <w:rPr>
                       <w:rFonts w:ascii="Tw Cen MT" w:hAnsi="Tw Cen MT"/>
@@ -1608,12 +1699,12 @@
             <w:tr>
               <w:tc>
                 <w:tcPr>
-                  <w:tcW w:w="1695" w:type="dxa"/>
-                  <w:vAlign w:val="center"/>
-                </w:tcPr>
-                <w:p>
-                  <w:pPr>
-                    <w:framePr w:hSpace="180" w:wrap="around" w:vAnchor="page" w:hAnchor="margin" w:y="2135"/>
+                  <w:tcW w:w="2041" w:type="dxa"/>
+                  <w:vAlign w:val="center"/>
+                </w:tcPr>
+                <w:p>
+                  <w:pPr>
+                    <w:framePr w:hSpace="180" w:wrap="around" w:vAnchor="page" w:hAnchor="margin" w:y="1600"/>
                     <w:jc w:val="center"/>
                     <w:rPr>
                       <w:rFonts w:ascii="Tw Cen MT" w:hAnsi="Tw Cen MT"/>
@@ -1633,12 +1724,12 @@
               </w:tc>
               <w:tc>
                 <w:tcPr>
-                  <w:tcW w:w="2496" w:type="dxa"/>
-                  <w:vAlign w:val="center"/>
-                </w:tcPr>
-                <w:p>
-                  <w:pPr>
-                    <w:framePr w:hSpace="180" w:wrap="around" w:vAnchor="page" w:hAnchor="margin" w:y="2135"/>
+                  <w:tcW w:w="2041" w:type="dxa"/>
+                  <w:vAlign w:val="center"/>
+                </w:tcPr>
+                <w:p>
+                  <w:pPr>
+                    <w:framePr w:hSpace="180" w:wrap="around" w:vAnchor="page" w:hAnchor="margin" w:y="1600"/>
                     <w:rPr>
                       <w:rFonts w:ascii="Tw Cen MT" w:hAnsi="Tw Cen MT"/>
                       <w:sz w:val="20"/>
@@ -1665,11 +1756,11 @@
               </w:tc>
               <w:tc>
                 <w:tcPr>
-                  <w:tcW w:w="1098" w:type="dxa"/>
-                </w:tcPr>
-                <w:p>
-                  <w:pPr>
-                    <w:framePr w:hSpace="180" w:wrap="around" w:vAnchor="page" w:hAnchor="margin" w:y="2135"/>
+                  <w:tcW w:w="2041" w:type="dxa"/>
+                </w:tcPr>
+                <w:p>
+                  <w:pPr>
+                    <w:framePr w:hSpace="180" w:wrap="around" w:vAnchor="page" w:hAnchor="margin" w:y="1600"/>
                     <w:jc w:val="center"/>
                     <w:rPr>
                       <w:rFonts w:ascii="Tw Cen MT" w:hAnsi="Tw Cen MT"/>
@@ -1692,7 +1783,7 @@
         </w:tc>
         <w:tc>
           <w:tcPr>
-            <w:tcW w:w="2318" w:type="dxa"/>
+            <w:tcW w:w="2693" w:type="dxa"/>
             <w:vAlign w:val="center"/>
           </w:tcPr>
           <w:p>
@@ -1702,6 +1793,8 @@
                 <w:rFonts w:ascii="Tw Cen MT" w:hAnsi="Tw Cen MT"/>
                 <w:b/>
                 <w:bCs/>
+                <w:i/>
+                <w:iCs/>
               </w:rPr>
             </w:pPr>
             <w:r>
@@ -1709,19 +1802,31 @@
                 <w:rFonts w:ascii="Tw Cen MT" w:hAnsi="Tw Cen MT"/>
                 <w:b/>
                 <w:bCs/>
-              </w:rPr>
-              <w:t>Text to diagram, text summerizer</w:t>
+                <w:i/>
+                <w:iCs/>
+              </w:rPr>
+              <w:t xml:space="preserve">Text to diagram, text </w:t>
+            </w:r>
+            <w:r>
+              <w:rPr>
+                <w:rFonts w:ascii="Tw Cen MT" w:hAnsi="Tw Cen MT"/>
+                <w:b/>
+                <w:bCs/>
+                <w:i/>
+                <w:iCs/>
+              </w:rPr>
+              <w:t>summarizer</w:t>
             </w:r>
           </w:p>
         </w:tc>
       </w:tr>
       <w:tr>
         <w:trPr>
-          <w:trHeight w:val="624"/>
+          <w:trHeight w:val="20"/>
         </w:trPr>
         <w:tc>
           <w:tcPr>
-            <w:tcW w:w="1113" w:type="dxa"/>
+            <w:tcW w:w="1373" w:type="dxa"/>
             <w:vAlign w:val="center"/>
           </w:tcPr>
           <w:p>
@@ -1759,46 +1864,51 @@
         </w:tc>
         <w:tc>
           <w:tcPr>
-            <w:tcW w:w="5505" w:type="dxa"/>
+            <w:tcW w:w="6237" w:type="dxa"/>
             <w:vAlign w:val="center"/>
           </w:tcPr>
           <w:tbl>
             <w:tblPr>
               <w:tblStyle w:val="TableGrid"/>
-              <w:tblW w:w="0" w:type="auto"/>
+              <w:tblW w:w="6123" w:type="dxa"/>
               <w:tblBorders>
                 <w:top w:val="none" w:sz="0" w:space="0" w:color="auto"/>
                 <w:left w:val="none" w:sz="0" w:space="0" w:color="auto"/>
                 <w:bottom w:val="none" w:sz="0" w:space="0" w:color="auto"/>
                 <w:right w:val="none" w:sz="0" w:space="0" w:color="auto"/>
               </w:tblBorders>
+              <w:tblLayout w:type="fixed"/>
               <w:tblLook w:val="04A0" w:firstRow="1" w:lastRow="0" w:firstColumn="1" w:lastColumn="0" w:noHBand="0" w:noVBand="1"/>
             </w:tblPr>
             <w:tblGrid>
-              <w:gridCol w:w="1693"/>
-              <w:gridCol w:w="2499"/>
-              <w:gridCol w:w="1097"/>
+              <w:gridCol w:w="2041"/>
+              <w:gridCol w:w="2041"/>
+              <w:gridCol w:w="2041"/>
             </w:tblGrid>
             <w:tr>
               <w:tc>
                 <w:tcPr>
-                  <w:tcW w:w="1693" w:type="dxa"/>
-                </w:tcPr>
-                <w:p>
-                  <w:pPr>
-                    <w:framePr w:hSpace="180" w:wrap="around" w:vAnchor="page" w:hAnchor="margin" w:y="2135"/>
-                    <w:jc w:val="center"/>
-                    <w:rPr>
-                      <w:rFonts w:ascii="Century Gothic" w:hAnsi="Century Gothic"/>
-                      <w:b/>
-                      <w:bCs/>
-                    </w:rPr>
-                  </w:pPr>
-                  <w:r>
-                    <w:rPr>
-                      <w:rFonts w:ascii="Century Gothic" w:hAnsi="Century Gothic"/>
-                      <w:b/>
-                      <w:bCs/>
+                  <w:tcW w:w="2041" w:type="dxa"/>
+                </w:tcPr>
+                <w:p>
+                  <w:pPr>
+                    <w:framePr w:hSpace="180" w:wrap="around" w:vAnchor="page" w:hAnchor="margin" w:y="1600"/>
+                    <w:jc w:val="center"/>
+                    <w:rPr>
+                      <w:rFonts w:ascii="Century Gothic" w:hAnsi="Century Gothic"/>
+                      <w:b/>
+                      <w:bCs/>
+                      <w:sz w:val="18"/>
+                      <w:szCs w:val="18"/>
+                    </w:rPr>
+                  </w:pPr>
+                  <w:r>
+                    <w:rPr>
+                      <w:rFonts w:ascii="Century Gothic" w:hAnsi="Century Gothic"/>
+                      <w:b/>
+                      <w:bCs/>
+                      <w:sz w:val="18"/>
+                      <w:szCs w:val="18"/>
                     </w:rPr>
                     <w:t>Reg No.</w:t>
                   </w:r>
@@ -1806,23 +1916,27 @@
               </w:tc>
               <w:tc>
                 <w:tcPr>
-                  <w:tcW w:w="2499" w:type="dxa"/>
-                </w:tcPr>
-                <w:p>
-                  <w:pPr>
-                    <w:framePr w:hSpace="180" w:wrap="around" w:vAnchor="page" w:hAnchor="margin" w:y="2135"/>
-                    <w:jc w:val="center"/>
-                    <w:rPr>
-                      <w:rFonts w:ascii="Century Gothic" w:hAnsi="Century Gothic"/>
-                      <w:b/>
-                      <w:bCs/>
-                    </w:rPr>
-                  </w:pPr>
-                  <w:r>
-                    <w:rPr>
-                      <w:rFonts w:ascii="Century Gothic" w:hAnsi="Century Gothic"/>
-                      <w:b/>
-                      <w:bCs/>
+                  <w:tcW w:w="2041" w:type="dxa"/>
+                </w:tcPr>
+                <w:p>
+                  <w:pPr>
+                    <w:framePr w:hSpace="180" w:wrap="around" w:vAnchor="page" w:hAnchor="margin" w:y="1600"/>
+                    <w:jc w:val="center"/>
+                    <w:rPr>
+                      <w:rFonts w:ascii="Century Gothic" w:hAnsi="Century Gothic"/>
+                      <w:b/>
+                      <w:bCs/>
+                      <w:sz w:val="18"/>
+                      <w:szCs w:val="18"/>
+                    </w:rPr>
+                  </w:pPr>
+                  <w:r>
+                    <w:rPr>
+                      <w:rFonts w:ascii="Century Gothic" w:hAnsi="Century Gothic"/>
+                      <w:b/>
+                      <w:bCs/>
+                      <w:sz w:val="18"/>
+                      <w:szCs w:val="18"/>
                     </w:rPr>
                     <w:t>Name</w:t>
                   </w:r>
@@ -1830,23 +1944,27 @@
               </w:tc>
               <w:tc>
                 <w:tcPr>
-                  <w:tcW w:w="1097" w:type="dxa"/>
-                </w:tcPr>
-                <w:p>
-                  <w:pPr>
-                    <w:framePr w:hSpace="180" w:wrap="around" w:vAnchor="page" w:hAnchor="margin" w:y="2135"/>
-                    <w:jc w:val="center"/>
-                    <w:rPr>
-                      <w:rFonts w:ascii="Century Gothic" w:hAnsi="Century Gothic"/>
-                      <w:b/>
-                      <w:bCs/>
-                    </w:rPr>
-                  </w:pPr>
-                  <w:r>
-                    <w:rPr>
-                      <w:rFonts w:ascii="Century Gothic" w:hAnsi="Century Gothic"/>
-                      <w:b/>
-                      <w:bCs/>
+                  <w:tcW w:w="2041" w:type="dxa"/>
+                </w:tcPr>
+                <w:p>
+                  <w:pPr>
+                    <w:framePr w:hSpace="180" w:wrap="around" w:vAnchor="page" w:hAnchor="margin" w:y="1600"/>
+                    <w:jc w:val="center"/>
+                    <w:rPr>
+                      <w:rFonts w:ascii="Century Gothic" w:hAnsi="Century Gothic"/>
+                      <w:b/>
+                      <w:bCs/>
+                      <w:sz w:val="18"/>
+                      <w:szCs w:val="18"/>
+                    </w:rPr>
+                  </w:pPr>
+                  <w:r>
+                    <w:rPr>
+                      <w:rFonts w:ascii="Century Gothic" w:hAnsi="Century Gothic"/>
+                      <w:b/>
+                      <w:bCs/>
+                      <w:sz w:val="18"/>
+                      <w:szCs w:val="18"/>
                     </w:rPr>
                     <w:t>Marks</w:t>
                   </w:r>
@@ -1856,12 +1974,12 @@
             <w:tr>
               <w:tc>
                 <w:tcPr>
-                  <w:tcW w:w="1693" w:type="dxa"/>
-                  <w:vAlign w:val="center"/>
-                </w:tcPr>
-                <w:p>
-                  <w:pPr>
-                    <w:framePr w:hSpace="180" w:wrap="around" w:vAnchor="page" w:hAnchor="margin" w:y="2135"/>
+                  <w:tcW w:w="2041" w:type="dxa"/>
+                  <w:vAlign w:val="center"/>
+                </w:tcPr>
+                <w:p>
+                  <w:pPr>
+                    <w:framePr w:hSpace="180" w:wrap="around" w:vAnchor="page" w:hAnchor="margin" w:y="1600"/>
                     <w:jc w:val="center"/>
                     <w:rPr>
                       <w:rFonts w:ascii="Tw Cen MT" w:hAnsi="Tw Cen MT" w:cstheme="minorHAnsi"/>
@@ -1881,12 +1999,12 @@
               </w:tc>
               <w:tc>
                 <w:tcPr>
-                  <w:tcW w:w="2499" w:type="dxa"/>
-                  <w:vAlign w:val="center"/>
-                </w:tcPr>
-                <w:p>
-                  <w:pPr>
-                    <w:framePr w:hSpace="180" w:wrap="around" w:vAnchor="page" w:hAnchor="margin" w:y="2135"/>
+                  <w:tcW w:w="2041" w:type="dxa"/>
+                  <w:vAlign w:val="center"/>
+                </w:tcPr>
+                <w:p>
+                  <w:pPr>
+                    <w:framePr w:hSpace="180" w:wrap="around" w:vAnchor="page" w:hAnchor="margin" w:y="1600"/>
                     <w:rPr>
                       <w:rFonts w:ascii="Tw Cen MT" w:hAnsi="Tw Cen MT" w:cstheme="minorHAnsi"/>
                       <w:sz w:val="20"/>
@@ -1905,11 +2023,11 @@
               </w:tc>
               <w:tc>
                 <w:tcPr>
-                  <w:tcW w:w="1097" w:type="dxa"/>
-                </w:tcPr>
-                <w:p>
-                  <w:pPr>
-                    <w:framePr w:hSpace="180" w:wrap="around" w:vAnchor="page" w:hAnchor="margin" w:y="2135"/>
+                  <w:tcW w:w="2041" w:type="dxa"/>
+                </w:tcPr>
+                <w:p>
+                  <w:pPr>
+                    <w:framePr w:hSpace="180" w:wrap="around" w:vAnchor="page" w:hAnchor="margin" w:y="1600"/>
                     <w:jc w:val="center"/>
                     <w:rPr>
                       <w:rFonts w:ascii="Tw Cen MT" w:hAnsi="Tw Cen MT"/>
@@ -1921,12 +2039,12 @@
             <w:tr>
               <w:tc>
                 <w:tcPr>
-                  <w:tcW w:w="1693" w:type="dxa"/>
-                  <w:vAlign w:val="center"/>
-                </w:tcPr>
-                <w:p>
-                  <w:pPr>
-                    <w:framePr w:hSpace="180" w:wrap="around" w:vAnchor="page" w:hAnchor="margin" w:y="2135"/>
+                  <w:tcW w:w="2041" w:type="dxa"/>
+                  <w:vAlign w:val="center"/>
+                </w:tcPr>
+                <w:p>
+                  <w:pPr>
+                    <w:framePr w:hSpace="180" w:wrap="around" w:vAnchor="page" w:hAnchor="margin" w:y="1600"/>
                     <w:jc w:val="center"/>
                     <w:rPr>
                       <w:rFonts w:ascii="Tw Cen MT" w:hAnsi="Tw Cen MT" w:cstheme="minorHAnsi"/>
@@ -1946,12 +2064,12 @@
               </w:tc>
               <w:tc>
                 <w:tcPr>
-                  <w:tcW w:w="2499" w:type="dxa"/>
-                  <w:vAlign w:val="center"/>
-                </w:tcPr>
-                <w:p>
-                  <w:pPr>
-                    <w:framePr w:hSpace="180" w:wrap="around" w:vAnchor="page" w:hAnchor="margin" w:y="2135"/>
+                  <w:tcW w:w="2041" w:type="dxa"/>
+                  <w:vAlign w:val="center"/>
+                </w:tcPr>
+                <w:p>
+                  <w:pPr>
+                    <w:framePr w:hSpace="180" w:wrap="around" w:vAnchor="page" w:hAnchor="margin" w:y="1600"/>
                     <w:rPr>
                       <w:rFonts w:ascii="Tw Cen MT" w:hAnsi="Tw Cen MT" w:cstheme="minorHAnsi"/>
                       <w:sz w:val="20"/>
@@ -1970,11 +2088,11 @@
               </w:tc>
               <w:tc>
                 <w:tcPr>
-                  <w:tcW w:w="1097" w:type="dxa"/>
-                </w:tcPr>
-                <w:p>
-                  <w:pPr>
-                    <w:framePr w:hSpace="180" w:wrap="around" w:vAnchor="page" w:hAnchor="margin" w:y="2135"/>
+                  <w:tcW w:w="2041" w:type="dxa"/>
+                </w:tcPr>
+                <w:p>
+                  <w:pPr>
+                    <w:framePr w:hSpace="180" w:wrap="around" w:vAnchor="page" w:hAnchor="margin" w:y="1600"/>
                     <w:jc w:val="center"/>
                     <w:rPr>
                       <w:rFonts w:ascii="Tw Cen MT" w:hAnsi="Tw Cen MT"/>
@@ -1986,12 +2104,12 @@
             <w:tr>
               <w:tc>
                 <w:tcPr>
-                  <w:tcW w:w="1693" w:type="dxa"/>
-                  <w:vAlign w:val="center"/>
-                </w:tcPr>
-                <w:p>
-                  <w:pPr>
-                    <w:framePr w:hSpace="180" w:wrap="around" w:vAnchor="page" w:hAnchor="margin" w:y="2135"/>
+                  <w:tcW w:w="2041" w:type="dxa"/>
+                  <w:vAlign w:val="center"/>
+                </w:tcPr>
+                <w:p>
+                  <w:pPr>
+                    <w:framePr w:hSpace="180" w:wrap="around" w:vAnchor="page" w:hAnchor="margin" w:y="1600"/>
                     <w:jc w:val="center"/>
                     <w:rPr>
                       <w:rFonts w:ascii="Tw Cen MT" w:hAnsi="Tw Cen MT" w:cstheme="minorHAnsi"/>
@@ -2011,12 +2129,12 @@
               </w:tc>
               <w:tc>
                 <w:tcPr>
-                  <w:tcW w:w="2499" w:type="dxa"/>
-                  <w:vAlign w:val="center"/>
-                </w:tcPr>
-                <w:p>
-                  <w:pPr>
-                    <w:framePr w:hSpace="180" w:wrap="around" w:vAnchor="page" w:hAnchor="margin" w:y="2135"/>
+                  <w:tcW w:w="2041" w:type="dxa"/>
+                  <w:vAlign w:val="center"/>
+                </w:tcPr>
+                <w:p>
+                  <w:pPr>
+                    <w:framePr w:hSpace="180" w:wrap="around" w:vAnchor="page" w:hAnchor="margin" w:y="1600"/>
                     <w:rPr>
                       <w:rFonts w:ascii="Tw Cen MT" w:hAnsi="Tw Cen MT" w:cstheme="minorHAnsi"/>
                       <w:sz w:val="20"/>
@@ -2035,11 +2153,11 @@
               </w:tc>
               <w:tc>
                 <w:tcPr>
-                  <w:tcW w:w="1097" w:type="dxa"/>
-                </w:tcPr>
-                <w:p>
-                  <w:pPr>
-                    <w:framePr w:hSpace="180" w:wrap="around" w:vAnchor="page" w:hAnchor="margin" w:y="2135"/>
+                  <w:tcW w:w="2041" w:type="dxa"/>
+                </w:tcPr>
+                <w:p>
+                  <w:pPr>
+                    <w:framePr w:hSpace="180" w:wrap="around" w:vAnchor="page" w:hAnchor="margin" w:y="1600"/>
                     <w:jc w:val="center"/>
                     <w:rPr>
                       <w:rFonts w:ascii="Tw Cen MT" w:hAnsi="Tw Cen MT"/>
@@ -2062,7 +2180,7 @@
         </w:tc>
         <w:tc>
           <w:tcPr>
-            <w:tcW w:w="2318" w:type="dxa"/>
+            <w:tcW w:w="2693" w:type="dxa"/>
             <w:vAlign w:val="center"/>
           </w:tcPr>
           <w:p>
@@ -2072,6 +2190,8 @@
                 <w:rFonts w:ascii="Tw Cen MT" w:hAnsi="Tw Cen MT"/>
                 <w:b/>
                 <w:bCs/>
+                <w:i/>
+                <w:iCs/>
               </w:rPr>
             </w:pPr>
             <w:r>
@@ -2079,6 +2199,8 @@
                 <w:rFonts w:ascii="Tw Cen MT" w:hAnsi="Tw Cen MT"/>
                 <w:b/>
                 <w:bCs/>
+                <w:i/>
+                <w:iCs/>
               </w:rPr>
               <w:t>Price Prediction</w:t>
             </w:r>
@@ -2087,11 +2209,11 @@
       </w:tr>
       <w:tr>
         <w:trPr>
-          <w:trHeight w:val="624"/>
+          <w:trHeight w:val="20"/>
         </w:trPr>
         <w:tc>
           <w:tcPr>
-            <w:tcW w:w="1113" w:type="dxa"/>
+            <w:tcW w:w="1373" w:type="dxa"/>
             <w:vAlign w:val="center"/>
           </w:tcPr>
           <w:p>
@@ -2127,46 +2249,51 @@
         </w:tc>
         <w:tc>
           <w:tcPr>
-            <w:tcW w:w="5505" w:type="dxa"/>
+            <w:tcW w:w="6237" w:type="dxa"/>
             <w:vAlign w:val="center"/>
           </w:tcPr>
           <w:tbl>
             <w:tblPr>
               <w:tblStyle w:val="TableGrid"/>
-              <w:tblW w:w="0" w:type="auto"/>
+              <w:tblW w:w="6123" w:type="dxa"/>
               <w:tblBorders>
                 <w:top w:val="none" w:sz="0" w:space="0" w:color="auto"/>
                 <w:left w:val="none" w:sz="0" w:space="0" w:color="auto"/>
                 <w:bottom w:val="none" w:sz="0" w:space="0" w:color="auto"/>
                 <w:right w:val="none" w:sz="0" w:space="0" w:color="auto"/>
               </w:tblBorders>
+              <w:tblLayout w:type="fixed"/>
               <w:tblLook w:val="04A0" w:firstRow="1" w:lastRow="0" w:firstColumn="1" w:lastColumn="0" w:noHBand="0" w:noVBand="1"/>
             </w:tblPr>
             <w:tblGrid>
-              <w:gridCol w:w="1692"/>
-              <w:gridCol w:w="2500"/>
-              <w:gridCol w:w="1097"/>
+              <w:gridCol w:w="2041"/>
+              <w:gridCol w:w="2041"/>
+              <w:gridCol w:w="2041"/>
             </w:tblGrid>
             <w:tr>
               <w:tc>
                 <w:tcPr>
-                  <w:tcW w:w="1692" w:type="dxa"/>
-                </w:tcPr>
-                <w:p>
-                  <w:pPr>
-                    <w:framePr w:hSpace="180" w:wrap="around" w:vAnchor="page" w:hAnchor="margin" w:y="2135"/>
-                    <w:jc w:val="center"/>
-                    <w:rPr>
-                      <w:rFonts w:ascii="Century Gothic" w:hAnsi="Century Gothic"/>
-                      <w:b/>
-                      <w:bCs/>
-                    </w:rPr>
-                  </w:pPr>
-                  <w:r>
-                    <w:rPr>
-                      <w:rFonts w:ascii="Century Gothic" w:hAnsi="Century Gothic"/>
-                      <w:b/>
-                      <w:bCs/>
+                  <w:tcW w:w="2041" w:type="dxa"/>
+                </w:tcPr>
+                <w:p>
+                  <w:pPr>
+                    <w:framePr w:hSpace="180" w:wrap="around" w:vAnchor="page" w:hAnchor="margin" w:y="1600"/>
+                    <w:jc w:val="center"/>
+                    <w:rPr>
+                      <w:rFonts w:ascii="Century Gothic" w:hAnsi="Century Gothic"/>
+                      <w:b/>
+                      <w:bCs/>
+                      <w:sz w:val="18"/>
+                      <w:szCs w:val="18"/>
+                    </w:rPr>
+                  </w:pPr>
+                  <w:r>
+                    <w:rPr>
+                      <w:rFonts w:ascii="Century Gothic" w:hAnsi="Century Gothic"/>
+                      <w:b/>
+                      <w:bCs/>
+                      <w:sz w:val="18"/>
+                      <w:szCs w:val="18"/>
                     </w:rPr>
                     <w:t>Reg No.</w:t>
                   </w:r>
@@ -2174,23 +2301,27 @@
               </w:tc>
               <w:tc>
                 <w:tcPr>
-                  <w:tcW w:w="2500" w:type="dxa"/>
-                </w:tcPr>
-                <w:p>
-                  <w:pPr>
-                    <w:framePr w:hSpace="180" w:wrap="around" w:vAnchor="page" w:hAnchor="margin" w:y="2135"/>
-                    <w:jc w:val="center"/>
-                    <w:rPr>
-                      <w:rFonts w:ascii="Century Gothic" w:hAnsi="Century Gothic"/>
-                      <w:b/>
-                      <w:bCs/>
-                    </w:rPr>
-                  </w:pPr>
-                  <w:r>
-                    <w:rPr>
-                      <w:rFonts w:ascii="Century Gothic" w:hAnsi="Century Gothic"/>
-                      <w:b/>
-                      <w:bCs/>
+                  <w:tcW w:w="2041" w:type="dxa"/>
+                </w:tcPr>
+                <w:p>
+                  <w:pPr>
+                    <w:framePr w:hSpace="180" w:wrap="around" w:vAnchor="page" w:hAnchor="margin" w:y="1600"/>
+                    <w:jc w:val="center"/>
+                    <w:rPr>
+                      <w:rFonts w:ascii="Century Gothic" w:hAnsi="Century Gothic"/>
+                      <w:b/>
+                      <w:bCs/>
+                      <w:sz w:val="18"/>
+                      <w:szCs w:val="18"/>
+                    </w:rPr>
+                  </w:pPr>
+                  <w:r>
+                    <w:rPr>
+                      <w:rFonts w:ascii="Century Gothic" w:hAnsi="Century Gothic"/>
+                      <w:b/>
+                      <w:bCs/>
+                      <w:sz w:val="18"/>
+                      <w:szCs w:val="18"/>
                     </w:rPr>
                     <w:t>Name</w:t>
                   </w:r>
@@ -2198,23 +2329,27 @@
               </w:tc>
               <w:tc>
                 <w:tcPr>
-                  <w:tcW w:w="1097" w:type="dxa"/>
-                </w:tcPr>
-                <w:p>
-                  <w:pPr>
-                    <w:framePr w:hSpace="180" w:wrap="around" w:vAnchor="page" w:hAnchor="margin" w:y="2135"/>
-                    <w:jc w:val="center"/>
-                    <w:rPr>
-                      <w:rFonts w:ascii="Century Gothic" w:hAnsi="Century Gothic"/>
-                      <w:b/>
-                      <w:bCs/>
-                    </w:rPr>
-                  </w:pPr>
-                  <w:r>
-                    <w:rPr>
-                      <w:rFonts w:ascii="Century Gothic" w:hAnsi="Century Gothic"/>
-                      <w:b/>
-                      <w:bCs/>
+                  <w:tcW w:w="2041" w:type="dxa"/>
+                </w:tcPr>
+                <w:p>
+                  <w:pPr>
+                    <w:framePr w:hSpace="180" w:wrap="around" w:vAnchor="page" w:hAnchor="margin" w:y="1600"/>
+                    <w:jc w:val="center"/>
+                    <w:rPr>
+                      <w:rFonts w:ascii="Century Gothic" w:hAnsi="Century Gothic"/>
+                      <w:b/>
+                      <w:bCs/>
+                      <w:sz w:val="18"/>
+                      <w:szCs w:val="18"/>
+                    </w:rPr>
+                  </w:pPr>
+                  <w:r>
+                    <w:rPr>
+                      <w:rFonts w:ascii="Century Gothic" w:hAnsi="Century Gothic"/>
+                      <w:b/>
+                      <w:bCs/>
+                      <w:sz w:val="18"/>
+                      <w:szCs w:val="18"/>
                     </w:rPr>
                     <w:t>Marks</w:t>
                   </w:r>
@@ -2224,12 +2359,12 @@
             <w:tr>
               <w:tc>
                 <w:tcPr>
-                  <w:tcW w:w="1692" w:type="dxa"/>
-                  <w:vAlign w:val="center"/>
-                </w:tcPr>
-                <w:p>
-                  <w:pPr>
-                    <w:framePr w:hSpace="180" w:wrap="around" w:vAnchor="page" w:hAnchor="margin" w:y="2135"/>
+                  <w:tcW w:w="2041" w:type="dxa"/>
+                  <w:vAlign w:val="center"/>
+                </w:tcPr>
+                <w:p>
+                  <w:pPr>
+                    <w:framePr w:hSpace="180" w:wrap="around" w:vAnchor="page" w:hAnchor="margin" w:y="1600"/>
                     <w:jc w:val="center"/>
                     <w:rPr>
                       <w:rFonts w:ascii="Tw Cen MT" w:hAnsi="Tw Cen MT" w:cstheme="minorHAnsi"/>
@@ -2249,12 +2384,12 @@
               </w:tc>
               <w:tc>
                 <w:tcPr>
-                  <w:tcW w:w="2500" w:type="dxa"/>
-                  <w:vAlign w:val="center"/>
-                </w:tcPr>
-                <w:p>
-                  <w:pPr>
-                    <w:framePr w:hSpace="180" w:wrap="around" w:vAnchor="page" w:hAnchor="margin" w:y="2135"/>
+                  <w:tcW w:w="2041" w:type="dxa"/>
+                  <w:vAlign w:val="center"/>
+                </w:tcPr>
+                <w:p>
+                  <w:pPr>
+                    <w:framePr w:hSpace="180" w:wrap="around" w:vAnchor="page" w:hAnchor="margin" w:y="1600"/>
                     <w:rPr>
                       <w:rFonts w:ascii="Tw Cen MT" w:hAnsi="Tw Cen MT" w:cstheme="minorHAnsi"/>
                       <w:sz w:val="20"/>
@@ -2273,11 +2408,11 @@
               </w:tc>
               <w:tc>
                 <w:tcPr>
-                  <w:tcW w:w="1097" w:type="dxa"/>
-                </w:tcPr>
-                <w:p>
-                  <w:pPr>
-                    <w:framePr w:hSpace="180" w:wrap="around" w:vAnchor="page" w:hAnchor="margin" w:y="2135"/>
+                  <w:tcW w:w="2041" w:type="dxa"/>
+                </w:tcPr>
+                <w:p>
+                  <w:pPr>
+                    <w:framePr w:hSpace="180" w:wrap="around" w:vAnchor="page" w:hAnchor="margin" w:y="1600"/>
                     <w:jc w:val="center"/>
                     <w:rPr>
                       <w:rFonts w:ascii="Tw Cen MT" w:hAnsi="Tw Cen MT"/>
@@ -2289,12 +2424,12 @@
             <w:tr>
               <w:tc>
                 <w:tcPr>
-                  <w:tcW w:w="1692" w:type="dxa"/>
-                  <w:vAlign w:val="center"/>
-                </w:tcPr>
-                <w:p>
-                  <w:pPr>
-                    <w:framePr w:hSpace="180" w:wrap="around" w:vAnchor="page" w:hAnchor="margin" w:y="2135"/>
+                  <w:tcW w:w="2041" w:type="dxa"/>
+                  <w:vAlign w:val="center"/>
+                </w:tcPr>
+                <w:p>
+                  <w:pPr>
+                    <w:framePr w:hSpace="180" w:wrap="around" w:vAnchor="page" w:hAnchor="margin" w:y="1600"/>
                     <w:jc w:val="center"/>
                     <w:rPr>
                       <w:rFonts w:ascii="Tw Cen MT" w:hAnsi="Tw Cen MT" w:cstheme="minorHAnsi"/>
@@ -2314,12 +2449,12 @@
               </w:tc>
               <w:tc>
                 <w:tcPr>
-                  <w:tcW w:w="2500" w:type="dxa"/>
-                  <w:vAlign w:val="center"/>
-                </w:tcPr>
-                <w:p>
-                  <w:pPr>
-                    <w:framePr w:hSpace="180" w:wrap="around" w:vAnchor="page" w:hAnchor="margin" w:y="2135"/>
+                  <w:tcW w:w="2041" w:type="dxa"/>
+                  <w:vAlign w:val="center"/>
+                </w:tcPr>
+                <w:p>
+                  <w:pPr>
+                    <w:framePr w:hSpace="180" w:wrap="around" w:vAnchor="page" w:hAnchor="margin" w:y="1600"/>
                     <w:rPr>
                       <w:rFonts w:ascii="Tw Cen MT" w:hAnsi="Tw Cen MT" w:cstheme="minorHAnsi"/>
                       <w:sz w:val="20"/>
@@ -2338,11 +2473,11 @@
               </w:tc>
               <w:tc>
                 <w:tcPr>
-                  <w:tcW w:w="1097" w:type="dxa"/>
-                </w:tcPr>
-                <w:p>
-                  <w:pPr>
-                    <w:framePr w:hSpace="180" w:wrap="around" w:vAnchor="page" w:hAnchor="margin" w:y="2135"/>
+                  <w:tcW w:w="2041" w:type="dxa"/>
+                </w:tcPr>
+                <w:p>
+                  <w:pPr>
+                    <w:framePr w:hSpace="180" w:wrap="around" w:vAnchor="page" w:hAnchor="margin" w:y="1600"/>
                     <w:jc w:val="center"/>
                     <w:rPr>
                       <w:rFonts w:ascii="Tw Cen MT" w:hAnsi="Tw Cen MT"/>
@@ -2354,12 +2489,12 @@
             <w:tr>
               <w:tc>
                 <w:tcPr>
-                  <w:tcW w:w="1692" w:type="dxa"/>
-                  <w:vAlign w:val="center"/>
-                </w:tcPr>
-                <w:p>
-                  <w:pPr>
-                    <w:framePr w:hSpace="180" w:wrap="around" w:vAnchor="page" w:hAnchor="margin" w:y="2135"/>
+                  <w:tcW w:w="2041" w:type="dxa"/>
+                  <w:vAlign w:val="center"/>
+                </w:tcPr>
+                <w:p>
+                  <w:pPr>
+                    <w:framePr w:hSpace="180" w:wrap="around" w:vAnchor="page" w:hAnchor="margin" w:y="1600"/>
                     <w:jc w:val="center"/>
                     <w:rPr>
                       <w:rFonts w:ascii="Tw Cen MT" w:hAnsi="Tw Cen MT" w:cstheme="minorHAnsi"/>
@@ -2379,12 +2514,12 @@
               </w:tc>
               <w:tc>
                 <w:tcPr>
-                  <w:tcW w:w="2500" w:type="dxa"/>
-                  <w:vAlign w:val="center"/>
-                </w:tcPr>
-                <w:p>
-                  <w:pPr>
-                    <w:framePr w:hSpace="180" w:wrap="around" w:vAnchor="page" w:hAnchor="margin" w:y="2135"/>
+                  <w:tcW w:w="2041" w:type="dxa"/>
+                  <w:vAlign w:val="center"/>
+                </w:tcPr>
+                <w:p>
+                  <w:pPr>
+                    <w:framePr w:hSpace="180" w:wrap="around" w:vAnchor="page" w:hAnchor="margin" w:y="1600"/>
                     <w:rPr>
                       <w:rFonts w:ascii="Tw Cen MT" w:hAnsi="Tw Cen MT" w:cstheme="minorHAnsi"/>
                       <w:sz w:val="20"/>
@@ -2403,11 +2538,11 @@
               </w:tc>
               <w:tc>
                 <w:tcPr>
-                  <w:tcW w:w="1097" w:type="dxa"/>
-                </w:tcPr>
-                <w:p>
-                  <w:pPr>
-                    <w:framePr w:hSpace="180" w:wrap="around" w:vAnchor="page" w:hAnchor="margin" w:y="2135"/>
+                  <w:tcW w:w="2041" w:type="dxa"/>
+                </w:tcPr>
+                <w:p>
+                  <w:pPr>
+                    <w:framePr w:hSpace="180" w:wrap="around" w:vAnchor="page" w:hAnchor="margin" w:y="1600"/>
                     <w:jc w:val="center"/>
                     <w:rPr>
                       <w:rFonts w:ascii="Tw Cen MT" w:hAnsi="Tw Cen MT"/>
@@ -2430,7 +2565,7 @@
         </w:tc>
         <w:tc>
           <w:tcPr>
-            <w:tcW w:w="2318" w:type="dxa"/>
+            <w:tcW w:w="2693" w:type="dxa"/>
             <w:vAlign w:val="center"/>
           </w:tcPr>
           <w:p>
@@ -2440,6 +2575,8 @@
                 <w:rFonts w:ascii="Tw Cen MT" w:hAnsi="Tw Cen MT"/>
                 <w:b/>
                 <w:bCs/>
+                <w:i/>
+                <w:iCs/>
               </w:rPr>
             </w:pPr>
             <w:r>
@@ -2447,6 +2584,8 @@
                 <w:rFonts w:ascii="Tw Cen MT" w:hAnsi="Tw Cen MT"/>
                 <w:b/>
                 <w:bCs/>
+                <w:i/>
+                <w:iCs/>
               </w:rPr>
               <w:t>Culture Aware Emoji and Sticker Suggestion</w:t>
             </w:r>
@@ -2455,11 +2594,11 @@
       </w:tr>
       <w:tr>
         <w:trPr>
-          <w:trHeight w:val="624"/>
+          <w:trHeight w:val="20"/>
         </w:trPr>
         <w:tc>
           <w:tcPr>
-            <w:tcW w:w="1113" w:type="dxa"/>
+            <w:tcW w:w="1373" w:type="dxa"/>
             <w:vAlign w:val="center"/>
           </w:tcPr>
           <w:p>
@@ -2497,46 +2636,51 @@
         </w:tc>
         <w:tc>
           <w:tcPr>
-            <w:tcW w:w="5505" w:type="dxa"/>
+            <w:tcW w:w="6237" w:type="dxa"/>
             <w:vAlign w:val="center"/>
           </w:tcPr>
           <w:tbl>
             <w:tblPr>
               <w:tblStyle w:val="TableGrid"/>
-              <w:tblW w:w="0" w:type="auto"/>
+              <w:tblW w:w="6123" w:type="dxa"/>
               <w:tblBorders>
                 <w:top w:val="none" w:sz="0" w:space="0" w:color="auto"/>
                 <w:left w:val="none" w:sz="0" w:space="0" w:color="auto"/>
                 <w:bottom w:val="none" w:sz="0" w:space="0" w:color="auto"/>
                 <w:right w:val="none" w:sz="0" w:space="0" w:color="auto"/>
               </w:tblBorders>
+              <w:tblLayout w:type="fixed"/>
               <w:tblLook w:val="04A0" w:firstRow="1" w:lastRow="0" w:firstColumn="1" w:lastColumn="0" w:noHBand="0" w:noVBand="1"/>
             </w:tblPr>
             <w:tblGrid>
-              <w:gridCol w:w="1688"/>
-              <w:gridCol w:w="2505"/>
-              <w:gridCol w:w="1096"/>
+              <w:gridCol w:w="2041"/>
+              <w:gridCol w:w="2041"/>
+              <w:gridCol w:w="2041"/>
             </w:tblGrid>
             <w:tr>
               <w:tc>
                 <w:tcPr>
-                  <w:tcW w:w="1688" w:type="dxa"/>
-                </w:tcPr>
-                <w:p>
-                  <w:pPr>
-                    <w:framePr w:hSpace="180" w:wrap="around" w:vAnchor="page" w:hAnchor="margin" w:y="2135"/>
-                    <w:jc w:val="center"/>
-                    <w:rPr>
-                      <w:rFonts w:ascii="Century Gothic" w:hAnsi="Century Gothic"/>
-                      <w:b/>
-                      <w:bCs/>
-                    </w:rPr>
-                  </w:pPr>
-                  <w:r>
-                    <w:rPr>
-                      <w:rFonts w:ascii="Century Gothic" w:hAnsi="Century Gothic"/>
-                      <w:b/>
-                      <w:bCs/>
+                  <w:tcW w:w="2041" w:type="dxa"/>
+                </w:tcPr>
+                <w:p>
+                  <w:pPr>
+                    <w:framePr w:hSpace="180" w:wrap="around" w:vAnchor="page" w:hAnchor="margin" w:y="1600"/>
+                    <w:jc w:val="center"/>
+                    <w:rPr>
+                      <w:rFonts w:ascii="Century Gothic" w:hAnsi="Century Gothic"/>
+                      <w:b/>
+                      <w:bCs/>
+                      <w:sz w:val="18"/>
+                      <w:szCs w:val="18"/>
+                    </w:rPr>
+                  </w:pPr>
+                  <w:r>
+                    <w:rPr>
+                      <w:rFonts w:ascii="Century Gothic" w:hAnsi="Century Gothic"/>
+                      <w:b/>
+                      <w:bCs/>
+                      <w:sz w:val="18"/>
+                      <w:szCs w:val="18"/>
                     </w:rPr>
                     <w:t>Reg No.</w:t>
                   </w:r>
@@ -2544,23 +2688,27 @@
               </w:tc>
               <w:tc>
                 <w:tcPr>
-                  <w:tcW w:w="2505" w:type="dxa"/>
-                </w:tcPr>
-                <w:p>
-                  <w:pPr>
-                    <w:framePr w:hSpace="180" w:wrap="around" w:vAnchor="page" w:hAnchor="margin" w:y="2135"/>
-                    <w:jc w:val="center"/>
-                    <w:rPr>
-                      <w:rFonts w:ascii="Century Gothic" w:hAnsi="Century Gothic"/>
-                      <w:b/>
-                      <w:bCs/>
-                    </w:rPr>
-                  </w:pPr>
-                  <w:r>
-                    <w:rPr>
-                      <w:rFonts w:ascii="Century Gothic" w:hAnsi="Century Gothic"/>
-                      <w:b/>
-                      <w:bCs/>
+                  <w:tcW w:w="2041" w:type="dxa"/>
+                </w:tcPr>
+                <w:p>
+                  <w:pPr>
+                    <w:framePr w:hSpace="180" w:wrap="around" w:vAnchor="page" w:hAnchor="margin" w:y="1600"/>
+                    <w:jc w:val="center"/>
+                    <w:rPr>
+                      <w:rFonts w:ascii="Century Gothic" w:hAnsi="Century Gothic"/>
+                      <w:b/>
+                      <w:bCs/>
+                      <w:sz w:val="18"/>
+                      <w:szCs w:val="18"/>
+                    </w:rPr>
+                  </w:pPr>
+                  <w:r>
+                    <w:rPr>
+                      <w:rFonts w:ascii="Century Gothic" w:hAnsi="Century Gothic"/>
+                      <w:b/>
+                      <w:bCs/>
+                      <w:sz w:val="18"/>
+                      <w:szCs w:val="18"/>
                     </w:rPr>
                     <w:t>Name</w:t>
                   </w:r>
@@ -2568,23 +2716,27 @@
               </w:tc>
               <w:tc>
                 <w:tcPr>
-                  <w:tcW w:w="1096" w:type="dxa"/>
-                </w:tcPr>
-                <w:p>
-                  <w:pPr>
-                    <w:framePr w:hSpace="180" w:wrap="around" w:vAnchor="page" w:hAnchor="margin" w:y="2135"/>
-                    <w:jc w:val="center"/>
-                    <w:rPr>
-                      <w:rFonts w:ascii="Century Gothic" w:hAnsi="Century Gothic"/>
-                      <w:b/>
-                      <w:bCs/>
-                    </w:rPr>
-                  </w:pPr>
-                  <w:r>
-                    <w:rPr>
-                      <w:rFonts w:ascii="Century Gothic" w:hAnsi="Century Gothic"/>
-                      <w:b/>
-                      <w:bCs/>
+                  <w:tcW w:w="2041" w:type="dxa"/>
+                </w:tcPr>
+                <w:p>
+                  <w:pPr>
+                    <w:framePr w:hSpace="180" w:wrap="around" w:vAnchor="page" w:hAnchor="margin" w:y="1600"/>
+                    <w:jc w:val="center"/>
+                    <w:rPr>
+                      <w:rFonts w:ascii="Century Gothic" w:hAnsi="Century Gothic"/>
+                      <w:b/>
+                      <w:bCs/>
+                      <w:sz w:val="18"/>
+                      <w:szCs w:val="18"/>
+                    </w:rPr>
+                  </w:pPr>
+                  <w:r>
+                    <w:rPr>
+                      <w:rFonts w:ascii="Century Gothic" w:hAnsi="Century Gothic"/>
+                      <w:b/>
+                      <w:bCs/>
+                      <w:sz w:val="18"/>
+                      <w:szCs w:val="18"/>
                     </w:rPr>
                     <w:t>Marks</w:t>
                   </w:r>
@@ -2594,12 +2746,12 @@
             <w:tr>
               <w:tc>
                 <w:tcPr>
-                  <w:tcW w:w="1688" w:type="dxa"/>
-                  <w:vAlign w:val="center"/>
-                </w:tcPr>
-                <w:p>
-                  <w:pPr>
-                    <w:framePr w:hSpace="180" w:wrap="around" w:vAnchor="page" w:hAnchor="margin" w:y="2135"/>
+                  <w:tcW w:w="2041" w:type="dxa"/>
+                  <w:vAlign w:val="center"/>
+                </w:tcPr>
+                <w:p>
+                  <w:pPr>
+                    <w:framePr w:hSpace="180" w:wrap="around" w:vAnchor="page" w:hAnchor="margin" w:y="1600"/>
                     <w:jc w:val="center"/>
                     <w:rPr>
                       <w:rFonts w:ascii="Tw Cen MT" w:hAnsi="Tw Cen MT" w:cstheme="minorHAnsi"/>
@@ -2619,12 +2771,12 @@
               </w:tc>
               <w:tc>
                 <w:tcPr>
-                  <w:tcW w:w="2505" w:type="dxa"/>
-                  <w:vAlign w:val="center"/>
-                </w:tcPr>
-                <w:p>
-                  <w:pPr>
-                    <w:framePr w:hSpace="180" w:wrap="around" w:vAnchor="page" w:hAnchor="margin" w:y="2135"/>
+                  <w:tcW w:w="2041" w:type="dxa"/>
+                  <w:vAlign w:val="center"/>
+                </w:tcPr>
+                <w:p>
+                  <w:pPr>
+                    <w:framePr w:hSpace="180" w:wrap="around" w:vAnchor="page" w:hAnchor="margin" w:y="1600"/>
                     <w:rPr>
                       <w:rFonts w:ascii="Tw Cen MT" w:hAnsi="Tw Cen MT" w:cstheme="minorHAnsi"/>
                       <w:sz w:val="20"/>
@@ -2643,11 +2795,11 @@
               </w:tc>
               <w:tc>
                 <w:tcPr>
-                  <w:tcW w:w="1096" w:type="dxa"/>
-                </w:tcPr>
-                <w:p>
-                  <w:pPr>
-                    <w:framePr w:hSpace="180" w:wrap="around" w:vAnchor="page" w:hAnchor="margin" w:y="2135"/>
+                  <w:tcW w:w="2041" w:type="dxa"/>
+                </w:tcPr>
+                <w:p>
+                  <w:pPr>
+                    <w:framePr w:hSpace="180" w:wrap="around" w:vAnchor="page" w:hAnchor="margin" w:y="1600"/>
                     <w:jc w:val="center"/>
                     <w:rPr>
                       <w:rFonts w:ascii="Tw Cen MT" w:hAnsi="Tw Cen MT"/>
@@ -2659,12 +2811,12 @@
             <w:tr>
               <w:tc>
                 <w:tcPr>
-                  <w:tcW w:w="1688" w:type="dxa"/>
-                  <w:vAlign w:val="center"/>
-                </w:tcPr>
-                <w:p>
-                  <w:pPr>
-                    <w:framePr w:hSpace="180" w:wrap="around" w:vAnchor="page" w:hAnchor="margin" w:y="2135"/>
+                  <w:tcW w:w="2041" w:type="dxa"/>
+                  <w:vAlign w:val="center"/>
+                </w:tcPr>
+                <w:p>
+                  <w:pPr>
+                    <w:framePr w:hSpace="180" w:wrap="around" w:vAnchor="page" w:hAnchor="margin" w:y="1600"/>
                     <w:jc w:val="center"/>
                     <w:rPr>
                       <w:rFonts w:ascii="Tw Cen MT" w:hAnsi="Tw Cen MT" w:cstheme="minorHAnsi"/>
@@ -2692,12 +2844,12 @@
               </w:tc>
               <w:tc>
                 <w:tcPr>
-                  <w:tcW w:w="2505" w:type="dxa"/>
-                  <w:vAlign w:val="center"/>
-                </w:tcPr>
-                <w:p>
-                  <w:pPr>
-                    <w:framePr w:hSpace="180" w:wrap="around" w:vAnchor="page" w:hAnchor="margin" w:y="2135"/>
+                  <w:tcW w:w="2041" w:type="dxa"/>
+                  <w:vAlign w:val="center"/>
+                </w:tcPr>
+                <w:p>
+                  <w:pPr>
+                    <w:framePr w:hSpace="180" w:wrap="around" w:vAnchor="page" w:hAnchor="margin" w:y="1600"/>
                     <w:rPr>
                       <w:rFonts w:ascii="Tw Cen MT" w:hAnsi="Tw Cen MT" w:cstheme="minorHAnsi"/>
                       <w:sz w:val="20"/>
@@ -2716,11 +2868,11 @@
               </w:tc>
               <w:tc>
                 <w:tcPr>
-                  <w:tcW w:w="1096" w:type="dxa"/>
-                </w:tcPr>
-                <w:p>
-                  <w:pPr>
-                    <w:framePr w:hSpace="180" w:wrap="around" w:vAnchor="page" w:hAnchor="margin" w:y="2135"/>
+                  <w:tcW w:w="2041" w:type="dxa"/>
+                </w:tcPr>
+                <w:p>
+                  <w:pPr>
+                    <w:framePr w:hSpace="180" w:wrap="around" w:vAnchor="page" w:hAnchor="margin" w:y="1600"/>
                     <w:jc w:val="center"/>
                     <w:rPr>
                       <w:rFonts w:ascii="Tw Cen MT" w:hAnsi="Tw Cen MT"/>
@@ -2732,12 +2884,12 @@
             <w:tr>
               <w:tc>
                 <w:tcPr>
-                  <w:tcW w:w="1688" w:type="dxa"/>
-                  <w:vAlign w:val="center"/>
-                </w:tcPr>
-                <w:p>
-                  <w:pPr>
-                    <w:framePr w:hSpace="180" w:wrap="around" w:vAnchor="page" w:hAnchor="margin" w:y="2135"/>
+                  <w:tcW w:w="2041" w:type="dxa"/>
+                  <w:vAlign w:val="center"/>
+                </w:tcPr>
+                <w:p>
+                  <w:pPr>
+                    <w:framePr w:hSpace="180" w:wrap="around" w:vAnchor="page" w:hAnchor="margin" w:y="1600"/>
                     <w:jc w:val="center"/>
                     <w:rPr>
                       <w:rFonts w:ascii="Tw Cen MT" w:hAnsi="Tw Cen MT" w:cstheme="minorHAnsi"/>
@@ -2757,12 +2909,12 @@
               </w:tc>
               <w:tc>
                 <w:tcPr>
-                  <w:tcW w:w="2505" w:type="dxa"/>
-                  <w:vAlign w:val="center"/>
-                </w:tcPr>
-                <w:p>
-                  <w:pPr>
-                    <w:framePr w:hSpace="180" w:wrap="around" w:vAnchor="page" w:hAnchor="margin" w:y="2135"/>
+                  <w:tcW w:w="2041" w:type="dxa"/>
+                  <w:vAlign w:val="center"/>
+                </w:tcPr>
+                <w:p>
+                  <w:pPr>
+                    <w:framePr w:hSpace="180" w:wrap="around" w:vAnchor="page" w:hAnchor="margin" w:y="1600"/>
                     <w:rPr>
                       <w:rFonts w:ascii="Tw Cen MT" w:hAnsi="Tw Cen MT" w:cstheme="minorHAnsi"/>
                       <w:sz w:val="20"/>
@@ -2781,11 +2933,11 @@
               </w:tc>
               <w:tc>
                 <w:tcPr>
-                  <w:tcW w:w="1096" w:type="dxa"/>
-                </w:tcPr>
-                <w:p>
-                  <w:pPr>
-                    <w:framePr w:hSpace="180" w:wrap="around" w:vAnchor="page" w:hAnchor="margin" w:y="2135"/>
+                  <w:tcW w:w="2041" w:type="dxa"/>
+                </w:tcPr>
+                <w:p>
+                  <w:pPr>
+                    <w:framePr w:hSpace="180" w:wrap="around" w:vAnchor="page" w:hAnchor="margin" w:y="1600"/>
                     <w:jc w:val="center"/>
                     <w:rPr>
                       <w:rFonts w:ascii="Tw Cen MT" w:hAnsi="Tw Cen MT"/>
@@ -2808,7 +2960,7 @@
         </w:tc>
         <w:tc>
           <w:tcPr>
-            <w:tcW w:w="2318" w:type="dxa"/>
+            <w:tcW w:w="2693" w:type="dxa"/>
             <w:vAlign w:val="center"/>
           </w:tcPr>
           <w:p>
@@ -2818,6 +2970,8 @@
                 <w:rFonts w:ascii="Tw Cen MT" w:hAnsi="Tw Cen MT"/>
                 <w:b/>
                 <w:bCs/>
+                <w:i/>
+                <w:iCs/>
               </w:rPr>
             </w:pPr>
             <w:r>
@@ -2825,6 +2979,8 @@
                 <w:rFonts w:ascii="Tw Cen MT" w:hAnsi="Tw Cen MT"/>
                 <w:b/>
                 <w:bCs/>
+                <w:i/>
+                <w:iCs/>
               </w:rPr>
               <w:t>HMM</w:t>
             </w:r>
@@ -2833,11 +2989,11 @@
       </w:tr>
       <w:tr>
         <w:trPr>
-          <w:trHeight w:val="624"/>
+          <w:trHeight w:val="20"/>
         </w:trPr>
         <w:tc>
           <w:tcPr>
-            <w:tcW w:w="1113" w:type="dxa"/>
+            <w:tcW w:w="1373" w:type="dxa"/>
             <w:vAlign w:val="center"/>
           </w:tcPr>
           <w:p>
@@ -2875,46 +3031,51 @@
         </w:tc>
         <w:tc>
           <w:tcPr>
-            <w:tcW w:w="5505" w:type="dxa"/>
+            <w:tcW w:w="6237" w:type="dxa"/>
             <w:vAlign w:val="center"/>
           </w:tcPr>
           <w:tbl>
             <w:tblPr>
               <w:tblStyle w:val="TableGrid"/>
-              <w:tblW w:w="0" w:type="auto"/>
+              <w:tblW w:w="6123" w:type="dxa"/>
               <w:tblBorders>
                 <w:top w:val="none" w:sz="0" w:space="0" w:color="auto"/>
                 <w:left w:val="none" w:sz="0" w:space="0" w:color="auto"/>
                 <w:bottom w:val="none" w:sz="0" w:space="0" w:color="auto"/>
                 <w:right w:val="none" w:sz="0" w:space="0" w:color="auto"/>
               </w:tblBorders>
+              <w:tblLayout w:type="fixed"/>
               <w:tblLook w:val="04A0" w:firstRow="1" w:lastRow="0" w:firstColumn="1" w:lastColumn="0" w:noHBand="0" w:noVBand="1"/>
             </w:tblPr>
             <w:tblGrid>
-              <w:gridCol w:w="1680"/>
-              <w:gridCol w:w="2515"/>
-              <w:gridCol w:w="1094"/>
+              <w:gridCol w:w="2041"/>
+              <w:gridCol w:w="2041"/>
+              <w:gridCol w:w="2041"/>
             </w:tblGrid>
             <w:tr>
               <w:tc>
                 <w:tcPr>
-                  <w:tcW w:w="1680" w:type="dxa"/>
-                </w:tcPr>
-                <w:p>
-                  <w:pPr>
-                    <w:framePr w:hSpace="180" w:wrap="around" w:vAnchor="page" w:hAnchor="margin" w:y="2135"/>
-                    <w:jc w:val="center"/>
-                    <w:rPr>
-                      <w:rFonts w:ascii="Century Gothic" w:hAnsi="Century Gothic"/>
-                      <w:b/>
-                      <w:bCs/>
-                    </w:rPr>
-                  </w:pPr>
-                  <w:r>
-                    <w:rPr>
-                      <w:rFonts w:ascii="Century Gothic" w:hAnsi="Century Gothic"/>
-                      <w:b/>
-                      <w:bCs/>
+                  <w:tcW w:w="2041" w:type="dxa"/>
+                </w:tcPr>
+                <w:p>
+                  <w:pPr>
+                    <w:framePr w:hSpace="180" w:wrap="around" w:vAnchor="page" w:hAnchor="margin" w:y="1600"/>
+                    <w:jc w:val="center"/>
+                    <w:rPr>
+                      <w:rFonts w:ascii="Century Gothic" w:hAnsi="Century Gothic"/>
+                      <w:b/>
+                      <w:bCs/>
+                      <w:sz w:val="18"/>
+                      <w:szCs w:val="18"/>
+                    </w:rPr>
+                  </w:pPr>
+                  <w:r>
+                    <w:rPr>
+                      <w:rFonts w:ascii="Century Gothic" w:hAnsi="Century Gothic"/>
+                      <w:b/>
+                      <w:bCs/>
+                      <w:sz w:val="18"/>
+                      <w:szCs w:val="18"/>
                     </w:rPr>
                     <w:t>Reg No.</w:t>
                   </w:r>
@@ -2922,23 +3083,27 @@
               </w:tc>
               <w:tc>
                 <w:tcPr>
-                  <w:tcW w:w="2515" w:type="dxa"/>
-                </w:tcPr>
-                <w:p>
-                  <w:pPr>
-                    <w:framePr w:hSpace="180" w:wrap="around" w:vAnchor="page" w:hAnchor="margin" w:y="2135"/>
-                    <w:jc w:val="center"/>
-                    <w:rPr>
-                      <w:rFonts w:ascii="Century Gothic" w:hAnsi="Century Gothic"/>
-                      <w:b/>
-                      <w:bCs/>
-                    </w:rPr>
-                  </w:pPr>
-                  <w:r>
-                    <w:rPr>
-                      <w:rFonts w:ascii="Century Gothic" w:hAnsi="Century Gothic"/>
-                      <w:b/>
-                      <w:bCs/>
+                  <w:tcW w:w="2041" w:type="dxa"/>
+                </w:tcPr>
+                <w:p>
+                  <w:pPr>
+                    <w:framePr w:hSpace="180" w:wrap="around" w:vAnchor="page" w:hAnchor="margin" w:y="1600"/>
+                    <w:jc w:val="center"/>
+                    <w:rPr>
+                      <w:rFonts w:ascii="Century Gothic" w:hAnsi="Century Gothic"/>
+                      <w:b/>
+                      <w:bCs/>
+                      <w:sz w:val="18"/>
+                      <w:szCs w:val="18"/>
+                    </w:rPr>
+                  </w:pPr>
+                  <w:r>
+                    <w:rPr>
+                      <w:rFonts w:ascii="Century Gothic" w:hAnsi="Century Gothic"/>
+                      <w:b/>
+                      <w:bCs/>
+                      <w:sz w:val="18"/>
+                      <w:szCs w:val="18"/>
                     </w:rPr>
                     <w:t>Name</w:t>
                   </w:r>
@@ -2946,23 +3111,27 @@
               </w:tc>
               <w:tc>
                 <w:tcPr>
-                  <w:tcW w:w="1094" w:type="dxa"/>
-                </w:tcPr>
-                <w:p>
-                  <w:pPr>
-                    <w:framePr w:hSpace="180" w:wrap="around" w:vAnchor="page" w:hAnchor="margin" w:y="2135"/>
-                    <w:jc w:val="center"/>
-                    <w:rPr>
-                      <w:rFonts w:ascii="Century Gothic" w:hAnsi="Century Gothic"/>
-                      <w:b/>
-                      <w:bCs/>
-                    </w:rPr>
-                  </w:pPr>
-                  <w:r>
-                    <w:rPr>
-                      <w:rFonts w:ascii="Century Gothic" w:hAnsi="Century Gothic"/>
-                      <w:b/>
-                      <w:bCs/>
+                  <w:tcW w:w="2041" w:type="dxa"/>
+                </w:tcPr>
+                <w:p>
+                  <w:pPr>
+                    <w:framePr w:hSpace="180" w:wrap="around" w:vAnchor="page" w:hAnchor="margin" w:y="1600"/>
+                    <w:jc w:val="center"/>
+                    <w:rPr>
+                      <w:rFonts w:ascii="Century Gothic" w:hAnsi="Century Gothic"/>
+                      <w:b/>
+                      <w:bCs/>
+                      <w:sz w:val="18"/>
+                      <w:szCs w:val="18"/>
+                    </w:rPr>
+                  </w:pPr>
+                  <w:r>
+                    <w:rPr>
+                      <w:rFonts w:ascii="Century Gothic" w:hAnsi="Century Gothic"/>
+                      <w:b/>
+                      <w:bCs/>
+                      <w:sz w:val="18"/>
+                      <w:szCs w:val="18"/>
                     </w:rPr>
                     <w:t>Marks</w:t>
                   </w:r>
@@ -2972,12 +3141,12 @@
             <w:tr>
               <w:tc>
                 <w:tcPr>
-                  <w:tcW w:w="1680" w:type="dxa"/>
-                  <w:vAlign w:val="center"/>
-                </w:tcPr>
-                <w:p>
-                  <w:pPr>
-                    <w:framePr w:hSpace="180" w:wrap="around" w:vAnchor="page" w:hAnchor="margin" w:y="2135"/>
+                  <w:tcW w:w="2041" w:type="dxa"/>
+                  <w:vAlign w:val="center"/>
+                </w:tcPr>
+                <w:p>
+                  <w:pPr>
+                    <w:framePr w:hSpace="180" w:wrap="around" w:vAnchor="page" w:hAnchor="margin" w:y="1600"/>
                     <w:jc w:val="center"/>
                     <w:rPr>
                       <w:rFonts w:ascii="Tw Cen MT" w:hAnsi="Tw Cen MT" w:cstheme="minorHAnsi"/>
@@ -2997,12 +3166,12 @@
               </w:tc>
               <w:tc>
                 <w:tcPr>
-                  <w:tcW w:w="2515" w:type="dxa"/>
-                  <w:vAlign w:val="center"/>
-                </w:tcPr>
-                <w:p>
-                  <w:pPr>
-                    <w:framePr w:hSpace="180" w:wrap="around" w:vAnchor="page" w:hAnchor="margin" w:y="2135"/>
+                  <w:tcW w:w="2041" w:type="dxa"/>
+                  <w:vAlign w:val="center"/>
+                </w:tcPr>
+                <w:p>
+                  <w:pPr>
+                    <w:framePr w:hSpace="180" w:wrap="around" w:vAnchor="page" w:hAnchor="margin" w:y="1600"/>
                     <w:rPr>
                       <w:rFonts w:ascii="Tw Cen MT" w:hAnsi="Tw Cen MT" w:cstheme="minorHAnsi"/>
                       <w:sz w:val="20"/>
@@ -3021,11 +3190,11 @@
               </w:tc>
               <w:tc>
                 <w:tcPr>
-                  <w:tcW w:w="1094" w:type="dxa"/>
-                </w:tcPr>
-                <w:p>
-                  <w:pPr>
-                    <w:framePr w:hSpace="180" w:wrap="around" w:vAnchor="page" w:hAnchor="margin" w:y="2135"/>
+                  <w:tcW w:w="2041" w:type="dxa"/>
+                </w:tcPr>
+                <w:p>
+                  <w:pPr>
+                    <w:framePr w:hSpace="180" w:wrap="around" w:vAnchor="page" w:hAnchor="margin" w:y="1600"/>
                     <w:jc w:val="center"/>
                     <w:rPr>
                       <w:rFonts w:ascii="Tw Cen MT" w:hAnsi="Tw Cen MT"/>
@@ -3037,12 +3206,12 @@
             <w:tr>
               <w:tc>
                 <w:tcPr>
-                  <w:tcW w:w="1680" w:type="dxa"/>
-                  <w:vAlign w:val="center"/>
-                </w:tcPr>
-                <w:p>
-                  <w:pPr>
-                    <w:framePr w:hSpace="180" w:wrap="around" w:vAnchor="page" w:hAnchor="margin" w:y="2135"/>
+                  <w:tcW w:w="2041" w:type="dxa"/>
+                  <w:vAlign w:val="center"/>
+                </w:tcPr>
+                <w:p>
+                  <w:pPr>
+                    <w:framePr w:hSpace="180" w:wrap="around" w:vAnchor="page" w:hAnchor="margin" w:y="1600"/>
                     <w:jc w:val="center"/>
                     <w:rPr>
                       <w:rFonts w:ascii="Tw Cen MT" w:hAnsi="Tw Cen MT"/>
@@ -3062,12 +3231,12 @@
               </w:tc>
               <w:tc>
                 <w:tcPr>
-                  <w:tcW w:w="2515" w:type="dxa"/>
-                  <w:vAlign w:val="center"/>
-                </w:tcPr>
-                <w:p>
-                  <w:pPr>
-                    <w:framePr w:hSpace="180" w:wrap="around" w:vAnchor="page" w:hAnchor="margin" w:y="2135"/>
+                  <w:tcW w:w="2041" w:type="dxa"/>
+                  <w:vAlign w:val="center"/>
+                </w:tcPr>
+                <w:p>
+                  <w:pPr>
+                    <w:framePr w:hSpace="180" w:wrap="around" w:vAnchor="page" w:hAnchor="margin" w:y="1600"/>
                     <w:rPr>
                       <w:rFonts w:ascii="Tw Cen MT" w:hAnsi="Tw Cen MT"/>
                       <w:sz w:val="20"/>
@@ -3086,11 +3255,11 @@
               </w:tc>
               <w:tc>
                 <w:tcPr>
-                  <w:tcW w:w="1094" w:type="dxa"/>
-                </w:tcPr>
-                <w:p>
-                  <w:pPr>
-                    <w:framePr w:hSpace="180" w:wrap="around" w:vAnchor="page" w:hAnchor="margin" w:y="2135"/>
+                  <w:tcW w:w="2041" w:type="dxa"/>
+                </w:tcPr>
+                <w:p>
+                  <w:pPr>
+                    <w:framePr w:hSpace="180" w:wrap="around" w:vAnchor="page" w:hAnchor="margin" w:y="1600"/>
                     <w:jc w:val="center"/>
                     <w:rPr>
                       <w:rFonts w:ascii="Tw Cen MT" w:hAnsi="Tw Cen MT"/>
@@ -3102,12 +3271,12 @@
             <w:tr>
               <w:tc>
                 <w:tcPr>
-                  <w:tcW w:w="1680" w:type="dxa"/>
-                  <w:vAlign w:val="center"/>
-                </w:tcPr>
-                <w:p>
-                  <w:pPr>
-                    <w:framePr w:hSpace="180" w:wrap="around" w:vAnchor="page" w:hAnchor="margin" w:y="2135"/>
+                  <w:tcW w:w="2041" w:type="dxa"/>
+                  <w:vAlign w:val="center"/>
+                </w:tcPr>
+                <w:p>
+                  <w:pPr>
+                    <w:framePr w:hSpace="180" w:wrap="around" w:vAnchor="page" w:hAnchor="margin" w:y="1600"/>
                     <w:jc w:val="center"/>
                     <w:rPr>
                       <w:rFonts w:ascii="Tw Cen MT" w:hAnsi="Tw Cen MT" w:cstheme="minorHAnsi"/>
@@ -3127,12 +3296,12 @@
               </w:tc>
               <w:tc>
                 <w:tcPr>
-                  <w:tcW w:w="2515" w:type="dxa"/>
-                  <w:vAlign w:val="center"/>
-                </w:tcPr>
-                <w:p>
-                  <w:pPr>
-                    <w:framePr w:hSpace="180" w:wrap="around" w:vAnchor="page" w:hAnchor="margin" w:y="2135"/>
+                  <w:tcW w:w="2041" w:type="dxa"/>
+                  <w:vAlign w:val="center"/>
+                </w:tcPr>
+                <w:p>
+                  <w:pPr>
+                    <w:framePr w:hSpace="180" w:wrap="around" w:vAnchor="page" w:hAnchor="margin" w:y="1600"/>
                     <w:rPr>
                       <w:rFonts w:ascii="Tw Cen MT" w:hAnsi="Tw Cen MT" w:cstheme="minorHAnsi"/>
                       <w:sz w:val="20"/>
@@ -3151,11 +3320,11 @@
               </w:tc>
               <w:tc>
                 <w:tcPr>
-                  <w:tcW w:w="1094" w:type="dxa"/>
-                </w:tcPr>
-                <w:p>
-                  <w:pPr>
-                    <w:framePr w:hSpace="180" w:wrap="around" w:vAnchor="page" w:hAnchor="margin" w:y="2135"/>
+                  <w:tcW w:w="2041" w:type="dxa"/>
+                </w:tcPr>
+                <w:p>
+                  <w:pPr>
+                    <w:framePr w:hSpace="180" w:wrap="around" w:vAnchor="page" w:hAnchor="margin" w:y="1600"/>
                     <w:jc w:val="center"/>
                     <w:rPr>
                       <w:rFonts w:ascii="Tw Cen MT" w:hAnsi="Tw Cen MT"/>
@@ -3178,7 +3347,7 @@
         </w:tc>
         <w:tc>
           <w:tcPr>
-            <w:tcW w:w="2318" w:type="dxa"/>
+            <w:tcW w:w="2693" w:type="dxa"/>
             <w:vAlign w:val="center"/>
           </w:tcPr>
           <w:p>
@@ -3188,6 +3357,8 @@
                 <w:rFonts w:ascii="Tw Cen MT" w:hAnsi="Tw Cen MT"/>
                 <w:b/>
                 <w:bCs/>
+                <w:i/>
+                <w:iCs/>
               </w:rPr>
             </w:pPr>
             <w:r>
@@ -3195,6 +3366,8 @@
                 <w:rFonts w:ascii="Tw Cen MT" w:hAnsi="Tw Cen MT"/>
                 <w:b/>
                 <w:bCs/>
+                <w:i/>
+                <w:iCs/>
               </w:rPr>
               <w:t>Sentiment Analysis</w:t>
             </w:r>
@@ -3203,11 +3376,11 @@
       </w:tr>
       <w:tr>
         <w:trPr>
-          <w:trHeight w:val="624"/>
+          <w:trHeight w:val="20"/>
         </w:trPr>
         <w:tc>
           <w:tcPr>
-            <w:tcW w:w="1113" w:type="dxa"/>
+            <w:tcW w:w="1373" w:type="dxa"/>
             <w:vAlign w:val="center"/>
           </w:tcPr>
           <w:p>
@@ -3245,46 +3418,51 @@
         </w:tc>
         <w:tc>
           <w:tcPr>
-            <w:tcW w:w="5505" w:type="dxa"/>
+            <w:tcW w:w="6237" w:type="dxa"/>
             <w:vAlign w:val="center"/>
           </w:tcPr>
           <w:tbl>
             <w:tblPr>
               <w:tblStyle w:val="TableGrid"/>
-              <w:tblW w:w="0" w:type="auto"/>
+              <w:tblW w:w="6123" w:type="dxa"/>
               <w:tblBorders>
                 <w:top w:val="none" w:sz="0" w:space="0" w:color="auto"/>
                 <w:left w:val="none" w:sz="0" w:space="0" w:color="auto"/>
                 <w:bottom w:val="none" w:sz="0" w:space="0" w:color="auto"/>
                 <w:right w:val="none" w:sz="0" w:space="0" w:color="auto"/>
               </w:tblBorders>
+              <w:tblLayout w:type="fixed"/>
               <w:tblLook w:val="04A0" w:firstRow="1" w:lastRow="0" w:firstColumn="1" w:lastColumn="0" w:noHBand="0" w:noVBand="1"/>
             </w:tblPr>
             <w:tblGrid>
-              <w:gridCol w:w="1687"/>
-              <w:gridCol w:w="2503"/>
-              <w:gridCol w:w="1099"/>
+              <w:gridCol w:w="2041"/>
+              <w:gridCol w:w="2041"/>
+              <w:gridCol w:w="2041"/>
             </w:tblGrid>
             <w:tr>
               <w:tc>
                 <w:tcPr>
-                  <w:tcW w:w="1687" w:type="dxa"/>
-                </w:tcPr>
-                <w:p>
-                  <w:pPr>
-                    <w:framePr w:hSpace="180" w:wrap="around" w:vAnchor="page" w:hAnchor="margin" w:y="2135"/>
-                    <w:jc w:val="center"/>
-                    <w:rPr>
-                      <w:rFonts w:ascii="Century Gothic" w:hAnsi="Century Gothic"/>
-                      <w:b/>
-                      <w:bCs/>
-                    </w:rPr>
-                  </w:pPr>
-                  <w:r>
-                    <w:rPr>
-                      <w:rFonts w:ascii="Century Gothic" w:hAnsi="Century Gothic"/>
-                      <w:b/>
-                      <w:bCs/>
+                  <w:tcW w:w="2041" w:type="dxa"/>
+                </w:tcPr>
+                <w:p>
+                  <w:pPr>
+                    <w:framePr w:hSpace="180" w:wrap="around" w:vAnchor="page" w:hAnchor="margin" w:y="1600"/>
+                    <w:jc w:val="center"/>
+                    <w:rPr>
+                      <w:rFonts w:ascii="Century Gothic" w:hAnsi="Century Gothic"/>
+                      <w:b/>
+                      <w:bCs/>
+                      <w:sz w:val="18"/>
+                      <w:szCs w:val="18"/>
+                    </w:rPr>
+                  </w:pPr>
+                  <w:r>
+                    <w:rPr>
+                      <w:rFonts w:ascii="Century Gothic" w:hAnsi="Century Gothic"/>
+                      <w:b/>
+                      <w:bCs/>
+                      <w:sz w:val="18"/>
+                      <w:szCs w:val="18"/>
                     </w:rPr>
                     <w:t>Reg No.</w:t>
                   </w:r>
@@ -3292,23 +3470,27 @@
               </w:tc>
               <w:tc>
                 <w:tcPr>
-                  <w:tcW w:w="2503" w:type="dxa"/>
-                </w:tcPr>
-                <w:p>
-                  <w:pPr>
-                    <w:framePr w:hSpace="180" w:wrap="around" w:vAnchor="page" w:hAnchor="margin" w:y="2135"/>
-                    <w:jc w:val="center"/>
-                    <w:rPr>
-                      <w:rFonts w:ascii="Century Gothic" w:hAnsi="Century Gothic"/>
-                      <w:b/>
-                      <w:bCs/>
-                    </w:rPr>
-                  </w:pPr>
-                  <w:r>
-                    <w:rPr>
-                      <w:rFonts w:ascii="Century Gothic" w:hAnsi="Century Gothic"/>
-                      <w:b/>
-                      <w:bCs/>
+                  <w:tcW w:w="2041" w:type="dxa"/>
+                </w:tcPr>
+                <w:p>
+                  <w:pPr>
+                    <w:framePr w:hSpace="180" w:wrap="around" w:vAnchor="page" w:hAnchor="margin" w:y="1600"/>
+                    <w:jc w:val="center"/>
+                    <w:rPr>
+                      <w:rFonts w:ascii="Century Gothic" w:hAnsi="Century Gothic"/>
+                      <w:b/>
+                      <w:bCs/>
+                      <w:sz w:val="18"/>
+                      <w:szCs w:val="18"/>
+                    </w:rPr>
+                  </w:pPr>
+                  <w:r>
+                    <w:rPr>
+                      <w:rFonts w:ascii="Century Gothic" w:hAnsi="Century Gothic"/>
+                      <w:b/>
+                      <w:bCs/>
+                      <w:sz w:val="18"/>
+                      <w:szCs w:val="18"/>
                     </w:rPr>
                     <w:t>Name</w:t>
                   </w:r>
@@ -3316,23 +3498,27 @@
               </w:tc>
               <w:tc>
                 <w:tcPr>
-                  <w:tcW w:w="1099" w:type="dxa"/>
-                </w:tcPr>
-                <w:p>
-                  <w:pPr>
-                    <w:framePr w:hSpace="180" w:wrap="around" w:vAnchor="page" w:hAnchor="margin" w:y="2135"/>
-                    <w:jc w:val="center"/>
-                    <w:rPr>
-                      <w:rFonts w:ascii="Century Gothic" w:hAnsi="Century Gothic"/>
-                      <w:b/>
-                      <w:bCs/>
-                    </w:rPr>
-                  </w:pPr>
-                  <w:r>
-                    <w:rPr>
-                      <w:rFonts w:ascii="Century Gothic" w:hAnsi="Century Gothic"/>
-                      <w:b/>
-                      <w:bCs/>
+                  <w:tcW w:w="2041" w:type="dxa"/>
+                </w:tcPr>
+                <w:p>
+                  <w:pPr>
+                    <w:framePr w:hSpace="180" w:wrap="around" w:vAnchor="page" w:hAnchor="margin" w:y="1600"/>
+                    <w:jc w:val="center"/>
+                    <w:rPr>
+                      <w:rFonts w:ascii="Century Gothic" w:hAnsi="Century Gothic"/>
+                      <w:b/>
+                      <w:bCs/>
+                      <w:sz w:val="18"/>
+                      <w:szCs w:val="18"/>
+                    </w:rPr>
+                  </w:pPr>
+                  <w:r>
+                    <w:rPr>
+                      <w:rFonts w:ascii="Century Gothic" w:hAnsi="Century Gothic"/>
+                      <w:b/>
+                      <w:bCs/>
+                      <w:sz w:val="18"/>
+                      <w:szCs w:val="18"/>
                     </w:rPr>
                     <w:t>Marks</w:t>
                   </w:r>
@@ -3342,12 +3528,12 @@
             <w:tr>
               <w:tc>
                 <w:tcPr>
-                  <w:tcW w:w="1687" w:type="dxa"/>
-                  <w:vAlign w:val="center"/>
-                </w:tcPr>
-                <w:p>
-                  <w:pPr>
-                    <w:framePr w:hSpace="180" w:wrap="around" w:vAnchor="page" w:hAnchor="margin" w:y="2135"/>
+                  <w:tcW w:w="2041" w:type="dxa"/>
+                  <w:vAlign w:val="center"/>
+                </w:tcPr>
+                <w:p>
+                  <w:pPr>
+                    <w:framePr w:hSpace="180" w:wrap="around" w:vAnchor="page" w:hAnchor="margin" w:y="1600"/>
                     <w:jc w:val="center"/>
                     <w:rPr>
                       <w:rFonts w:ascii="Tw Cen MT" w:hAnsi="Tw Cen MT" w:cstheme="minorHAnsi"/>
@@ -3367,18 +3553,19 @@
               </w:tc>
               <w:tc>
                 <w:tcPr>
-                  <w:tcW w:w="2503" w:type="dxa"/>
-                  <w:vAlign w:val="center"/>
-                </w:tcPr>
-                <w:p>
-                  <w:pPr>
-                    <w:framePr w:hSpace="180" w:wrap="around" w:vAnchor="page" w:hAnchor="margin" w:y="2135"/>
-                    <w:rPr>
-                      <w:rFonts w:ascii="Tw Cen MT" w:hAnsi="Tw Cen MT" w:cstheme="minorHAnsi"/>
-                      <w:sz w:val="20"/>
-                      <w:szCs w:val="20"/>
-                    </w:rPr>
-                  </w:pPr>
+                  <w:tcW w:w="2041" w:type="dxa"/>
+                  <w:vAlign w:val="center"/>
+                </w:tcPr>
+                <w:p>
+                  <w:pPr>
+                    <w:framePr w:hSpace="180" w:wrap="around" w:vAnchor="page" w:hAnchor="margin" w:y="1600"/>
+                    <w:rPr>
+                      <w:rFonts w:ascii="Tw Cen MT" w:hAnsi="Tw Cen MT" w:cstheme="minorHAnsi"/>
+                      <w:sz w:val="20"/>
+                      <w:szCs w:val="20"/>
+                    </w:rPr>
+                  </w:pPr>
+                  <w:proofErr w:type="spellStart"/>
                   <w:r>
                     <w:rPr>
                       <w:rFonts w:ascii="Tw Cen MT" w:hAnsi="Tw Cen MT" w:cstheme="minorHAnsi"/>
@@ -3387,15 +3574,16 @@
                     </w:rPr>
                     <w:t>Mukedas</w:t>
                   </w:r>
-                </w:p>
-              </w:tc>
-              <w:tc>
-                <w:tcPr>
-                  <w:tcW w:w="1099" w:type="dxa"/>
-                </w:tcPr>
-                <w:p>
-                  <w:pPr>
-                    <w:framePr w:hSpace="180" w:wrap="around" w:vAnchor="page" w:hAnchor="margin" w:y="2135"/>
+                  <w:proofErr w:type="spellEnd"/>
+                </w:p>
+              </w:tc>
+              <w:tc>
+                <w:tcPr>
+                  <w:tcW w:w="2041" w:type="dxa"/>
+                </w:tcPr>
+                <w:p>
+                  <w:pPr>
+                    <w:framePr w:hSpace="180" w:wrap="around" w:vAnchor="page" w:hAnchor="margin" w:y="1600"/>
                     <w:jc w:val="center"/>
                     <w:rPr>
                       <w:rFonts w:ascii="Tw Cen MT" w:hAnsi="Tw Cen MT"/>
@@ -3407,12 +3595,12 @@
             <w:tr>
               <w:tc>
                 <w:tcPr>
-                  <w:tcW w:w="1687" w:type="dxa"/>
-                  <w:vAlign w:val="center"/>
-                </w:tcPr>
-                <w:p>
-                  <w:pPr>
-                    <w:framePr w:hSpace="180" w:wrap="around" w:vAnchor="page" w:hAnchor="margin" w:y="2135"/>
+                  <w:tcW w:w="2041" w:type="dxa"/>
+                  <w:vAlign w:val="center"/>
+                </w:tcPr>
+                <w:p>
+                  <w:pPr>
+                    <w:framePr w:hSpace="180" w:wrap="around" w:vAnchor="page" w:hAnchor="margin" w:y="1600"/>
                     <w:jc w:val="center"/>
                     <w:rPr>
                       <w:rFonts w:ascii="Tw Cen MT" w:hAnsi="Tw Cen MT"/>
@@ -3432,12 +3620,12 @@
               </w:tc>
               <w:tc>
                 <w:tcPr>
-                  <w:tcW w:w="2503" w:type="dxa"/>
-                  <w:vAlign w:val="center"/>
-                </w:tcPr>
-                <w:p>
-                  <w:pPr>
-                    <w:framePr w:hSpace="180" w:wrap="around" w:vAnchor="page" w:hAnchor="margin" w:y="2135"/>
+                  <w:tcW w:w="2041" w:type="dxa"/>
+                  <w:vAlign w:val="center"/>
+                </w:tcPr>
+                <w:p>
+                  <w:pPr>
+                    <w:framePr w:hSpace="180" w:wrap="around" w:vAnchor="page" w:hAnchor="margin" w:y="1600"/>
                     <w:rPr>
                       <w:rFonts w:ascii="Tw Cen MT" w:hAnsi="Tw Cen MT"/>
                       <w:sz w:val="20"/>
@@ -3464,11 +3652,11 @@
               </w:tc>
               <w:tc>
                 <w:tcPr>
-                  <w:tcW w:w="1099" w:type="dxa"/>
-                </w:tcPr>
-                <w:p>
-                  <w:pPr>
-                    <w:framePr w:hSpace="180" w:wrap="around" w:vAnchor="page" w:hAnchor="margin" w:y="2135"/>
+                  <w:tcW w:w="2041" w:type="dxa"/>
+                </w:tcPr>
+                <w:p>
+                  <w:pPr>
+                    <w:framePr w:hSpace="180" w:wrap="around" w:vAnchor="page" w:hAnchor="margin" w:y="1600"/>
                     <w:jc w:val="center"/>
                     <w:rPr>
                       <w:rFonts w:ascii="Tw Cen MT" w:hAnsi="Tw Cen MT"/>
@@ -3480,12 +3668,12 @@
             <w:tr>
               <w:tc>
                 <w:tcPr>
-                  <w:tcW w:w="1687" w:type="dxa"/>
-                  <w:vAlign w:val="center"/>
-                </w:tcPr>
-                <w:p>
-                  <w:pPr>
-                    <w:framePr w:hSpace="180" w:wrap="around" w:vAnchor="page" w:hAnchor="margin" w:y="2135"/>
+                  <w:tcW w:w="2041" w:type="dxa"/>
+                  <w:vAlign w:val="center"/>
+                </w:tcPr>
+                <w:p>
+                  <w:pPr>
+                    <w:framePr w:hSpace="180" w:wrap="around" w:vAnchor="page" w:hAnchor="margin" w:y="1600"/>
                     <w:jc w:val="center"/>
                     <w:rPr>
                       <w:rFonts w:ascii="Tw Cen MT" w:hAnsi="Tw Cen MT" w:cstheme="minorHAnsi"/>
@@ -3505,12 +3693,12 @@
               </w:tc>
               <w:tc>
                 <w:tcPr>
-                  <w:tcW w:w="2503" w:type="dxa"/>
-                  <w:vAlign w:val="center"/>
-                </w:tcPr>
-                <w:p>
-                  <w:pPr>
-                    <w:framePr w:hSpace="180" w:wrap="around" w:vAnchor="page" w:hAnchor="margin" w:y="2135"/>
+                  <w:tcW w:w="2041" w:type="dxa"/>
+                  <w:vAlign w:val="center"/>
+                </w:tcPr>
+                <w:p>
+                  <w:pPr>
+                    <w:framePr w:hSpace="180" w:wrap="around" w:vAnchor="page" w:hAnchor="margin" w:y="1600"/>
                     <w:rPr>
                       <w:rFonts w:ascii="Tw Cen MT" w:hAnsi="Tw Cen MT" w:cstheme="minorHAnsi"/>
                       <w:sz w:val="20"/>
@@ -3529,11 +3717,11 @@
               </w:tc>
               <w:tc>
                 <w:tcPr>
-                  <w:tcW w:w="1099" w:type="dxa"/>
-                </w:tcPr>
-                <w:p>
-                  <w:pPr>
-                    <w:framePr w:hSpace="180" w:wrap="around" w:vAnchor="page" w:hAnchor="margin" w:y="2135"/>
+                  <w:tcW w:w="2041" w:type="dxa"/>
+                </w:tcPr>
+                <w:p>
+                  <w:pPr>
+                    <w:framePr w:hSpace="180" w:wrap="around" w:vAnchor="page" w:hAnchor="margin" w:y="1600"/>
                     <w:jc w:val="center"/>
                     <w:rPr>
                       <w:rFonts w:ascii="Tw Cen MT" w:hAnsi="Tw Cen MT"/>
@@ -3556,7 +3744,7 @@
         </w:tc>
         <w:tc>
           <w:tcPr>
-            <w:tcW w:w="2318" w:type="dxa"/>
+            <w:tcW w:w="2693" w:type="dxa"/>
             <w:vAlign w:val="center"/>
           </w:tcPr>
           <w:p>
@@ -3566,6 +3754,8 @@
                 <w:rFonts w:ascii="Tw Cen MT" w:hAnsi="Tw Cen MT"/>
                 <w:b/>
                 <w:bCs/>
+                <w:i/>
+                <w:iCs/>
               </w:rPr>
             </w:pPr>
             <w:r>
@@ -3573,6 +3763,8 @@
                 <w:rFonts w:ascii="Tw Cen MT" w:hAnsi="Tw Cen MT"/>
                 <w:b/>
                 <w:bCs/>
+                <w:i/>
+                <w:iCs/>
               </w:rPr>
               <w:t>Language Detection in Text to Voice</w:t>
             </w:r>
@@ -3581,11 +3773,11 @@
       </w:tr>
       <w:tr>
         <w:trPr>
-          <w:trHeight w:val="624"/>
+          <w:trHeight w:val="20"/>
         </w:trPr>
         <w:tc>
           <w:tcPr>
-            <w:tcW w:w="1113" w:type="dxa"/>
+            <w:tcW w:w="1373" w:type="dxa"/>
             <w:vAlign w:val="center"/>
           </w:tcPr>
           <w:p>
@@ -3617,62 +3809,57 @@
                 <w:i/>
                 <w:iCs/>
               </w:rPr>
-              <w:t>1</w:t>
-            </w:r>
-            <w:r>
-              <w:rPr>
-                <w:rFonts w:ascii="Tw Cen MT" w:hAnsi="Tw Cen MT"/>
-                <w:b/>
-                <w:bCs/>
-                <w:i/>
-                <w:iCs/>
-              </w:rPr>
-              <w:t>1</w:t>
+              <w:t>11</w:t>
             </w:r>
           </w:p>
         </w:tc>
         <w:tc>
           <w:tcPr>
-            <w:tcW w:w="5505" w:type="dxa"/>
+            <w:tcW w:w="6237" w:type="dxa"/>
             <w:vAlign w:val="center"/>
           </w:tcPr>
           <w:tbl>
             <w:tblPr>
               <w:tblStyle w:val="TableGrid"/>
-              <w:tblW w:w="0" w:type="auto"/>
+              <w:tblW w:w="6123" w:type="dxa"/>
               <w:tblBorders>
                 <w:top w:val="none" w:sz="0" w:space="0" w:color="auto"/>
                 <w:left w:val="none" w:sz="0" w:space="0" w:color="auto"/>
                 <w:bottom w:val="none" w:sz="0" w:space="0" w:color="auto"/>
                 <w:right w:val="none" w:sz="0" w:space="0" w:color="auto"/>
               </w:tblBorders>
+              <w:tblLayout w:type="fixed"/>
               <w:tblLook w:val="04A0" w:firstRow="1" w:lastRow="0" w:firstColumn="1" w:lastColumn="0" w:noHBand="0" w:noVBand="1"/>
             </w:tblPr>
             <w:tblGrid>
-              <w:gridCol w:w="1687"/>
-              <w:gridCol w:w="2503"/>
-              <w:gridCol w:w="1099"/>
+              <w:gridCol w:w="2041"/>
+              <w:gridCol w:w="2041"/>
+              <w:gridCol w:w="2041"/>
             </w:tblGrid>
             <w:tr>
               <w:tc>
                 <w:tcPr>
-                  <w:tcW w:w="1687" w:type="dxa"/>
-                </w:tcPr>
-                <w:p>
-                  <w:pPr>
-                    <w:framePr w:hSpace="180" w:wrap="around" w:vAnchor="page" w:hAnchor="margin" w:y="2135"/>
-                    <w:jc w:val="center"/>
-                    <w:rPr>
-                      <w:rFonts w:ascii="Century Gothic" w:hAnsi="Century Gothic"/>
-                      <w:b/>
-                      <w:bCs/>
-                    </w:rPr>
-                  </w:pPr>
-                  <w:r>
-                    <w:rPr>
-                      <w:rFonts w:ascii="Century Gothic" w:hAnsi="Century Gothic"/>
-                      <w:b/>
-                      <w:bCs/>
+                  <w:tcW w:w="2041" w:type="dxa"/>
+                </w:tcPr>
+                <w:p>
+                  <w:pPr>
+                    <w:framePr w:hSpace="180" w:wrap="around" w:vAnchor="page" w:hAnchor="margin" w:y="1600"/>
+                    <w:jc w:val="center"/>
+                    <w:rPr>
+                      <w:rFonts w:ascii="Century Gothic" w:hAnsi="Century Gothic"/>
+                      <w:b/>
+                      <w:bCs/>
+                      <w:sz w:val="18"/>
+                      <w:szCs w:val="18"/>
+                    </w:rPr>
+                  </w:pPr>
+                  <w:r>
+                    <w:rPr>
+                      <w:rFonts w:ascii="Century Gothic" w:hAnsi="Century Gothic"/>
+                      <w:b/>
+                      <w:bCs/>
+                      <w:sz w:val="18"/>
+                      <w:szCs w:val="18"/>
                     </w:rPr>
                     <w:t>Reg No.</w:t>
                   </w:r>
@@ -3680,23 +3867,27 @@
               </w:tc>
               <w:tc>
                 <w:tcPr>
-                  <w:tcW w:w="2503" w:type="dxa"/>
-                </w:tcPr>
-                <w:p>
-                  <w:pPr>
-                    <w:framePr w:hSpace="180" w:wrap="around" w:vAnchor="page" w:hAnchor="margin" w:y="2135"/>
-                    <w:jc w:val="center"/>
-                    <w:rPr>
-                      <w:rFonts w:ascii="Century Gothic" w:hAnsi="Century Gothic"/>
-                      <w:b/>
-                      <w:bCs/>
-                    </w:rPr>
-                  </w:pPr>
-                  <w:r>
-                    <w:rPr>
-                      <w:rFonts w:ascii="Century Gothic" w:hAnsi="Century Gothic"/>
-                      <w:b/>
-                      <w:bCs/>
+                  <w:tcW w:w="2041" w:type="dxa"/>
+                </w:tcPr>
+                <w:p>
+                  <w:pPr>
+                    <w:framePr w:hSpace="180" w:wrap="around" w:vAnchor="page" w:hAnchor="margin" w:y="1600"/>
+                    <w:jc w:val="center"/>
+                    <w:rPr>
+                      <w:rFonts w:ascii="Century Gothic" w:hAnsi="Century Gothic"/>
+                      <w:b/>
+                      <w:bCs/>
+                      <w:sz w:val="18"/>
+                      <w:szCs w:val="18"/>
+                    </w:rPr>
+                  </w:pPr>
+                  <w:r>
+                    <w:rPr>
+                      <w:rFonts w:ascii="Century Gothic" w:hAnsi="Century Gothic"/>
+                      <w:b/>
+                      <w:bCs/>
+                      <w:sz w:val="18"/>
+                      <w:szCs w:val="18"/>
                     </w:rPr>
                     <w:t>Name</w:t>
                   </w:r>
@@ -3704,23 +3895,27 @@
               </w:tc>
               <w:tc>
                 <w:tcPr>
-                  <w:tcW w:w="1099" w:type="dxa"/>
-                </w:tcPr>
-                <w:p>
-                  <w:pPr>
-                    <w:framePr w:hSpace="180" w:wrap="around" w:vAnchor="page" w:hAnchor="margin" w:y="2135"/>
-                    <w:jc w:val="center"/>
-                    <w:rPr>
-                      <w:rFonts w:ascii="Century Gothic" w:hAnsi="Century Gothic"/>
-                      <w:b/>
-                      <w:bCs/>
-                    </w:rPr>
-                  </w:pPr>
-                  <w:r>
-                    <w:rPr>
-                      <w:rFonts w:ascii="Century Gothic" w:hAnsi="Century Gothic"/>
-                      <w:b/>
-                      <w:bCs/>
+                  <w:tcW w:w="2041" w:type="dxa"/>
+                </w:tcPr>
+                <w:p>
+                  <w:pPr>
+                    <w:framePr w:hSpace="180" w:wrap="around" w:vAnchor="page" w:hAnchor="margin" w:y="1600"/>
+                    <w:jc w:val="center"/>
+                    <w:rPr>
+                      <w:rFonts w:ascii="Century Gothic" w:hAnsi="Century Gothic"/>
+                      <w:b/>
+                      <w:bCs/>
+                      <w:sz w:val="18"/>
+                      <w:szCs w:val="18"/>
+                    </w:rPr>
+                  </w:pPr>
+                  <w:r>
+                    <w:rPr>
+                      <w:rFonts w:ascii="Century Gothic" w:hAnsi="Century Gothic"/>
+                      <w:b/>
+                      <w:bCs/>
+                      <w:sz w:val="18"/>
+                      <w:szCs w:val="18"/>
                     </w:rPr>
                     <w:t>Marks</w:t>
                   </w:r>
@@ -3730,12 +3925,12 @@
             <w:tr>
               <w:tc>
                 <w:tcPr>
-                  <w:tcW w:w="1687" w:type="dxa"/>
-                  <w:vAlign w:val="center"/>
-                </w:tcPr>
-                <w:p>
-                  <w:pPr>
-                    <w:framePr w:hSpace="180" w:wrap="around" w:vAnchor="page" w:hAnchor="margin" w:y="2135"/>
+                  <w:tcW w:w="2041" w:type="dxa"/>
+                  <w:vAlign w:val="center"/>
+                </w:tcPr>
+                <w:p>
+                  <w:pPr>
+                    <w:framePr w:hSpace="180" w:wrap="around" w:vAnchor="page" w:hAnchor="margin" w:y="1600"/>
                     <w:jc w:val="center"/>
                     <w:rPr>
                       <w:rFonts w:ascii="Tw Cen MT" w:hAnsi="Tw Cen MT" w:cstheme="minorHAnsi"/>
@@ -3755,12 +3950,12 @@
               </w:tc>
               <w:tc>
                 <w:tcPr>
-                  <w:tcW w:w="2503" w:type="dxa"/>
-                  <w:vAlign w:val="center"/>
-                </w:tcPr>
-                <w:p>
-                  <w:pPr>
-                    <w:framePr w:hSpace="180" w:wrap="around" w:vAnchor="page" w:hAnchor="margin" w:y="2135"/>
+                  <w:tcW w:w="2041" w:type="dxa"/>
+                  <w:vAlign w:val="center"/>
+                </w:tcPr>
+                <w:p>
+                  <w:pPr>
+                    <w:framePr w:hSpace="180" w:wrap="around" w:vAnchor="page" w:hAnchor="margin" w:y="1600"/>
                     <w:rPr>
                       <w:rFonts w:ascii="Tw Cen MT" w:hAnsi="Tw Cen MT" w:cstheme="minorHAnsi"/>
                       <w:sz w:val="20"/>
@@ -3779,11 +3974,11 @@
               </w:tc>
               <w:tc>
                 <w:tcPr>
-                  <w:tcW w:w="1099" w:type="dxa"/>
-                </w:tcPr>
-                <w:p>
-                  <w:pPr>
-                    <w:framePr w:hSpace="180" w:wrap="around" w:vAnchor="page" w:hAnchor="margin" w:y="2135"/>
+                  <w:tcW w:w="2041" w:type="dxa"/>
+                </w:tcPr>
+                <w:p>
+                  <w:pPr>
+                    <w:framePr w:hSpace="180" w:wrap="around" w:vAnchor="page" w:hAnchor="margin" w:y="1600"/>
                     <w:jc w:val="center"/>
                     <w:rPr>
                       <w:rFonts w:ascii="Tw Cen MT" w:hAnsi="Tw Cen MT"/>
@@ -3795,12 +3990,12 @@
             <w:tr>
               <w:tc>
                 <w:tcPr>
-                  <w:tcW w:w="1687" w:type="dxa"/>
-                  <w:vAlign w:val="center"/>
-                </w:tcPr>
-                <w:p>
-                  <w:pPr>
-                    <w:framePr w:hSpace="180" w:wrap="around" w:vAnchor="page" w:hAnchor="margin" w:y="2135"/>
+                  <w:tcW w:w="2041" w:type="dxa"/>
+                  <w:vAlign w:val="center"/>
+                </w:tcPr>
+                <w:p>
+                  <w:pPr>
+                    <w:framePr w:hSpace="180" w:wrap="around" w:vAnchor="page" w:hAnchor="margin" w:y="1600"/>
                     <w:jc w:val="center"/>
                     <w:rPr>
                       <w:rFonts w:ascii="Tw Cen MT" w:hAnsi="Tw Cen MT"/>
@@ -3820,12 +4015,12 @@
               </w:tc>
               <w:tc>
                 <w:tcPr>
-                  <w:tcW w:w="2503" w:type="dxa"/>
-                  <w:vAlign w:val="center"/>
-                </w:tcPr>
-                <w:p>
-                  <w:pPr>
-                    <w:framePr w:hSpace="180" w:wrap="around" w:vAnchor="page" w:hAnchor="margin" w:y="2135"/>
+                  <w:tcW w:w="2041" w:type="dxa"/>
+                  <w:vAlign w:val="center"/>
+                </w:tcPr>
+                <w:p>
+                  <w:pPr>
+                    <w:framePr w:hSpace="180" w:wrap="around" w:vAnchor="page" w:hAnchor="margin" w:y="1600"/>
                     <w:rPr>
                       <w:rFonts w:ascii="Tw Cen MT" w:hAnsi="Tw Cen MT"/>
                       <w:sz w:val="20"/>
@@ -3844,11 +4039,11 @@
               </w:tc>
               <w:tc>
                 <w:tcPr>
-                  <w:tcW w:w="1099" w:type="dxa"/>
-                </w:tcPr>
-                <w:p>
-                  <w:pPr>
-                    <w:framePr w:hSpace="180" w:wrap="around" w:vAnchor="page" w:hAnchor="margin" w:y="2135"/>
+                  <w:tcW w:w="2041" w:type="dxa"/>
+                </w:tcPr>
+                <w:p>
+                  <w:pPr>
+                    <w:framePr w:hSpace="180" w:wrap="around" w:vAnchor="page" w:hAnchor="margin" w:y="1600"/>
                     <w:jc w:val="center"/>
                     <w:rPr>
                       <w:rFonts w:ascii="Tw Cen MT" w:hAnsi="Tw Cen MT"/>
@@ -3860,12 +4055,12 @@
             <w:tr>
               <w:tc>
                 <w:tcPr>
-                  <w:tcW w:w="1687" w:type="dxa"/>
-                  <w:vAlign w:val="center"/>
-                </w:tcPr>
-                <w:p>
-                  <w:pPr>
-                    <w:framePr w:hSpace="180" w:wrap="around" w:vAnchor="page" w:hAnchor="margin" w:y="2135"/>
+                  <w:tcW w:w="2041" w:type="dxa"/>
+                  <w:vAlign w:val="center"/>
+                </w:tcPr>
+                <w:p>
+                  <w:pPr>
+                    <w:framePr w:hSpace="180" w:wrap="around" w:vAnchor="page" w:hAnchor="margin" w:y="1600"/>
                     <w:jc w:val="center"/>
                     <w:rPr>
                       <w:rFonts w:ascii="Tw Cen MT" w:hAnsi="Tw Cen MT" w:cstheme="minorHAnsi"/>
@@ -3885,12 +4080,12 @@
               </w:tc>
               <w:tc>
                 <w:tcPr>
-                  <w:tcW w:w="2503" w:type="dxa"/>
-                  <w:vAlign w:val="center"/>
-                </w:tcPr>
-                <w:p>
-                  <w:pPr>
-                    <w:framePr w:hSpace="180" w:wrap="around" w:vAnchor="page" w:hAnchor="margin" w:y="2135"/>
+                  <w:tcW w:w="2041" w:type="dxa"/>
+                  <w:vAlign w:val="center"/>
+                </w:tcPr>
+                <w:p>
+                  <w:pPr>
+                    <w:framePr w:hSpace="180" w:wrap="around" w:vAnchor="page" w:hAnchor="margin" w:y="1600"/>
                     <w:rPr>
                       <w:rFonts w:ascii="Tw Cen MT" w:hAnsi="Tw Cen MT" w:cstheme="minorHAnsi"/>
                       <w:sz w:val="20"/>
@@ -3909,11 +4104,11 @@
               </w:tc>
               <w:tc>
                 <w:tcPr>
-                  <w:tcW w:w="1099" w:type="dxa"/>
-                </w:tcPr>
-                <w:p>
-                  <w:pPr>
-                    <w:framePr w:hSpace="180" w:wrap="around" w:vAnchor="page" w:hAnchor="margin" w:y="2135"/>
+                  <w:tcW w:w="2041" w:type="dxa"/>
+                </w:tcPr>
+                <w:p>
+                  <w:pPr>
+                    <w:framePr w:hSpace="180" w:wrap="around" w:vAnchor="page" w:hAnchor="margin" w:y="1600"/>
                     <w:jc w:val="center"/>
                     <w:rPr>
                       <w:rFonts w:ascii="Tw Cen MT" w:hAnsi="Tw Cen MT"/>
@@ -3934,7 +4129,7 @@
         </w:tc>
         <w:tc>
           <w:tcPr>
-            <w:tcW w:w="2318" w:type="dxa"/>
+            <w:tcW w:w="2693" w:type="dxa"/>
             <w:vAlign w:val="center"/>
           </w:tcPr>
           <w:p>
@@ -3944,6 +4139,8 @@
                 <w:rFonts w:ascii="Tw Cen MT" w:hAnsi="Tw Cen MT"/>
                 <w:b/>
                 <w:bCs/>
+                <w:i/>
+                <w:iCs/>
               </w:rPr>
             </w:pPr>
             <w:r>
@@ -3951,6 +4148,8 @@
                 <w:rFonts w:ascii="Tw Cen MT" w:hAnsi="Tw Cen MT"/>
                 <w:b/>
                 <w:bCs/>
+                <w:i/>
+                <w:iCs/>
               </w:rPr>
               <w:t>Stilo Metry</w:t>
             </w:r>
@@ -3959,11 +4158,11 @@
       </w:tr>
       <w:tr>
         <w:trPr>
-          <w:trHeight w:val="624"/>
+          <w:trHeight w:val="20"/>
         </w:trPr>
         <w:tc>
           <w:tcPr>
-            <w:tcW w:w="1113" w:type="dxa"/>
+            <w:tcW w:w="1373" w:type="dxa"/>
             <w:vAlign w:val="center"/>
           </w:tcPr>
           <w:p>
@@ -3995,62 +4194,57 @@
                 <w:i/>
                 <w:iCs/>
               </w:rPr>
-              <w:t>1</w:t>
-            </w:r>
-            <w:r>
-              <w:rPr>
-                <w:rFonts w:ascii="Tw Cen MT" w:hAnsi="Tw Cen MT"/>
-                <w:b/>
-                <w:bCs/>
-                <w:i/>
-                <w:iCs/>
-              </w:rPr>
-              <w:t>2</w:t>
+              <w:t>12</w:t>
             </w:r>
           </w:p>
         </w:tc>
         <w:tc>
           <w:tcPr>
-            <w:tcW w:w="5505" w:type="dxa"/>
+            <w:tcW w:w="6237" w:type="dxa"/>
             <w:vAlign w:val="center"/>
           </w:tcPr>
           <w:tbl>
             <w:tblPr>
               <w:tblStyle w:val="TableGrid"/>
-              <w:tblW w:w="0" w:type="auto"/>
+              <w:tblW w:w="6123" w:type="dxa"/>
               <w:tblBorders>
                 <w:top w:val="none" w:sz="0" w:space="0" w:color="auto"/>
                 <w:left w:val="none" w:sz="0" w:space="0" w:color="auto"/>
                 <w:bottom w:val="none" w:sz="0" w:space="0" w:color="auto"/>
                 <w:right w:val="none" w:sz="0" w:space="0" w:color="auto"/>
               </w:tblBorders>
+              <w:tblLayout w:type="fixed"/>
               <w:tblLook w:val="04A0" w:firstRow="1" w:lastRow="0" w:firstColumn="1" w:lastColumn="0" w:noHBand="0" w:noVBand="1"/>
             </w:tblPr>
             <w:tblGrid>
-              <w:gridCol w:w="1696"/>
-              <w:gridCol w:w="2495"/>
-              <w:gridCol w:w="1098"/>
+              <w:gridCol w:w="2041"/>
+              <w:gridCol w:w="2041"/>
+              <w:gridCol w:w="2041"/>
             </w:tblGrid>
             <w:tr>
               <w:tc>
                 <w:tcPr>
-                  <w:tcW w:w="1696" w:type="dxa"/>
-                </w:tcPr>
-                <w:p>
-                  <w:pPr>
-                    <w:framePr w:hSpace="180" w:wrap="around" w:vAnchor="page" w:hAnchor="margin" w:y="2135"/>
-                    <w:jc w:val="center"/>
-                    <w:rPr>
-                      <w:rFonts w:ascii="Century Gothic" w:hAnsi="Century Gothic"/>
-                      <w:b/>
-                      <w:bCs/>
-                    </w:rPr>
-                  </w:pPr>
-                  <w:r>
-                    <w:rPr>
-                      <w:rFonts w:ascii="Century Gothic" w:hAnsi="Century Gothic"/>
-                      <w:b/>
-                      <w:bCs/>
+                  <w:tcW w:w="2041" w:type="dxa"/>
+                </w:tcPr>
+                <w:p>
+                  <w:pPr>
+                    <w:framePr w:hSpace="180" w:wrap="around" w:vAnchor="page" w:hAnchor="margin" w:y="1600"/>
+                    <w:jc w:val="center"/>
+                    <w:rPr>
+                      <w:rFonts w:ascii="Century Gothic" w:hAnsi="Century Gothic"/>
+                      <w:b/>
+                      <w:bCs/>
+                      <w:sz w:val="18"/>
+                      <w:szCs w:val="18"/>
+                    </w:rPr>
+                  </w:pPr>
+                  <w:r>
+                    <w:rPr>
+                      <w:rFonts w:ascii="Century Gothic" w:hAnsi="Century Gothic"/>
+                      <w:b/>
+                      <w:bCs/>
+                      <w:sz w:val="18"/>
+                      <w:szCs w:val="18"/>
                     </w:rPr>
                     <w:t>Reg No.</w:t>
                   </w:r>
@@ -4058,23 +4252,27 @@
               </w:tc>
               <w:tc>
                 <w:tcPr>
-                  <w:tcW w:w="2495" w:type="dxa"/>
-                </w:tcPr>
-                <w:p>
-                  <w:pPr>
-                    <w:framePr w:hSpace="180" w:wrap="around" w:vAnchor="page" w:hAnchor="margin" w:y="2135"/>
-                    <w:jc w:val="center"/>
-                    <w:rPr>
-                      <w:rFonts w:ascii="Century Gothic" w:hAnsi="Century Gothic"/>
-                      <w:b/>
-                      <w:bCs/>
-                    </w:rPr>
-                  </w:pPr>
-                  <w:r>
-                    <w:rPr>
-                      <w:rFonts w:ascii="Century Gothic" w:hAnsi="Century Gothic"/>
-                      <w:b/>
-                      <w:bCs/>
+                  <w:tcW w:w="2041" w:type="dxa"/>
+                </w:tcPr>
+                <w:p>
+                  <w:pPr>
+                    <w:framePr w:hSpace="180" w:wrap="around" w:vAnchor="page" w:hAnchor="margin" w:y="1600"/>
+                    <w:jc w:val="center"/>
+                    <w:rPr>
+                      <w:rFonts w:ascii="Century Gothic" w:hAnsi="Century Gothic"/>
+                      <w:b/>
+                      <w:bCs/>
+                      <w:sz w:val="18"/>
+                      <w:szCs w:val="18"/>
+                    </w:rPr>
+                  </w:pPr>
+                  <w:r>
+                    <w:rPr>
+                      <w:rFonts w:ascii="Century Gothic" w:hAnsi="Century Gothic"/>
+                      <w:b/>
+                      <w:bCs/>
+                      <w:sz w:val="18"/>
+                      <w:szCs w:val="18"/>
                     </w:rPr>
                     <w:t>Name</w:t>
                   </w:r>
@@ -4082,23 +4280,27 @@
               </w:tc>
               <w:tc>
                 <w:tcPr>
-                  <w:tcW w:w="1098" w:type="dxa"/>
-                </w:tcPr>
-                <w:p>
-                  <w:pPr>
-                    <w:framePr w:hSpace="180" w:wrap="around" w:vAnchor="page" w:hAnchor="margin" w:y="2135"/>
-                    <w:jc w:val="center"/>
-                    <w:rPr>
-                      <w:rFonts w:ascii="Century Gothic" w:hAnsi="Century Gothic"/>
-                      <w:b/>
-                      <w:bCs/>
-                    </w:rPr>
-                  </w:pPr>
-                  <w:r>
-                    <w:rPr>
-                      <w:rFonts w:ascii="Century Gothic" w:hAnsi="Century Gothic"/>
-                      <w:b/>
-                      <w:bCs/>
+                  <w:tcW w:w="2041" w:type="dxa"/>
+                </w:tcPr>
+                <w:p>
+                  <w:pPr>
+                    <w:framePr w:hSpace="180" w:wrap="around" w:vAnchor="page" w:hAnchor="margin" w:y="1600"/>
+                    <w:jc w:val="center"/>
+                    <w:rPr>
+                      <w:rFonts w:ascii="Century Gothic" w:hAnsi="Century Gothic"/>
+                      <w:b/>
+                      <w:bCs/>
+                      <w:sz w:val="18"/>
+                      <w:szCs w:val="18"/>
+                    </w:rPr>
+                  </w:pPr>
+                  <w:r>
+                    <w:rPr>
+                      <w:rFonts w:ascii="Century Gothic" w:hAnsi="Century Gothic"/>
+                      <w:b/>
+                      <w:bCs/>
+                      <w:sz w:val="18"/>
+                      <w:szCs w:val="18"/>
                     </w:rPr>
                     <w:t>Marks</w:t>
                   </w:r>
@@ -4108,12 +4310,12 @@
             <w:tr>
               <w:tc>
                 <w:tcPr>
-                  <w:tcW w:w="1696" w:type="dxa"/>
-                  <w:vAlign w:val="center"/>
-                </w:tcPr>
-                <w:p>
-                  <w:pPr>
-                    <w:framePr w:hSpace="180" w:wrap="around" w:vAnchor="page" w:hAnchor="margin" w:y="2135"/>
+                  <w:tcW w:w="2041" w:type="dxa"/>
+                  <w:vAlign w:val="center"/>
+                </w:tcPr>
+                <w:p>
+                  <w:pPr>
+                    <w:framePr w:hSpace="180" w:wrap="around" w:vAnchor="page" w:hAnchor="margin" w:y="1600"/>
                     <w:jc w:val="center"/>
                     <w:rPr>
                       <w:rFonts w:ascii="Tw Cen MT" w:hAnsi="Tw Cen MT"/>
@@ -4133,35 +4335,45 @@
               </w:tc>
               <w:tc>
                 <w:tcPr>
-                  <w:tcW w:w="2495" w:type="dxa"/>
-                  <w:vAlign w:val="center"/>
-                </w:tcPr>
-                <w:p>
-                  <w:pPr>
-                    <w:framePr w:hSpace="180" w:wrap="around" w:vAnchor="page" w:hAnchor="margin" w:y="2135"/>
+                  <w:tcW w:w="2041" w:type="dxa"/>
+                  <w:vAlign w:val="center"/>
+                </w:tcPr>
+                <w:p>
+                  <w:pPr>
+                    <w:framePr w:hSpace="180" w:wrap="around" w:vAnchor="page" w:hAnchor="margin" w:y="1600"/>
                     <w:rPr>
                       <w:rFonts w:ascii="Tw Cen MT" w:hAnsi="Tw Cen MT"/>
                       <w:sz w:val="20"/>
                       <w:szCs w:val="20"/>
                     </w:rPr>
                   </w:pPr>
-                  <w:r>
-                    <w:rPr>
-                      <w:rFonts w:ascii="Tw Cen MT" w:hAnsi="Tw Cen MT" w:cstheme="minorHAnsi"/>
-                      <w:sz w:val="20"/>
-                      <w:szCs w:val="20"/>
-                    </w:rPr>
-                    <w:t>Seemal Mustafa</w:t>
-                  </w:r>
-                </w:p>
-              </w:tc>
-              <w:tc>
-                <w:tcPr>
-                  <w:tcW w:w="1098" w:type="dxa"/>
-                </w:tcPr>
-                <w:p>
-                  <w:pPr>
-                    <w:framePr w:hSpace="180" w:wrap="around" w:vAnchor="page" w:hAnchor="margin" w:y="2135"/>
+                  <w:proofErr w:type="spellStart"/>
+                  <w:r>
+                    <w:rPr>
+                      <w:rFonts w:ascii="Tw Cen MT" w:hAnsi="Tw Cen MT" w:cstheme="minorHAnsi"/>
+                      <w:sz w:val="20"/>
+                      <w:szCs w:val="20"/>
+                    </w:rPr>
+                    <w:t>Seemal</w:t>
+                  </w:r>
+                  <w:proofErr w:type="spellEnd"/>
+                  <w:r>
+                    <w:rPr>
+                      <w:rFonts w:ascii="Tw Cen MT" w:hAnsi="Tw Cen MT" w:cstheme="minorHAnsi"/>
+                      <w:sz w:val="20"/>
+                      <w:szCs w:val="20"/>
+                    </w:rPr>
+                    <w:t xml:space="preserve"> Mustafa</w:t>
+                  </w:r>
+                </w:p>
+              </w:tc>
+              <w:tc>
+                <w:tcPr>
+                  <w:tcW w:w="2041" w:type="dxa"/>
+                </w:tcPr>
+                <w:p>
+                  <w:pPr>
+                    <w:framePr w:hSpace="180" w:wrap="around" w:vAnchor="page" w:hAnchor="margin" w:y="1600"/>
                     <w:jc w:val="center"/>
                     <w:rPr>
                       <w:rFonts w:ascii="Tw Cen MT" w:hAnsi="Tw Cen MT"/>
@@ -4173,12 +4385,12 @@
             <w:tr>
               <w:tc>
                 <w:tcPr>
-                  <w:tcW w:w="1696" w:type="dxa"/>
-                  <w:vAlign w:val="center"/>
-                </w:tcPr>
-                <w:p>
-                  <w:pPr>
-                    <w:framePr w:hSpace="180" w:wrap="around" w:vAnchor="page" w:hAnchor="margin" w:y="2135"/>
+                  <w:tcW w:w="2041" w:type="dxa"/>
+                  <w:vAlign w:val="center"/>
+                </w:tcPr>
+                <w:p>
+                  <w:pPr>
+                    <w:framePr w:hSpace="180" w:wrap="around" w:vAnchor="page" w:hAnchor="margin" w:y="1600"/>
                     <w:jc w:val="center"/>
                     <w:rPr>
                       <w:rFonts w:ascii="Tw Cen MT" w:hAnsi="Tw Cen MT"/>
@@ -4198,12 +4410,12 @@
               </w:tc>
               <w:tc>
                 <w:tcPr>
-                  <w:tcW w:w="2495" w:type="dxa"/>
-                  <w:vAlign w:val="center"/>
-                </w:tcPr>
-                <w:p>
-                  <w:pPr>
-                    <w:framePr w:hSpace="180" w:wrap="around" w:vAnchor="page" w:hAnchor="margin" w:y="2135"/>
+                  <w:tcW w:w="2041" w:type="dxa"/>
+                  <w:vAlign w:val="center"/>
+                </w:tcPr>
+                <w:p>
+                  <w:pPr>
+                    <w:framePr w:hSpace="180" w:wrap="around" w:vAnchor="page" w:hAnchor="margin" w:y="1600"/>
                     <w:rPr>
                       <w:rFonts w:ascii="Tw Cen MT" w:hAnsi="Tw Cen MT"/>
                       <w:sz w:val="20"/>
@@ -4222,11 +4434,11 @@
               </w:tc>
               <w:tc>
                 <w:tcPr>
-                  <w:tcW w:w="1098" w:type="dxa"/>
-                </w:tcPr>
-                <w:p>
-                  <w:pPr>
-                    <w:framePr w:hSpace="180" w:wrap="around" w:vAnchor="page" w:hAnchor="margin" w:y="2135"/>
+                  <w:tcW w:w="2041" w:type="dxa"/>
+                </w:tcPr>
+                <w:p>
+                  <w:pPr>
+                    <w:framePr w:hSpace="180" w:wrap="around" w:vAnchor="page" w:hAnchor="margin" w:y="1600"/>
                     <w:jc w:val="center"/>
                     <w:rPr>
                       <w:rFonts w:ascii="Tw Cen MT" w:hAnsi="Tw Cen MT"/>
@@ -4238,12 +4450,12 @@
             <w:tr>
               <w:tc>
                 <w:tcPr>
-                  <w:tcW w:w="1696" w:type="dxa"/>
-                  <w:vAlign w:val="center"/>
-                </w:tcPr>
-                <w:p>
-                  <w:pPr>
-                    <w:framePr w:hSpace="180" w:wrap="around" w:vAnchor="page" w:hAnchor="margin" w:y="2135"/>
+                  <w:tcW w:w="2041" w:type="dxa"/>
+                  <w:vAlign w:val="center"/>
+                </w:tcPr>
+                <w:p>
+                  <w:pPr>
+                    <w:framePr w:hSpace="180" w:wrap="around" w:vAnchor="page" w:hAnchor="margin" w:y="1600"/>
                     <w:jc w:val="center"/>
                     <w:rPr>
                       <w:rFonts w:ascii="Tw Cen MT" w:hAnsi="Tw Cen MT"/>
@@ -4263,12 +4475,12 @@
               </w:tc>
               <w:tc>
                 <w:tcPr>
-                  <w:tcW w:w="2495" w:type="dxa"/>
-                  <w:vAlign w:val="center"/>
-                </w:tcPr>
-                <w:p>
-                  <w:pPr>
-                    <w:framePr w:hSpace="180" w:wrap="around" w:vAnchor="page" w:hAnchor="margin" w:y="2135"/>
+                  <w:tcW w:w="2041" w:type="dxa"/>
+                  <w:vAlign w:val="center"/>
+                </w:tcPr>
+                <w:p>
+                  <w:pPr>
+                    <w:framePr w:hSpace="180" w:wrap="around" w:vAnchor="page" w:hAnchor="margin" w:y="1600"/>
                     <w:rPr>
                       <w:rFonts w:ascii="Tw Cen MT" w:hAnsi="Tw Cen MT"/>
                       <w:sz w:val="20"/>
@@ -4287,11 +4499,11 @@
               </w:tc>
               <w:tc>
                 <w:tcPr>
-                  <w:tcW w:w="1098" w:type="dxa"/>
-                </w:tcPr>
-                <w:p>
-                  <w:pPr>
-                    <w:framePr w:hSpace="180" w:wrap="around" w:vAnchor="page" w:hAnchor="margin" w:y="2135"/>
+                  <w:tcW w:w="2041" w:type="dxa"/>
+                </w:tcPr>
+                <w:p>
+                  <w:pPr>
+                    <w:framePr w:hSpace="180" w:wrap="around" w:vAnchor="page" w:hAnchor="margin" w:y="1600"/>
                     <w:jc w:val="center"/>
                     <w:rPr>
                       <w:rFonts w:ascii="Tw Cen MT" w:hAnsi="Tw Cen MT"/>
@@ -4314,7 +4526,7 @@
         </w:tc>
         <w:tc>
           <w:tcPr>
-            <w:tcW w:w="2318" w:type="dxa"/>
+            <w:tcW w:w="2693" w:type="dxa"/>
             <w:vAlign w:val="center"/>
           </w:tcPr>
           <w:p>
@@ -4324,6 +4536,8 @@
                 <w:rFonts w:ascii="Tw Cen MT" w:hAnsi="Tw Cen MT"/>
                 <w:b/>
                 <w:bCs/>
+                <w:i/>
+                <w:iCs/>
               </w:rPr>
             </w:pPr>
             <w:r>
@@ -4331,6 +4545,8 @@
                 <w:rFonts w:ascii="Tw Cen MT" w:hAnsi="Tw Cen MT"/>
                 <w:b/>
                 <w:bCs/>
+                <w:i/>
+                <w:iCs/>
               </w:rPr>
               <w:t>PCA Sector plot</w:t>
             </w:r>
@@ -4339,11 +4555,11 @@
       </w:tr>
       <w:tr>
         <w:trPr>
-          <w:trHeight w:val="624"/>
+          <w:trHeight w:val="20"/>
         </w:trPr>
         <w:tc>
           <w:tcPr>
-            <w:tcW w:w="1113" w:type="dxa"/>
+            <w:tcW w:w="1373" w:type="dxa"/>
             <w:vAlign w:val="center"/>
           </w:tcPr>
           <w:p>
@@ -4365,7 +4581,6 @@
                 <w:i/>
                 <w:iCs/>
               </w:rPr>
-              <w:lastRenderedPageBreak/>
               <w:t xml:space="preserve">Group </w:t>
             </w:r>
             <w:r>
@@ -4376,62 +4591,57 @@
                 <w:i/>
                 <w:iCs/>
               </w:rPr>
-              <w:t>1</w:t>
-            </w:r>
-            <w:r>
-              <w:rPr>
-                <w:rFonts w:ascii="Tw Cen MT" w:hAnsi="Tw Cen MT"/>
-                <w:b/>
-                <w:bCs/>
-                <w:i/>
-                <w:iCs/>
-              </w:rPr>
-              <w:t>3</w:t>
+              <w:t>13</w:t>
             </w:r>
           </w:p>
         </w:tc>
         <w:tc>
           <w:tcPr>
-            <w:tcW w:w="5505" w:type="dxa"/>
+            <w:tcW w:w="6237" w:type="dxa"/>
             <w:vAlign w:val="center"/>
           </w:tcPr>
           <w:tbl>
             <w:tblPr>
               <w:tblStyle w:val="TableGrid"/>
-              <w:tblW w:w="0" w:type="auto"/>
+              <w:tblW w:w="6123" w:type="dxa"/>
               <w:tblBorders>
                 <w:top w:val="none" w:sz="0" w:space="0" w:color="auto"/>
                 <w:left w:val="none" w:sz="0" w:space="0" w:color="auto"/>
                 <w:bottom w:val="none" w:sz="0" w:space="0" w:color="auto"/>
                 <w:right w:val="none" w:sz="0" w:space="0" w:color="auto"/>
               </w:tblBorders>
+              <w:tblLayout w:type="fixed"/>
               <w:tblLook w:val="04A0" w:firstRow="1" w:lastRow="0" w:firstColumn="1" w:lastColumn="0" w:noHBand="0" w:noVBand="1"/>
             </w:tblPr>
             <w:tblGrid>
-              <w:gridCol w:w="1696"/>
-              <w:gridCol w:w="2495"/>
-              <w:gridCol w:w="1098"/>
+              <w:gridCol w:w="2041"/>
+              <w:gridCol w:w="2041"/>
+              <w:gridCol w:w="2041"/>
             </w:tblGrid>
             <w:tr>
               <w:tc>
                 <w:tcPr>
-                  <w:tcW w:w="1856" w:type="dxa"/>
-                </w:tcPr>
-                <w:p>
-                  <w:pPr>
-                    <w:framePr w:hSpace="180" w:wrap="around" w:vAnchor="page" w:hAnchor="margin" w:y="2135"/>
-                    <w:jc w:val="center"/>
-                    <w:rPr>
-                      <w:rFonts w:ascii="Century Gothic" w:hAnsi="Century Gothic"/>
-                      <w:b/>
-                      <w:bCs/>
-                    </w:rPr>
-                  </w:pPr>
-                  <w:r>
-                    <w:rPr>
-                      <w:rFonts w:ascii="Century Gothic" w:hAnsi="Century Gothic"/>
-                      <w:b/>
-                      <w:bCs/>
+                  <w:tcW w:w="2041" w:type="dxa"/>
+                </w:tcPr>
+                <w:p>
+                  <w:pPr>
+                    <w:framePr w:hSpace="180" w:wrap="around" w:vAnchor="page" w:hAnchor="margin" w:y="1600"/>
+                    <w:jc w:val="center"/>
+                    <w:rPr>
+                      <w:rFonts w:ascii="Century Gothic" w:hAnsi="Century Gothic"/>
+                      <w:b/>
+                      <w:bCs/>
+                      <w:sz w:val="18"/>
+                      <w:szCs w:val="18"/>
+                    </w:rPr>
+                  </w:pPr>
+                  <w:r>
+                    <w:rPr>
+                      <w:rFonts w:ascii="Century Gothic" w:hAnsi="Century Gothic"/>
+                      <w:b/>
+                      <w:bCs/>
+                      <w:sz w:val="18"/>
+                      <w:szCs w:val="18"/>
                     </w:rPr>
                     <w:t>Reg No.</w:t>
                   </w:r>
@@ -4439,23 +4649,27 @@
               </w:tc>
               <w:tc>
                 <w:tcPr>
-                  <w:tcW w:w="2763" w:type="dxa"/>
-                </w:tcPr>
-                <w:p>
-                  <w:pPr>
-                    <w:framePr w:hSpace="180" w:wrap="around" w:vAnchor="page" w:hAnchor="margin" w:y="2135"/>
-                    <w:jc w:val="center"/>
-                    <w:rPr>
-                      <w:rFonts w:ascii="Century Gothic" w:hAnsi="Century Gothic"/>
-                      <w:b/>
-                      <w:bCs/>
-                    </w:rPr>
-                  </w:pPr>
-                  <w:r>
-                    <w:rPr>
-                      <w:rFonts w:ascii="Century Gothic" w:hAnsi="Century Gothic"/>
-                      <w:b/>
-                      <w:bCs/>
+                  <w:tcW w:w="2041" w:type="dxa"/>
+                </w:tcPr>
+                <w:p>
+                  <w:pPr>
+                    <w:framePr w:hSpace="180" w:wrap="around" w:vAnchor="page" w:hAnchor="margin" w:y="1600"/>
+                    <w:jc w:val="center"/>
+                    <w:rPr>
+                      <w:rFonts w:ascii="Century Gothic" w:hAnsi="Century Gothic"/>
+                      <w:b/>
+                      <w:bCs/>
+                      <w:sz w:val="18"/>
+                      <w:szCs w:val="18"/>
+                    </w:rPr>
+                  </w:pPr>
+                  <w:r>
+                    <w:rPr>
+                      <w:rFonts w:ascii="Century Gothic" w:hAnsi="Century Gothic"/>
+                      <w:b/>
+                      <w:bCs/>
+                      <w:sz w:val="18"/>
+                      <w:szCs w:val="18"/>
                     </w:rPr>
                     <w:t>Name</w:t>
                   </w:r>
@@ -4463,23 +4677,27 @@
               </w:tc>
               <w:tc>
                 <w:tcPr>
-                  <w:tcW w:w="1138" w:type="dxa"/>
-                </w:tcPr>
-                <w:p>
-                  <w:pPr>
-                    <w:framePr w:hSpace="180" w:wrap="around" w:vAnchor="page" w:hAnchor="margin" w:y="2135"/>
-                    <w:jc w:val="center"/>
-                    <w:rPr>
-                      <w:rFonts w:ascii="Century Gothic" w:hAnsi="Century Gothic"/>
-                      <w:b/>
-                      <w:bCs/>
-                    </w:rPr>
-                  </w:pPr>
-                  <w:r>
-                    <w:rPr>
-                      <w:rFonts w:ascii="Century Gothic" w:hAnsi="Century Gothic"/>
-                      <w:b/>
-                      <w:bCs/>
+                  <w:tcW w:w="2041" w:type="dxa"/>
+                </w:tcPr>
+                <w:p>
+                  <w:pPr>
+                    <w:framePr w:hSpace="180" w:wrap="around" w:vAnchor="page" w:hAnchor="margin" w:y="1600"/>
+                    <w:jc w:val="center"/>
+                    <w:rPr>
+                      <w:rFonts w:ascii="Century Gothic" w:hAnsi="Century Gothic"/>
+                      <w:b/>
+                      <w:bCs/>
+                      <w:sz w:val="18"/>
+                      <w:szCs w:val="18"/>
+                    </w:rPr>
+                  </w:pPr>
+                  <w:r>
+                    <w:rPr>
+                      <w:rFonts w:ascii="Century Gothic" w:hAnsi="Century Gothic"/>
+                      <w:b/>
+                      <w:bCs/>
+                      <w:sz w:val="18"/>
+                      <w:szCs w:val="18"/>
                     </w:rPr>
                     <w:t>Marks</w:t>
                   </w:r>
@@ -4489,12 +4707,12 @@
             <w:tr>
               <w:tc>
                 <w:tcPr>
-                  <w:tcW w:w="1856" w:type="dxa"/>
-                  <w:vAlign w:val="center"/>
-                </w:tcPr>
-                <w:p>
-                  <w:pPr>
-                    <w:framePr w:hSpace="180" w:wrap="around" w:vAnchor="page" w:hAnchor="margin" w:y="2135"/>
+                  <w:tcW w:w="2041" w:type="dxa"/>
+                  <w:vAlign w:val="center"/>
+                </w:tcPr>
+                <w:p>
+                  <w:pPr>
+                    <w:framePr w:hSpace="180" w:wrap="around" w:vAnchor="page" w:hAnchor="margin" w:y="1600"/>
                     <w:jc w:val="center"/>
                     <w:rPr>
                       <w:rFonts w:ascii="Tw Cen MT" w:hAnsi="Tw Cen MT" w:cstheme="minorHAnsi"/>
@@ -4514,12 +4732,12 @@
               </w:tc>
               <w:tc>
                 <w:tcPr>
-                  <w:tcW w:w="2763" w:type="dxa"/>
-                  <w:vAlign w:val="center"/>
-                </w:tcPr>
-                <w:p>
-                  <w:pPr>
-                    <w:framePr w:hSpace="180" w:wrap="around" w:vAnchor="page" w:hAnchor="margin" w:y="2135"/>
+                  <w:tcW w:w="2041" w:type="dxa"/>
+                  <w:vAlign w:val="center"/>
+                </w:tcPr>
+                <w:p>
+                  <w:pPr>
+                    <w:framePr w:hSpace="180" w:wrap="around" w:vAnchor="page" w:hAnchor="margin" w:y="1600"/>
                     <w:rPr>
                       <w:rFonts w:ascii="Tw Cen MT" w:hAnsi="Tw Cen MT" w:cstheme="minorHAnsi"/>
                       <w:sz w:val="20"/>
@@ -4538,11 +4756,11 @@
               </w:tc>
               <w:tc>
                 <w:tcPr>
-                  <w:tcW w:w="1138" w:type="dxa"/>
-                </w:tcPr>
-                <w:p>
-                  <w:pPr>
-                    <w:framePr w:hSpace="180" w:wrap="around" w:vAnchor="page" w:hAnchor="margin" w:y="2135"/>
+                  <w:tcW w:w="2041" w:type="dxa"/>
+                </w:tcPr>
+                <w:p>
+                  <w:pPr>
+                    <w:framePr w:hSpace="180" w:wrap="around" w:vAnchor="page" w:hAnchor="margin" w:y="1600"/>
                     <w:jc w:val="center"/>
                     <w:rPr>
                       <w:rFonts w:ascii="Tw Cen MT" w:hAnsi="Tw Cen MT"/>
@@ -4554,12 +4772,12 @@
             <w:tr>
               <w:tc>
                 <w:tcPr>
-                  <w:tcW w:w="1856" w:type="dxa"/>
-                  <w:vAlign w:val="center"/>
-                </w:tcPr>
-                <w:p>
-                  <w:pPr>
-                    <w:framePr w:hSpace="180" w:wrap="around" w:vAnchor="page" w:hAnchor="margin" w:y="2135"/>
+                  <w:tcW w:w="2041" w:type="dxa"/>
+                  <w:vAlign w:val="center"/>
+                </w:tcPr>
+                <w:p>
+                  <w:pPr>
+                    <w:framePr w:hSpace="180" w:wrap="around" w:vAnchor="page" w:hAnchor="margin" w:y="1600"/>
                     <w:jc w:val="center"/>
                     <w:rPr>
                       <w:rFonts w:ascii="Tw Cen MT" w:hAnsi="Tw Cen MT"/>
@@ -4579,12 +4797,12 @@
               </w:tc>
               <w:tc>
                 <w:tcPr>
-                  <w:tcW w:w="2763" w:type="dxa"/>
-                  <w:vAlign w:val="center"/>
-                </w:tcPr>
-                <w:p>
-                  <w:pPr>
-                    <w:framePr w:hSpace="180" w:wrap="around" w:vAnchor="page" w:hAnchor="margin" w:y="2135"/>
+                  <w:tcW w:w="2041" w:type="dxa"/>
+                  <w:vAlign w:val="center"/>
+                </w:tcPr>
+                <w:p>
+                  <w:pPr>
+                    <w:framePr w:hSpace="180" w:wrap="around" w:vAnchor="page" w:hAnchor="margin" w:y="1600"/>
                     <w:rPr>
                       <w:rFonts w:ascii="Tw Cen MT" w:hAnsi="Tw Cen MT"/>
                       <w:sz w:val="20"/>
@@ -4603,11 +4821,11 @@
               </w:tc>
               <w:tc>
                 <w:tcPr>
-                  <w:tcW w:w="1138" w:type="dxa"/>
-                </w:tcPr>
-                <w:p>
-                  <w:pPr>
-                    <w:framePr w:hSpace="180" w:wrap="around" w:vAnchor="page" w:hAnchor="margin" w:y="2135"/>
+                  <w:tcW w:w="2041" w:type="dxa"/>
+                </w:tcPr>
+                <w:p>
+                  <w:pPr>
+                    <w:framePr w:hSpace="180" w:wrap="around" w:vAnchor="page" w:hAnchor="margin" w:y="1600"/>
                     <w:jc w:val="center"/>
                     <w:rPr>
                       <w:rFonts w:ascii="Tw Cen MT" w:hAnsi="Tw Cen MT"/>
@@ -4619,12 +4837,12 @@
             <w:tr>
               <w:tc>
                 <w:tcPr>
-                  <w:tcW w:w="1856" w:type="dxa"/>
-                  <w:vAlign w:val="center"/>
-                </w:tcPr>
-                <w:p>
-                  <w:pPr>
-                    <w:framePr w:hSpace="180" w:wrap="around" w:vAnchor="page" w:hAnchor="margin" w:y="2135"/>
+                  <w:tcW w:w="2041" w:type="dxa"/>
+                  <w:vAlign w:val="center"/>
+                </w:tcPr>
+                <w:p>
+                  <w:pPr>
+                    <w:framePr w:hSpace="180" w:wrap="around" w:vAnchor="page" w:hAnchor="margin" w:y="1600"/>
                     <w:jc w:val="center"/>
                     <w:rPr>
                       <w:rFonts w:ascii="Tw Cen MT" w:hAnsi="Tw Cen MT" w:cstheme="minorHAnsi"/>
@@ -4644,12 +4862,12 @@
               </w:tc>
               <w:tc>
                 <w:tcPr>
-                  <w:tcW w:w="2763" w:type="dxa"/>
-                  <w:vAlign w:val="center"/>
-                </w:tcPr>
-                <w:p>
-                  <w:pPr>
-                    <w:framePr w:hSpace="180" w:wrap="around" w:vAnchor="page" w:hAnchor="margin" w:y="2135"/>
+                  <w:tcW w:w="2041" w:type="dxa"/>
+                  <w:vAlign w:val="center"/>
+                </w:tcPr>
+                <w:p>
+                  <w:pPr>
+                    <w:framePr w:hSpace="180" w:wrap="around" w:vAnchor="page" w:hAnchor="margin" w:y="1600"/>
                     <w:rPr>
                       <w:rFonts w:ascii="Tw Cen MT" w:hAnsi="Tw Cen MT" w:cstheme="minorHAnsi"/>
                       <w:sz w:val="20"/>
@@ -4668,11 +4886,11 @@
               </w:tc>
               <w:tc>
                 <w:tcPr>
-                  <w:tcW w:w="1138" w:type="dxa"/>
-                </w:tcPr>
-                <w:p>
-                  <w:pPr>
-                    <w:framePr w:hSpace="180" w:wrap="around" w:vAnchor="page" w:hAnchor="margin" w:y="2135"/>
+                  <w:tcW w:w="2041" w:type="dxa"/>
+                </w:tcPr>
+                <w:p>
+                  <w:pPr>
+                    <w:framePr w:hSpace="180" w:wrap="around" w:vAnchor="page" w:hAnchor="margin" w:y="1600"/>
                     <w:jc w:val="center"/>
                     <w:rPr>
                       <w:rFonts w:ascii="Tw Cen MT" w:hAnsi="Tw Cen MT"/>
@@ -4695,7 +4913,7 @@
         </w:tc>
         <w:tc>
           <w:tcPr>
-            <w:tcW w:w="2318" w:type="dxa"/>
+            <w:tcW w:w="2693" w:type="dxa"/>
             <w:vAlign w:val="center"/>
           </w:tcPr>
           <w:p>
@@ -4705,6 +4923,8 @@
                 <w:rFonts w:ascii="Tw Cen MT" w:hAnsi="Tw Cen MT"/>
                 <w:b/>
                 <w:bCs/>
+                <w:i/>
+                <w:iCs/>
               </w:rPr>
             </w:pPr>
             <w:r>
@@ -4712,6 +4932,8 @@
                 <w:rFonts w:ascii="Tw Cen MT" w:hAnsi="Tw Cen MT"/>
                 <w:b/>
                 <w:bCs/>
+                <w:i/>
+                <w:iCs/>
               </w:rPr>
               <w:t>Web Scrapping</w:t>
             </w:r>
@@ -4720,11 +4942,11 @@
       </w:tr>
       <w:tr>
         <w:trPr>
-          <w:trHeight w:val="624"/>
+          <w:trHeight w:val="20"/>
         </w:trPr>
         <w:tc>
           <w:tcPr>
-            <w:tcW w:w="1113" w:type="dxa"/>
+            <w:tcW w:w="1373" w:type="dxa"/>
             <w:vAlign w:val="center"/>
           </w:tcPr>
           <w:p>
@@ -4756,62 +4978,57 @@
                 <w:i/>
                 <w:iCs/>
               </w:rPr>
-              <w:t>1</w:t>
-            </w:r>
-            <w:r>
-              <w:rPr>
-                <w:rFonts w:ascii="Tw Cen MT" w:hAnsi="Tw Cen MT"/>
-                <w:b/>
-                <w:bCs/>
-                <w:i/>
-                <w:iCs/>
-              </w:rPr>
-              <w:t>4</w:t>
+              <w:t>14</w:t>
             </w:r>
           </w:p>
         </w:tc>
         <w:tc>
           <w:tcPr>
-            <w:tcW w:w="5505" w:type="dxa"/>
+            <w:tcW w:w="6237" w:type="dxa"/>
             <w:vAlign w:val="center"/>
           </w:tcPr>
           <w:tbl>
             <w:tblPr>
               <w:tblStyle w:val="TableGrid"/>
-              <w:tblW w:w="0" w:type="auto"/>
+              <w:tblW w:w="6123" w:type="dxa"/>
               <w:tblBorders>
                 <w:top w:val="none" w:sz="0" w:space="0" w:color="auto"/>
                 <w:left w:val="none" w:sz="0" w:space="0" w:color="auto"/>
                 <w:bottom w:val="none" w:sz="0" w:space="0" w:color="auto"/>
                 <w:right w:val="none" w:sz="0" w:space="0" w:color="auto"/>
               </w:tblBorders>
+              <w:tblLayout w:type="fixed"/>
               <w:tblLook w:val="04A0" w:firstRow="1" w:lastRow="0" w:firstColumn="1" w:lastColumn="0" w:noHBand="0" w:noVBand="1"/>
             </w:tblPr>
             <w:tblGrid>
-              <w:gridCol w:w="1696"/>
-              <w:gridCol w:w="2495"/>
-              <w:gridCol w:w="1098"/>
+              <w:gridCol w:w="2041"/>
+              <w:gridCol w:w="2041"/>
+              <w:gridCol w:w="2041"/>
             </w:tblGrid>
             <w:tr>
               <w:tc>
                 <w:tcPr>
-                  <w:tcW w:w="1696" w:type="dxa"/>
-                </w:tcPr>
-                <w:p>
-                  <w:pPr>
-                    <w:framePr w:hSpace="180" w:wrap="around" w:vAnchor="page" w:hAnchor="margin" w:y="2135"/>
-                    <w:jc w:val="center"/>
-                    <w:rPr>
-                      <w:rFonts w:ascii="Century Gothic" w:hAnsi="Century Gothic"/>
-                      <w:b/>
-                      <w:bCs/>
-                    </w:rPr>
-                  </w:pPr>
-                  <w:r>
-                    <w:rPr>
-                      <w:rFonts w:ascii="Century Gothic" w:hAnsi="Century Gothic"/>
-                      <w:b/>
-                      <w:bCs/>
+                  <w:tcW w:w="2041" w:type="dxa"/>
+                </w:tcPr>
+                <w:p>
+                  <w:pPr>
+                    <w:framePr w:hSpace="180" w:wrap="around" w:vAnchor="page" w:hAnchor="margin" w:y="1600"/>
+                    <w:jc w:val="center"/>
+                    <w:rPr>
+                      <w:rFonts w:ascii="Century Gothic" w:hAnsi="Century Gothic"/>
+                      <w:b/>
+                      <w:bCs/>
+                      <w:sz w:val="18"/>
+                      <w:szCs w:val="18"/>
+                    </w:rPr>
+                  </w:pPr>
+                  <w:r>
+                    <w:rPr>
+                      <w:rFonts w:ascii="Century Gothic" w:hAnsi="Century Gothic"/>
+                      <w:b/>
+                      <w:bCs/>
+                      <w:sz w:val="18"/>
+                      <w:szCs w:val="18"/>
                     </w:rPr>
                     <w:t>Reg No.</w:t>
                   </w:r>
@@ -4819,23 +5036,27 @@
               </w:tc>
               <w:tc>
                 <w:tcPr>
-                  <w:tcW w:w="2495" w:type="dxa"/>
-                </w:tcPr>
-                <w:p>
-                  <w:pPr>
-                    <w:framePr w:hSpace="180" w:wrap="around" w:vAnchor="page" w:hAnchor="margin" w:y="2135"/>
-                    <w:jc w:val="center"/>
-                    <w:rPr>
-                      <w:rFonts w:ascii="Century Gothic" w:hAnsi="Century Gothic"/>
-                      <w:b/>
-                      <w:bCs/>
-                    </w:rPr>
-                  </w:pPr>
-                  <w:r>
-                    <w:rPr>
-                      <w:rFonts w:ascii="Century Gothic" w:hAnsi="Century Gothic"/>
-                      <w:b/>
-                      <w:bCs/>
+                  <w:tcW w:w="2041" w:type="dxa"/>
+                </w:tcPr>
+                <w:p>
+                  <w:pPr>
+                    <w:framePr w:hSpace="180" w:wrap="around" w:vAnchor="page" w:hAnchor="margin" w:y="1600"/>
+                    <w:jc w:val="center"/>
+                    <w:rPr>
+                      <w:rFonts w:ascii="Century Gothic" w:hAnsi="Century Gothic"/>
+                      <w:b/>
+                      <w:bCs/>
+                      <w:sz w:val="18"/>
+                      <w:szCs w:val="18"/>
+                    </w:rPr>
+                  </w:pPr>
+                  <w:r>
+                    <w:rPr>
+                      <w:rFonts w:ascii="Century Gothic" w:hAnsi="Century Gothic"/>
+                      <w:b/>
+                      <w:bCs/>
+                      <w:sz w:val="18"/>
+                      <w:szCs w:val="18"/>
                     </w:rPr>
                     <w:t>Name</w:t>
                   </w:r>
@@ -4843,23 +5064,27 @@
               </w:tc>
               <w:tc>
                 <w:tcPr>
-                  <w:tcW w:w="1098" w:type="dxa"/>
-                </w:tcPr>
-                <w:p>
-                  <w:pPr>
-                    <w:framePr w:hSpace="180" w:wrap="around" w:vAnchor="page" w:hAnchor="margin" w:y="2135"/>
-                    <w:jc w:val="center"/>
-                    <w:rPr>
-                      <w:rFonts w:ascii="Century Gothic" w:hAnsi="Century Gothic"/>
-                      <w:b/>
-                      <w:bCs/>
-                    </w:rPr>
-                  </w:pPr>
-                  <w:r>
-                    <w:rPr>
-                      <w:rFonts w:ascii="Century Gothic" w:hAnsi="Century Gothic"/>
-                      <w:b/>
-                      <w:bCs/>
+                  <w:tcW w:w="2041" w:type="dxa"/>
+                </w:tcPr>
+                <w:p>
+                  <w:pPr>
+                    <w:framePr w:hSpace="180" w:wrap="around" w:vAnchor="page" w:hAnchor="margin" w:y="1600"/>
+                    <w:jc w:val="center"/>
+                    <w:rPr>
+                      <w:rFonts w:ascii="Century Gothic" w:hAnsi="Century Gothic"/>
+                      <w:b/>
+                      <w:bCs/>
+                      <w:sz w:val="18"/>
+                      <w:szCs w:val="18"/>
+                    </w:rPr>
+                  </w:pPr>
+                  <w:r>
+                    <w:rPr>
+                      <w:rFonts w:ascii="Century Gothic" w:hAnsi="Century Gothic"/>
+                      <w:b/>
+                      <w:bCs/>
+                      <w:sz w:val="18"/>
+                      <w:szCs w:val="18"/>
                     </w:rPr>
                     <w:t>Marks</w:t>
                   </w:r>
@@ -4869,12 +5094,12 @@
             <w:tr>
               <w:tc>
                 <w:tcPr>
-                  <w:tcW w:w="1696" w:type="dxa"/>
-                  <w:vAlign w:val="center"/>
-                </w:tcPr>
-                <w:p>
-                  <w:pPr>
-                    <w:framePr w:hSpace="180" w:wrap="around" w:vAnchor="page" w:hAnchor="margin" w:y="2135"/>
+                  <w:tcW w:w="2041" w:type="dxa"/>
+                  <w:vAlign w:val="center"/>
+                </w:tcPr>
+                <w:p>
+                  <w:pPr>
+                    <w:framePr w:hSpace="180" w:wrap="around" w:vAnchor="page" w:hAnchor="margin" w:y="1600"/>
                     <w:jc w:val="center"/>
                     <w:rPr>
                       <w:rFonts w:ascii="Tw Cen MT" w:hAnsi="Tw Cen MT"/>
@@ -4894,12 +5119,12 @@
               </w:tc>
               <w:tc>
                 <w:tcPr>
-                  <w:tcW w:w="2495" w:type="dxa"/>
-                  <w:vAlign w:val="center"/>
-                </w:tcPr>
-                <w:p>
-                  <w:pPr>
-                    <w:framePr w:hSpace="180" w:wrap="around" w:vAnchor="page" w:hAnchor="margin" w:y="2135"/>
+                  <w:tcW w:w="2041" w:type="dxa"/>
+                  <w:vAlign w:val="center"/>
+                </w:tcPr>
+                <w:p>
+                  <w:pPr>
+                    <w:framePr w:hSpace="180" w:wrap="around" w:vAnchor="page" w:hAnchor="margin" w:y="1600"/>
                     <w:rPr>
                       <w:rFonts w:ascii="Tw Cen MT" w:hAnsi="Tw Cen MT"/>
                       <w:sz w:val="20"/>
@@ -4918,11 +5143,11 @@
               </w:tc>
               <w:tc>
                 <w:tcPr>
-                  <w:tcW w:w="1098" w:type="dxa"/>
-                </w:tcPr>
-                <w:p>
-                  <w:pPr>
-                    <w:framePr w:hSpace="180" w:wrap="around" w:vAnchor="page" w:hAnchor="margin" w:y="2135"/>
+                  <w:tcW w:w="2041" w:type="dxa"/>
+                </w:tcPr>
+                <w:p>
+                  <w:pPr>
+                    <w:framePr w:hSpace="180" w:wrap="around" w:vAnchor="page" w:hAnchor="margin" w:y="1600"/>
                     <w:jc w:val="center"/>
                     <w:rPr>
                       <w:rFonts w:ascii="Tw Cen MT" w:hAnsi="Tw Cen MT"/>
@@ -4934,12 +5159,12 @@
             <w:tr>
               <w:tc>
                 <w:tcPr>
-                  <w:tcW w:w="1696" w:type="dxa"/>
-                  <w:vAlign w:val="center"/>
-                </w:tcPr>
-                <w:p>
-                  <w:pPr>
-                    <w:framePr w:hSpace="180" w:wrap="around" w:vAnchor="page" w:hAnchor="margin" w:y="2135"/>
+                  <w:tcW w:w="2041" w:type="dxa"/>
+                  <w:vAlign w:val="center"/>
+                </w:tcPr>
+                <w:p>
+                  <w:pPr>
+                    <w:framePr w:hSpace="180" w:wrap="around" w:vAnchor="page" w:hAnchor="margin" w:y="1600"/>
                     <w:jc w:val="center"/>
                     <w:rPr>
                       <w:rFonts w:ascii="Tw Cen MT" w:hAnsi="Tw Cen MT"/>
@@ -4959,35 +5184,45 @@
               </w:tc>
               <w:tc>
                 <w:tcPr>
-                  <w:tcW w:w="2495" w:type="dxa"/>
-                  <w:vAlign w:val="center"/>
-                </w:tcPr>
-                <w:p>
-                  <w:pPr>
-                    <w:framePr w:hSpace="180" w:wrap="around" w:vAnchor="page" w:hAnchor="margin" w:y="2135"/>
+                  <w:tcW w:w="2041" w:type="dxa"/>
+                  <w:vAlign w:val="center"/>
+                </w:tcPr>
+                <w:p>
+                  <w:pPr>
+                    <w:framePr w:hSpace="180" w:wrap="around" w:vAnchor="page" w:hAnchor="margin" w:y="1600"/>
                     <w:rPr>
                       <w:rFonts w:ascii="Tw Cen MT" w:hAnsi="Tw Cen MT"/>
                       <w:sz w:val="20"/>
                       <w:szCs w:val="20"/>
                     </w:rPr>
                   </w:pPr>
-                  <w:r>
-                    <w:rPr>
-                      <w:rFonts w:ascii="Tw Cen MT" w:hAnsi="Tw Cen MT" w:cstheme="minorHAnsi"/>
-                      <w:sz w:val="20"/>
-                      <w:szCs w:val="20"/>
-                    </w:rPr>
-                    <w:t>Hanzla Bhatti</w:t>
-                  </w:r>
-                </w:p>
-              </w:tc>
-              <w:tc>
-                <w:tcPr>
-                  <w:tcW w:w="1098" w:type="dxa"/>
-                </w:tcPr>
-                <w:p>
-                  <w:pPr>
-                    <w:framePr w:hSpace="180" w:wrap="around" w:vAnchor="page" w:hAnchor="margin" w:y="2135"/>
+                  <w:proofErr w:type="spellStart"/>
+                  <w:r>
+                    <w:rPr>
+                      <w:rFonts w:ascii="Tw Cen MT" w:hAnsi="Tw Cen MT" w:cstheme="minorHAnsi"/>
+                      <w:sz w:val="20"/>
+                      <w:szCs w:val="20"/>
+                    </w:rPr>
+                    <w:t>Hanzla</w:t>
+                  </w:r>
+                  <w:proofErr w:type="spellEnd"/>
+                  <w:r>
+                    <w:rPr>
+                      <w:rFonts w:ascii="Tw Cen MT" w:hAnsi="Tw Cen MT" w:cstheme="minorHAnsi"/>
+                      <w:sz w:val="20"/>
+                      <w:szCs w:val="20"/>
+                    </w:rPr>
+                    <w:t xml:space="preserve"> Bhatti</w:t>
+                  </w:r>
+                </w:p>
+              </w:tc>
+              <w:tc>
+                <w:tcPr>
+                  <w:tcW w:w="2041" w:type="dxa"/>
+                </w:tcPr>
+                <w:p>
+                  <w:pPr>
+                    <w:framePr w:hSpace="180" w:wrap="around" w:vAnchor="page" w:hAnchor="margin" w:y="1600"/>
                     <w:jc w:val="center"/>
                     <w:rPr>
                       <w:rFonts w:ascii="Tw Cen MT" w:hAnsi="Tw Cen MT"/>
@@ -4999,12 +5234,12 @@
             <w:tr>
               <w:tc>
                 <w:tcPr>
-                  <w:tcW w:w="1696" w:type="dxa"/>
-                  <w:vAlign w:val="center"/>
-                </w:tcPr>
-                <w:p>
-                  <w:pPr>
-                    <w:framePr w:hSpace="180" w:wrap="around" w:vAnchor="page" w:hAnchor="margin" w:y="2135"/>
+                  <w:tcW w:w="2041" w:type="dxa"/>
+                  <w:vAlign w:val="center"/>
+                </w:tcPr>
+                <w:p>
+                  <w:pPr>
+                    <w:framePr w:hSpace="180" w:wrap="around" w:vAnchor="page" w:hAnchor="margin" w:y="1600"/>
                     <w:jc w:val="center"/>
                     <w:rPr>
                       <w:rFonts w:ascii="Tw Cen MT" w:hAnsi="Tw Cen MT"/>
@@ -5024,12 +5259,12 @@
               </w:tc>
               <w:tc>
                 <w:tcPr>
-                  <w:tcW w:w="2495" w:type="dxa"/>
-                  <w:vAlign w:val="center"/>
-                </w:tcPr>
-                <w:p>
-                  <w:pPr>
-                    <w:framePr w:hSpace="180" w:wrap="around" w:vAnchor="page" w:hAnchor="margin" w:y="2135"/>
+                  <w:tcW w:w="2041" w:type="dxa"/>
+                  <w:vAlign w:val="center"/>
+                </w:tcPr>
+                <w:p>
+                  <w:pPr>
+                    <w:framePr w:hSpace="180" w:wrap="around" w:vAnchor="page" w:hAnchor="margin" w:y="1600"/>
                     <w:rPr>
                       <w:rFonts w:ascii="Tw Cen MT" w:hAnsi="Tw Cen MT"/>
                       <w:sz w:val="20"/>
@@ -5048,11 +5283,11 @@
               </w:tc>
               <w:tc>
                 <w:tcPr>
-                  <w:tcW w:w="1098" w:type="dxa"/>
-                </w:tcPr>
-                <w:p>
-                  <w:pPr>
-                    <w:framePr w:hSpace="180" w:wrap="around" w:vAnchor="page" w:hAnchor="margin" w:y="2135"/>
+                  <w:tcW w:w="2041" w:type="dxa"/>
+                </w:tcPr>
+                <w:p>
+                  <w:pPr>
+                    <w:framePr w:hSpace="180" w:wrap="around" w:vAnchor="page" w:hAnchor="margin" w:y="1600"/>
                     <w:jc w:val="center"/>
                     <w:rPr>
                       <w:rFonts w:ascii="Tw Cen MT" w:hAnsi="Tw Cen MT"/>
@@ -5075,7 +5310,7 @@
         </w:tc>
         <w:tc>
           <w:tcPr>
-            <w:tcW w:w="2318" w:type="dxa"/>
+            <w:tcW w:w="2693" w:type="dxa"/>
             <w:vAlign w:val="center"/>
           </w:tcPr>
           <w:p>
@@ -5085,6 +5320,8 @@
                 <w:rFonts w:ascii="Tw Cen MT" w:hAnsi="Tw Cen MT"/>
                 <w:b/>
                 <w:bCs/>
+                <w:i/>
+                <w:iCs/>
               </w:rPr>
             </w:pPr>
             <w:r>
@@ -5092,21 +5329,30 @@
                 <w:rFonts w:ascii="Tw Cen MT" w:hAnsi="Tw Cen MT"/>
                 <w:b/>
                 <w:bCs/>
-              </w:rPr>
-              <w:t>Web scrapping</w:t>
-            </w:r>
-            <w:r>
-              <w:rPr>
-                <w:rFonts w:ascii="Tw Cen MT" w:hAnsi="Tw Cen MT"/>
-                <w:b/>
-                <w:bCs/>
-              </w:rPr>
-              <w:t xml:space="preserve"> and Vocabulary</w:t>
+                <w:i/>
+                <w:iCs/>
+              </w:rPr>
+              <w:t>Web scrapping and Vocabulary</w:t>
             </w:r>
           </w:p>
         </w:tc>
       </w:tr>
     </w:tbl>
+    <w:p>
+      <w:pPr>
+        <w:tabs>
+          <w:tab w:val="left" w:pos="7490"/>
+        </w:tabs>
+        <w:spacing w:after="0"/>
+        <w:rPr>
+          <w:rFonts w:ascii="Tw Cen MT" w:hAnsi="Tw Cen MT" w:cstheme="majorBidi"/>
+          <w:b/>
+          <w:bCs/>
+          <w:sz w:val="2"/>
+          <w:szCs w:val="2"/>
+        </w:rPr>
+      </w:pPr>
+    </w:p>
     <w:p>
       <w:pPr>
         <w:tabs>
@@ -5118,9 +5364,9 @@
       </w:pPr>
     </w:p>
     <w:sectPr>
-      <w:headerReference w:type="default" r:id="rId6"/>
+      <w:headerReference w:type="default" r:id="rId7"/>
       <w:pgSz w:w="11906" w:h="16838"/>
-      <w:pgMar w:top="1440" w:right="1440" w:bottom="1440" w:left="1440" w:header="720" w:footer="720" w:gutter="0"/>
+      <w:pgMar w:top="720" w:right="720" w:bottom="720" w:left="720" w:header="720" w:footer="0" w:gutter="0"/>
       <w:pgBorders w:offsetFrom="page">
         <w:top w:val="threeDEngrave" w:sz="24" w:space="24" w:color="auto"/>
         <w:left w:val="threeDEngrave" w:sz="24" w:space="24" w:color="auto"/>
@@ -5191,25 +5437,65 @@
       <w:jc w:val="center"/>
       <w:rPr>
         <w:rFonts w:ascii="Arial Black" w:hAnsi="Arial Black" w:cstheme="majorBidi"/>
-        <w:sz w:val="32"/>
-        <w:szCs w:val="32"/>
+        <w:sz w:val="24"/>
+        <w:szCs w:val="24"/>
       </w:rPr>
     </w:pPr>
     <w:r>
       <w:rPr>
         <w:rFonts w:ascii="Arial Black" w:hAnsi="Arial Black" w:cstheme="majorBidi"/>
-        <w:sz w:val="32"/>
-        <w:szCs w:val="32"/>
+        <w:sz w:val="24"/>
+        <w:szCs w:val="24"/>
       </w:rPr>
       <w:t>Natural Language Processing</w:t>
     </w:r>
     <w:r>
       <w:rPr>
         <w:rFonts w:ascii="Arial Black" w:hAnsi="Arial Black" w:cstheme="majorBidi"/>
-        <w:sz w:val="32"/>
-        <w:szCs w:val="32"/>
+        <w:sz w:val="24"/>
+        <w:szCs w:val="24"/>
       </w:rPr>
       <w:t xml:space="preserve"> – Semester V</w:t>
+    </w:r>
+  </w:p>
+  <w:p>
+    <w:pPr>
+      <w:jc w:val="center"/>
+      <w:rPr>
+        <w:rFonts w:ascii="Arial Black" w:hAnsi="Arial Black" w:cstheme="majorBidi"/>
+        <w:sz w:val="24"/>
+        <w:szCs w:val="24"/>
+      </w:rPr>
+    </w:pPr>
+    <w:r>
+      <w:rPr>
+        <w:rFonts w:ascii="Tw Cen MT" w:hAnsi="Tw Cen MT" w:cstheme="majorBidi"/>
+        <w:b/>
+        <w:bCs/>
+        <w:sz w:val="24"/>
+        <w:szCs w:val="24"/>
+      </w:rPr>
+      <w:t>Projects</w:t>
+    </w:r>
+    <w:r>
+      <w:rPr>
+        <w:rFonts w:ascii="Tw Cen MT" w:hAnsi="Tw Cen MT" w:cstheme="majorBidi"/>
+        <w:b/>
+        <w:bCs/>
+        <w:sz w:val="24"/>
+        <w:szCs w:val="24"/>
+      </w:rPr>
+      <w:t xml:space="preserve"> List</w:t>
+    </w:r>
+    <w:r>
+      <w:rPr>
+        <w:rFonts w:ascii="Tw Cen MT" w:hAnsi="Tw Cen MT" w:cstheme="majorBidi"/>
+        <w:b/>
+        <w:bCs/>
+        <w:sz w:val="24"/>
+        <w:szCs w:val="24"/>
+      </w:rPr>
+      <w:t xml:space="preserve"> - Section A</w:t>
     </w:r>
   </w:p>
 </w:hdr>
@@ -6003,4 +6289,16 @@
     </a:ext>
   </a:extLst>
 </a:theme>
+</file>
+
+<file path=customXml/item1.xml><?xml version="1.0" encoding="utf-8"?>
+<b:Sources xmlns:b="http://schemas.openxmlformats.org/officeDocument/2006/bibliography" xmlns="http://schemas.openxmlformats.org/officeDocument/2006/bibliography" SelectedStyle="\CHICAGO.XSL" StyleName="Chicago" Version="16"/>
+</file>
+
+<file path=customXml/itemProps1.xml><?xml version="1.0" encoding="utf-8"?>
+<ds:datastoreItem xmlns:ds="http://schemas.openxmlformats.org/officeDocument/2006/customXml" ds:itemID="{017FF4E2-9452-4C84-B67E-7E827C87C474}">
+  <ds:schemaRefs>
+    <ds:schemaRef ds:uri="http://schemas.openxmlformats.org/officeDocument/2006/bibliography"/>
+  </ds:schemaRefs>
+</ds:datastoreItem>
 </file>